--- a/WP-Security-Style-Guide.docx
+++ b/WP-Security-Style-Guide.docx
@@ -60,7 +60,7 @@
         </w:p>
       </w:sdtContent>
     </w:sdt>
-    <w:bookmarkStart w:id="40" w:name="X36581bebeabca3416158536cdfb70d32280bdb0"/>
+    <w:bookmarkStart w:id="20" w:name="X36581bebeabca3416158536cdfb70d32280bdb0"/>
     <w:p>
       <w:pPr>
         <w:pStyle w:val="Heading2"/>
@@ -157,8 +157,8 @@
         <w:t xml:space="preserve">Effective security communication must go beyond awareness to foster behavioral change. We prioritize resilience—the ability to recover quickly from inevitable breaches—as much as prevention. Our goal is to make security practices habitual and deeply embedded in our organizational culture.</w:t>
       </w:r>
     </w:p>
-    <w:bookmarkEnd w:id="40"/>
-    <w:bookmarkStart w:id="41" w:name="invulnerability-dilemma-and-opportunity"/>
+    <w:bookmarkEnd w:id="20"/>
+    <w:bookmarkStart w:id="21" w:name="invulnerability-dilemma-and-opportunity"/>
     <w:p>
       <w:pPr>
         <w:pStyle w:val="Heading2"/>
@@ -215,8 +215,8 @@
         <w:t xml:space="preserve">Maximizing security — and trust — in open source requires exposing all our work (warts and all) to everyone for review (or exploitation) by anyone.</w:t>
       </w:r>
     </w:p>
-    <w:bookmarkEnd w:id="41"/>
-    <w:bookmarkStart w:id="49" w:name="X5418bea311ee78f0b13c4ebe983ce94ac3fa145"/>
+    <w:bookmarkEnd w:id="21"/>
+    <w:bookmarkStart w:id="29" w:name="X5418bea311ee78f0b13c4ebe983ce94ac3fa145"/>
     <w:p>
       <w:pPr>
         <w:pStyle w:val="Heading2"/>
@@ -225,7 +225,7 @@
         <w:t xml:space="preserve">3. Writing about Security and Vulnerabilities in WordPress</w:t>
       </w:r>
     </w:p>
-    <w:bookmarkStart w:id="42" w:name="lead-with-solutions-not-fear"/>
+    <w:bookmarkStart w:id="22" w:name="lead-with-solutions-not-fear"/>
     <w:p>
       <w:pPr>
         <w:pStyle w:val="Heading3"/>
@@ -268,8 +268,8 @@
         <w:t xml:space="preserve">When describing threats, always provide an actionable path forward. What knowledge, tools, or relationships will most effectively reduce the risk? Lead with that. When writing about incidents or breaches, extract the lesson and present it constructively. There is almost always an upside in what can be learned and improved.</w:t>
       </w:r>
     </w:p>
-    <w:bookmarkEnd w:id="42"/>
-    <w:bookmarkStart w:id="43" w:name="be-realistic-and-proportionate"/>
+    <w:bookmarkEnd w:id="22"/>
+    <w:bookmarkStart w:id="23" w:name="be-realistic-and-proportionate"/>
     <w:p>
       <w:pPr>
         <w:pStyle w:val="Heading3"/>
@@ -294,8 +294,8 @@
         <w:t xml:space="preserve">Remember that the vast majority of WordPress compromises trace back to a few recurring causes: weak or reused passwords, outdated plugins with known vulnerabilities, and neglected server environments. This is not new information for security professionals, but it is new for many WordPress users. Repeat these messages clearly and without condescension.</w:t>
       </w:r>
     </w:p>
-    <w:bookmarkEnd w:id="43"/>
-    <w:bookmarkStart w:id="44" w:name="Xcfc099f7104098fd5edafb3ab996e22e6d33712"/>
+    <w:bookmarkEnd w:id="23"/>
+    <w:bookmarkStart w:id="24" w:name="Xcfc099f7104098fd5edafb3ab996e22e6d33712"/>
     <w:p>
       <w:pPr>
         <w:pStyle w:val="Heading3"/>
@@ -407,8 +407,8 @@
         </w:tc>
       </w:tr>
     </w:tbl>
-    <w:bookmarkEnd w:id="44"/>
-    <w:bookmarkStart w:id="45" w:name="make-security-accessible-and-engaging"/>
+    <w:bookmarkEnd w:id="24"/>
+    <w:bookmarkStart w:id="25" w:name="make-security-accessible-and-engaging"/>
     <w:p>
       <w:pPr>
         <w:pStyle w:val="Heading3"/>
@@ -425,8 +425,8 @@
         <w:t xml:space="preserve">Write for the WordPress user who is still learning. Security topics can be dry, intimidating, or both. Work to make them interesting, practical, and empowering. Use clear examples, relatable scenarios, and plain language. If a concept requires technical depth, build up to it. Always define terms on first use.</w:t>
       </w:r>
     </w:p>
-    <w:bookmarkEnd w:id="45"/>
-    <w:bookmarkStart w:id="46" w:name="X1ad13bd7d1d9c25b0406f901209771e97ba90a1"/>
+    <w:bookmarkEnd w:id="25"/>
+    <w:bookmarkStart w:id="26" w:name="X1ad13bd7d1d9c25b0406f901209771e97ba90a1"/>
     <w:p>
       <w:pPr>
         <w:pStyle w:val="Heading3"/>
@@ -808,8 +808,8 @@
         </w:tc>
       </w:tr>
     </w:tbl>
-    <w:bookmarkEnd w:id="46"/>
-    <w:bookmarkStart w:id="47" w:name="X21d2ade708a14b9d78b7e768b249a446b9f4b3f"/>
+    <w:bookmarkEnd w:id="26"/>
+    <w:bookmarkStart w:id="27" w:name="X21d2ade708a14b9d78b7e768b249a446b9f4b3f"/>
     <w:p>
       <w:pPr>
         <w:pStyle w:val="Heading3"/>
@@ -958,7 +958,7 @@
         <w:t xml:space="preserve"> </w:t>
       </w:r>
       <w:r>
-        <w:t xml:space="preserve">against a framework (e.g., SOC 2 Type II) or</w:t>
+        <w:t xml:space="preserve">against a framework (e.g., ISO/IEC 27001) or</w:t>
       </w:r>
       <w:r>
         <w:t xml:space="preserve"> </w:t>
@@ -974,11 +974,50 @@
         <w:t xml:space="preserve"> </w:t>
       </w:r>
       <w:r>
-        <w:t xml:space="preserve">with its principles without formal certification. Use the correct term.</w:t>
-      </w:r>
-    </w:p>
-    <w:bookmarkEnd w:id="47"/>
-    <w:bookmarkStart w:id="48" w:name="Xb87176eaf66104c330f04b7e85a4df76333b7ad"/>
+        <w:t xml:space="preserve">with its principles without formal certification. Use the correct term. Not every assurance outcome is a certification: SOC 2 produces an</w:t>
+      </w:r>
+      <w:r>
+        <w:t xml:space="preserve"> </w:t>
+      </w:r>
+      <w:r>
+        <w:rPr>
+          <w:i/>
+          <w:iCs/>
+        </w:rPr>
+        <w:t xml:space="preserve">attestation report</w:t>
+      </w:r>
+      <w:r>
+        <w:t xml:space="preserve">, PCI DSS produces a</w:t>
+      </w:r>
+      <w:r>
+        <w:t xml:space="preserve"> </w:t>
+      </w:r>
+      <w:r>
+        <w:rPr>
+          <w:i/>
+          <w:iCs/>
+        </w:rPr>
+        <w:t xml:space="preserve">validation</w:t>
+      </w:r>
+      <w:r>
+        <w:t xml:space="preserve">, and FedRAMP grants an</w:t>
+      </w:r>
+      <w:r>
+        <w:t xml:space="preserve"> </w:t>
+      </w:r>
+      <w:r>
+        <w:rPr>
+          <w:i/>
+          <w:iCs/>
+        </w:rPr>
+        <w:t xml:space="preserve">authorization</w:t>
+      </w:r>
+      <w:r>
+        <w:t xml:space="preserve">.</w:t>
+      </w:r>
+    </w:p>
+    <w:bookmarkEnd w:id="27"/>
+    <w:bookmarkStart w:id="28" w:name="Xb87176eaf66104c330f04b7e85a4df76333b7ad"/>
     <w:p>
       <w:pPr>
         <w:pStyle w:val="Heading3"/>
@@ -1324,9 +1363,9 @@
         </w:tc>
       </w:tr>
     </w:tbl>
-    <w:bookmarkEnd w:id="48"/>
-    <w:bookmarkEnd w:id="49"/>
-    <w:bookmarkStart w:id="55" w:name="audience-voice-and-tone"/>
+    <w:bookmarkEnd w:id="28"/>
+    <w:bookmarkEnd w:id="29"/>
+    <w:bookmarkStart w:id="35" w:name="audience-voice-and-tone"/>
     <w:p>
       <w:pPr>
         <w:pStyle w:val="Heading2"/>
@@ -1335,7 +1374,7 @@
         <w:t xml:space="preserve">4. Audience, Voice, and Tone</w:t>
       </w:r>
     </w:p>
-    <w:bookmarkStart w:id="50" w:name="know-your-audiences"/>
+    <w:bookmarkStart w:id="30" w:name="know-your-audiences"/>
     <w:p>
       <w:pPr>
         <w:pStyle w:val="Heading3"/>
@@ -1423,8 +1462,8 @@
         <w:t xml:space="preserve">Anything you publish may be someone’s first introduction not only to WordPress security, but to WordPress as a project and community. Write to build trust, invite participation, and leave the reader better equipped than you found them.</w:t>
       </w:r>
     </w:p>
-    <w:bookmarkEnd w:id="50"/>
-    <w:bookmarkStart w:id="52" w:name="voice"/>
+    <w:bookmarkEnd w:id="30"/>
+    <w:bookmarkStart w:id="32" w:name="voice"/>
     <w:p>
       <w:pPr>
         <w:pStyle w:val="Heading3"/>
@@ -1443,7 +1482,7 @@
       <w:r>
         <w:t xml:space="preserve"> </w:t>
       </w:r>
-      <w:hyperlink r:id="rId51">
+      <w:hyperlink r:id="rId31">
         <w:r>
           <w:rPr>
             <w:rStyle w:val="Hyperlink"/>
@@ -1571,8 +1610,8 @@
         <w:t xml:space="preserve">— reflecting the open-source values of transparency, collaboration, and shared responsibility.</w:t>
       </w:r>
     </w:p>
-    <w:bookmarkEnd w:id="52"/>
-    <w:bookmarkStart w:id="53" w:name="tone"/>
+    <w:bookmarkEnd w:id="32"/>
+    <w:bookmarkStart w:id="33" w:name="tone"/>
     <w:p>
       <w:pPr>
         <w:pStyle w:val="Heading3"/>
@@ -1709,8 +1748,8 @@
         <w:t xml:space="preserve">Thought leadership: reflective, well-sourced, open to nuance and debate.</w:t>
       </w:r>
     </w:p>
-    <w:bookmarkEnd w:id="53"/>
-    <w:bookmarkStart w:id="54" w:name="wordpress-voice-baseline"/>
+    <w:bookmarkEnd w:id="33"/>
+    <w:bookmarkStart w:id="34" w:name="wordpress-voice-baseline"/>
     <w:p>
       <w:pPr>
         <w:pStyle w:val="Heading3"/>
@@ -1859,9 +1898,9 @@
         <w:t xml:space="preserve">— write as if this may be the reader’s first experience with WordPress and its community norms.</w:t>
       </w:r>
     </w:p>
-    <w:bookmarkEnd w:id="54"/>
-    <w:bookmarkEnd w:id="55"/>
-    <w:bookmarkStart w:id="60" w:name="inclusive-communication"/>
+    <w:bookmarkEnd w:id="34"/>
+    <w:bookmarkEnd w:id="35"/>
+    <w:bookmarkStart w:id="40" w:name="inclusive-communication"/>
     <w:p>
       <w:pPr>
         <w:pStyle w:val="Heading2"/>
@@ -1870,7 +1909,7 @@
         <w:t xml:space="preserve">5. Inclusive Communication</w:t>
       </w:r>
     </w:p>
-    <w:bookmarkStart w:id="56" w:name="bring-outsiders-in"/>
+    <w:bookmarkStart w:id="36" w:name="bring-outsiders-in"/>
     <w:p>
       <w:pPr>
         <w:pStyle w:val="Heading3"/>
@@ -1895,8 +1934,8 @@
         <w:t xml:space="preserve">Prefer shorter sentences over dense clause-stacking. Avoid sarcasm, insider banter, and idioms that may confuse international readers or make the writing feel exclusionary. Action-oriented language is usually better than blame-oriented language.</w:t>
       </w:r>
     </w:p>
-    <w:bookmarkEnd w:id="56"/>
-    <w:bookmarkStart w:id="57" w:name="language-choices"/>
+    <w:bookmarkEnd w:id="36"/>
+    <w:bookmarkStart w:id="37" w:name="language-choices"/>
     <w:p>
       <w:pPr>
         <w:pStyle w:val="Heading3"/>
@@ -2138,8 +2177,8 @@
         <w:t xml:space="preserve">which has positive connotations in many technical communities.</w:t>
       </w:r>
     </w:p>
-    <w:bookmarkEnd w:id="57"/>
-    <w:bookmarkStart w:id="58" w:name="wordpress-specific-terminology"/>
+    <w:bookmarkEnd w:id="37"/>
+    <w:bookmarkStart w:id="38" w:name="wordpress-specific-terminology"/>
     <w:p>
       <w:pPr>
         <w:pStyle w:val="Heading3"/>
@@ -2333,8 +2372,8 @@
         <w:t xml:space="preserve">— WordPress’s built-in mechanism for applying updates automatically. Hyphenated.</w:t>
       </w:r>
     </w:p>
-    <w:bookmarkEnd w:id="58"/>
-    <w:bookmarkStart w:id="59" w:name="before-you-publish"/>
+    <w:bookmarkEnd w:id="38"/>
+    <w:bookmarkStart w:id="39" w:name="before-you-publish"/>
     <w:p>
       <w:pPr>
         <w:pStyle w:val="Heading3"/>
@@ -2439,9 +2478,9 @@
         <w:t xml:space="preserve">when the audience includes regular contributors, maintainers, or communications staff?</w:t>
       </w:r>
     </w:p>
-    <w:bookmarkEnd w:id="59"/>
-    <w:bookmarkEnd w:id="60"/>
-    <w:bookmarkStart w:id="66" w:name="technical-formatting-guidelines"/>
+    <w:bookmarkEnd w:id="39"/>
+    <w:bookmarkEnd w:id="40"/>
+    <w:bookmarkStart w:id="46" w:name="technical-formatting-guidelines"/>
     <w:p>
       <w:pPr>
         <w:pStyle w:val="Heading2"/>
@@ -2450,7 +2489,7 @@
         <w:t xml:space="preserve">6. Technical Formatting Guidelines</w:t>
       </w:r>
     </w:p>
-    <w:bookmarkStart w:id="61" w:name="two-font-system"/>
+    <w:bookmarkStart w:id="41" w:name="two-font-system"/>
     <w:p>
       <w:pPr>
         <w:pStyle w:val="Heading3"/>
@@ -2545,8 +2584,8 @@
         <w:t xml:space="preserve">.</w:t>
       </w:r>
     </w:p>
-    <w:bookmarkEnd w:id="61"/>
-    <w:bookmarkStart w:id="62" w:name="when-to-use-monospace"/>
+    <w:bookmarkEnd w:id="41"/>
+    <w:bookmarkStart w:id="42" w:name="when-to-use-monospace"/>
     <w:p>
       <w:pPr>
         <w:pStyle w:val="Heading3"/>
@@ -2798,8 +2837,8 @@
         <w:t xml:space="preserve">).</w:t>
       </w:r>
     </w:p>
-    <w:bookmarkEnd w:id="62"/>
-    <w:bookmarkStart w:id="63" w:name="when-to-use-normal-font"/>
+    <w:bookmarkEnd w:id="42"/>
+    <w:bookmarkStart w:id="43" w:name="when-to-use-normal-font"/>
     <w:p>
       <w:pPr>
         <w:pStyle w:val="Heading3"/>
@@ -2852,8 +2891,8 @@
         <w:t xml:space="preserve">Error messages and security prompts when quoting them for a non-technical audience (use quotation marks).</w:t>
       </w:r>
     </w:p>
-    <w:bookmarkEnd w:id="63"/>
-    <w:bookmarkStart w:id="64" w:name="bold-and-emphasis"/>
+    <w:bookmarkEnd w:id="43"/>
+    <w:bookmarkStart w:id="44" w:name="bold-and-emphasis"/>
     <w:p>
       <w:pPr>
         <w:pStyle w:val="Heading3"/>
@@ -2870,8 +2909,8 @@
         <w:t xml:space="preserve">Use bold sparingly for key terms being defined, important warnings, and UI elements the reader needs to find and click. Use italics for emphasis, titles of publications, and introducing new terms in running text.</w:t>
       </w:r>
     </w:p>
-    <w:bookmarkEnd w:id="64"/>
-    <w:bookmarkStart w:id="65" w:name="acronyms"/>
+    <w:bookmarkEnd w:id="44"/>
+    <w:bookmarkStart w:id="45" w:name="acronyms"/>
     <w:p>
       <w:pPr>
         <w:pStyle w:val="Heading3"/>
@@ -2888,9 +2927,9 @@
         <w:t xml:space="preserve">Spell out acronyms on first use, followed by the abbreviation in parentheses: cross-site scripting (XSS), two-factor authentication (2FA). Use the acronym alone in subsequent references. If the acronym is more widely recognized than the full form (e.g., SQL, HTML, SSH), the spelled-out version can be omitted for technical audiences.</w:t>
       </w:r>
     </w:p>
-    <w:bookmarkEnd w:id="65"/>
-    <w:bookmarkEnd w:id="66"/>
-    <w:bookmarkStart w:id="76" w:name="writing-about-vulnerabilities"/>
+    <w:bookmarkEnd w:id="45"/>
+    <w:bookmarkEnd w:id="46"/>
+    <w:bookmarkStart w:id="56" w:name="writing-about-vulnerabilities"/>
     <w:p>
       <w:pPr>
         <w:pStyle w:val="Heading2"/>
@@ -2899,7 +2938,7 @@
         <w:t xml:space="preserve">7. Writing about Vulnerabilities</w:t>
       </w:r>
     </w:p>
-    <w:bookmarkStart w:id="67" w:name="disclosure-and-reporting"/>
+    <w:bookmarkStart w:id="47" w:name="disclosure-and-reporting"/>
     <w:p>
       <w:pPr>
         <w:pStyle w:val="Heading3"/>
@@ -3126,8 +3165,8 @@
         <w:t xml:space="preserve">or later to resolve this issue. [Credit to researcher/team for responsible disclosure.]</w:t>
       </w:r>
     </w:p>
-    <w:bookmarkEnd w:id="67"/>
-    <w:bookmarkStart w:id="69" w:name="severity-language"/>
+    <w:bookmarkEnd w:id="47"/>
+    <w:bookmarkStart w:id="49" w:name="severity-language"/>
     <w:p>
       <w:pPr>
         <w:pStyle w:val="Heading3"/>
@@ -3146,7 +3185,7 @@
       <w:r>
         <w:t xml:space="preserve"> </w:t>
       </w:r>
-      <w:hyperlink r:id="rId68">
+      <w:hyperlink r:id="rId48">
         <w:r>
           <w:rPr>
             <w:rStyle w:val="Hyperlink"/>
@@ -3180,6 +3219,14 @@
       </w:r>
       <w:r>
         <w:t xml:space="preserve">). Reporting requirements vary based on this assessment:</w:t>
+      </w:r>
+    </w:p>
+    <w:p>
+      <w:pPr>
+        <w:pStyle w:val="BodyText"/>
+      </w:pPr>
+      <w:r>
+        <w:t xml:space="preserve">The communication channels named below are an example from a product-company workflow. Keep the severity language; adapt the channels and decision-makers to your own organization (see §9).</w:t>
       </w:r>
     </w:p>
     <w:p>
@@ -3327,7 +3374,7 @@
                 <w:b/>
                 <w:bCs/>
               </w:rPr>
-              <w:t xml:space="preserve">Default Communication Channel</w:t>
+              <w:t xml:space="preserve">Example Communication Channel</w:t>
             </w:r>
           </w:p>
         </w:tc>
@@ -3577,8 +3624,8 @@
         <w:t xml:space="preserve">While these severity levels mean different things for our customers, all vulnerability communications should follow the same professional procedures.</w:t>
       </w:r>
     </w:p>
-    <w:bookmarkEnd w:id="69"/>
-    <w:bookmarkStart w:id="71" w:name="avoiding-sensationalism"/>
+    <w:bookmarkEnd w:id="49"/>
+    <w:bookmarkStart w:id="51" w:name="avoiding-sensationalism"/>
     <w:p>
       <w:pPr>
         <w:pStyle w:val="Heading3"/>
@@ -3745,7 +3792,7 @@
       <w:r>
         <w:t xml:space="preserve"> </w:t>
       </w:r>
-      <w:hyperlink r:id="rId70">
+      <w:hyperlink r:id="rId50">
         <w:r>
           <w:rPr>
             <w:rStyle w:val="Hyperlink"/>
@@ -3781,8 +3828,8 @@
         <w:t xml:space="preserve">) to help readers gauge real-world urgency beyond theoretical severity.</w:t>
       </w:r>
     </w:p>
-    <w:bookmarkEnd w:id="71"/>
-    <w:bookmarkStart w:id="72" w:name="X69a7983f63bcc4948a21d5a47945f9e0c13289a"/>
+    <w:bookmarkEnd w:id="51"/>
+    <w:bookmarkStart w:id="52" w:name="X69a7983f63bcc4948a21d5a47945f9e0c13289a"/>
     <w:p>
       <w:pPr>
         <w:pStyle w:val="Heading3"/>
@@ -3865,8 +3912,8 @@
         <w:t xml:space="preserve">follow a similar pattern to plugins but receive less public attention. Provide the same level of specificity—name the theme, the affected versions, and the fix.</w:t>
       </w:r>
     </w:p>
-    <w:bookmarkEnd w:id="72"/>
-    <w:bookmarkStart w:id="73" w:name="Xa93930522491a5775bc66f78a0f440e6e308200"/>
+    <w:bookmarkEnd w:id="52"/>
+    <w:bookmarkStart w:id="53" w:name="Xa93930522491a5775bc66f78a0f440e6e308200"/>
     <w:p>
       <w:pPr>
         <w:pStyle w:val="Heading3"/>
@@ -3919,8 +3966,8 @@
         <w:t xml:space="preserve">Never editorialize about a plugin author’s competence or responsiveness. Stick to what happened, what was fixed, and what users should do.</w:t>
       </w:r>
     </w:p>
-    <w:bookmarkEnd w:id="73"/>
-    <w:bookmarkStart w:id="74" w:name="operational-policy-boundary"/>
+    <w:bookmarkEnd w:id="53"/>
+    <w:bookmarkStart w:id="54" w:name="operational-policy-boundary"/>
     <w:p>
       <w:pPr>
         <w:pStyle w:val="Heading3"/>
@@ -3966,8 +4013,8 @@
         <w:t xml:space="preserve">during a vulnerability response are maintained separately in §9 (Operational Appendix). This separation ensures the style guidance remains stable even as internal workflows evolve.</w:t>
       </w:r>
     </w:p>
-    <w:bookmarkEnd w:id="74"/>
-    <w:bookmarkStart w:id="75" w:name="writing-about-supply-chain-incidents"/>
+    <w:bookmarkEnd w:id="54"/>
+    <w:bookmarkStart w:id="55" w:name="writing-about-supply-chain-incidents"/>
     <w:p>
       <w:pPr>
         <w:pStyle w:val="Heading3"/>
@@ -4101,9 +4148,9 @@
         <w:t xml:space="preserve">advice is insufficient for supply chain incidents. Specify whether the plugin should be updated, replaced, or removed entirely—and whether affected sites need a malware scan or password reset.</w:t>
       </w:r>
     </w:p>
-    <w:bookmarkEnd w:id="75"/>
-    <w:bookmarkEnd w:id="76"/>
-    <w:bookmarkStart w:id="79" w:name="glossary-of-wordpress-security-terms"/>
+    <w:bookmarkEnd w:id="55"/>
+    <w:bookmarkEnd w:id="56"/>
+    <w:bookmarkStart w:id="59" w:name="glossary-of-wordpress-security-terms"/>
     <w:p>
       <w:pPr>
         <w:pStyle w:val="Heading2"/>
@@ -4117,7 +4164,7 @@
         <w:pStyle w:val="FirstParagraph"/>
       </w:pPr>
       <w:r>
-        <w:t xml:space="preserve">This glossary defines security-related terms as they are used in the WordPress ecosystem. Terms are listed alphabetically. Where a term has both a general and a WordPress-specific meaning, the WordPress usage is emphasized.</w:t>
+        <w:t xml:space="preserve">This glossary defines security-related terms as they are used in the WordPress ecosystem. Terms are listed alphabetically, letter by letter, ignoring case, spaces, and punctuation. Where a term has both a general and a WordPress-specific meaning, the WordPress usage is emphasized.</w:t>
       </w:r>
     </w:p>
     <w:p>
@@ -4147,6 +4194,129 @@
           <w:b/>
           <w:bCs/>
         </w:rPr>
+        <w:t xml:space="preserve">Abilities API</w:t>
+      </w:r>
+      <w:r>
+        <w:t xml:space="preserve"> </w:t>
+      </w:r>
+      <w:r>
+        <w:t xml:space="preserve">— A WordPress interface for registering and executing named abilities that software can use to interact with WordPress. In WordPress 7.0, the client-side implementation integrates with server-registered abilities through the</w:t>
+      </w:r>
+      <w:r>
+        <w:t xml:space="preserve"> </w:t>
+      </w:r>
+      <w:r>
+        <w:rPr>
+          <w:rStyle w:val="VerbatimChar"/>
+        </w:rPr>
+        <w:t xml:space="preserve">/wp-abilities/v1/</w:t>
+      </w:r>
+      <w:r>
+        <w:t xml:space="preserve"> </w:t>
+      </w:r>
+      <w:r>
+        <w:t xml:space="preserve">REST API and is explicitly intended for AI agents, workflow automation tools, and plugins. WordPress 7.1 added a</w:t>
+      </w:r>
+      <w:r>
+        <w:t xml:space="preserve"> </w:t>
+      </w:r>
+      <w:r>
+        <w:rPr>
+          <w:rStyle w:val="VerbatimChar"/>
+        </w:rPr>
+        <w:t xml:space="preserve">public</w:t>
+      </w:r>
+      <w:r>
+        <w:t xml:space="preserve"> </w:t>
+      </w:r>
+      <w:r>
+        <w:t xml:space="preserve">metadata flag that controls exposure to external clients, and execution lifecycle filters that other code can use to short-circuit an ability or override its permission result. When writing about it in security contexts, frame it as an authorization and capability boundary, not just a convenience feature: exposure flags (</w:t>
+      </w:r>
+      <w:r>
+        <w:rPr>
+          <w:rStyle w:val="VerbatimChar"/>
+        </w:rPr>
+        <w:t xml:space="preserve">public</w:t>
+      </w:r>
+      <w:r>
+        <w:t xml:space="preserve">,</w:t>
+      </w:r>
+      <w:r>
+        <w:t xml:space="preserve"> </w:t>
+      </w:r>
+      <w:r>
+        <w:rPr>
+          <w:rStyle w:val="VerbatimChar"/>
+        </w:rPr>
+        <w:t xml:space="preserve">show_in_rest</w:t>
+      </w:r>
+      <w:r>
+        <w:t xml:space="preserve">) control discovery, and only the ability’s</w:t>
+      </w:r>
+      <w:r>
+        <w:t xml:space="preserve"> </w:t>
+      </w:r>
+      <w:r>
+        <w:rPr>
+          <w:rStyle w:val="VerbatimChar"/>
+        </w:rPr>
+        <w:t xml:space="preserve">permission_callback</w:t>
+      </w:r>
+      <w:r>
+        <w:t xml:space="preserve"> </w:t>
+      </w:r>
+      <w:r>
+        <w:t xml:space="preserve">controls authorization. See also:</w:t>
+      </w:r>
+      <w:r>
+        <w:t xml:space="preserve"> </w:t>
+      </w:r>
+      <w:r>
+        <w:rPr>
+          <w:i/>
+          <w:iCs/>
+        </w:rPr>
+        <w:t xml:space="preserve">authorization</w:t>
+      </w:r>
+      <w:r>
+        <w:t xml:space="preserve">,</w:t>
+      </w:r>
+      <w:r>
+        <w:t xml:space="preserve"> </w:t>
+      </w:r>
+      <w:r>
+        <w:rPr>
+          <w:i/>
+          <w:iCs/>
+        </w:rPr>
+        <w:t xml:space="preserve">capability</w:t>
+      </w:r>
+      <w:r>
+        <w:t xml:space="preserve">,</w:t>
+      </w:r>
+      <w:r>
+        <w:t xml:space="preserve"> </w:t>
+      </w:r>
+      <w:r>
+        <w:rPr>
+          <w:i/>
+          <w:iCs/>
+        </w:rPr>
+        <w:t xml:space="preserve">REST API</w:t>
+      </w:r>
+      <w:r>
+        <w:t xml:space="preserve">.</w:t>
+      </w:r>
+    </w:p>
+    <w:p>
+      <w:pPr>
+        <w:pStyle w:val="BodyText"/>
+      </w:pPr>
+      <w:r>
+        <w:rPr>
+          <w:b/>
+          <w:bCs/>
+        </w:rPr>
         <w:t xml:space="preserve">Account takeover (ATO)</w:t>
       </w:r>
       <w:r>
@@ -4204,13 +4374,286 @@
           <w:b/>
           <w:bCs/>
         </w:rPr>
+        <w:t xml:space="preserve">Action-gated reauthentication</w:t>
+      </w:r>
+      <w:r>
+        <w:t xml:space="preserve"> </w:t>
+      </w:r>
+      <w:r>
+        <w:t xml:space="preserve">— A security mechanism that requires a user to re-verify their identity (usually via password and 2FA) specifically before performing a sensitive or destructive action, such as installing a plugin, deleting a theme, or changing user roles. Also known as</w:t>
+      </w:r>
+      <w:r>
+        <w:t xml:space="preserve"> </w:t>
+      </w:r>
+      <w:r>
+        <w:t xml:space="preserve">“sudo mode.”</w:t>
+      </w:r>
+    </w:p>
+    <w:p>
+      <w:pPr>
+        <w:pStyle w:val="BodyText"/>
+      </w:pPr>
+      <w:r>
+        <w:rPr>
+          <w:b/>
+          <w:bCs/>
+        </w:rPr>
+        <w:t xml:space="preserve">Admin (role)</w:t>
+      </w:r>
+      <w:r>
+        <w:t xml:space="preserve"> </w:t>
+      </w:r>
+      <w:r>
+        <w:t xml:space="preserve">— The highest default user role in a single-site WordPress installation. Administrators can install plugins, modify themes, manage users, and change site settings. On a Multisite network, the equivalent is Super Admin.</w:t>
+      </w:r>
+    </w:p>
+    <w:p>
+      <w:pPr>
+        <w:pStyle w:val="BodyText"/>
+      </w:pPr>
+      <w:r>
+        <w:rPr>
+          <w:b/>
+          <w:bCs/>
+        </w:rPr>
+        <w:t xml:space="preserve">AI Client</w:t>
+      </w:r>
+      <w:r>
+        <w:t xml:space="preserve"> </w:t>
+      </w:r>
+      <w:r>
+        <w:t xml:space="preserve">— The provider-agnostic abstraction layer for AI providers and prompt execution introduced in WordPress 7.0. The PHP SDK and its WordPress wrapper (</w:t>
+      </w:r>
+      <w:r>
+        <w:rPr>
+          <w:rStyle w:val="VerbatimChar"/>
+        </w:rPr>
+        <w:t xml:space="preserve">wp_ai_client_prompt()</w:t>
+      </w:r>
+      <w:r>
+        <w:t xml:space="preserve">) ship in core. The JavaScript API and its REST endpoints are core-adjacent: they are distributed separately in the</w:t>
+      </w:r>
+      <w:r>
+        <w:t xml:space="preserve"> </w:t>
+      </w:r>
+      <w:r>
+        <w:rPr>
+          <w:rStyle w:val="VerbatimChar"/>
+        </w:rPr>
+        <w:t xml:space="preserve">wp-ai-client</w:t>
+      </w:r>
+      <w:r>
+        <w:t xml:space="preserve"> </w:t>
+      </w:r>
+      <w:r>
+        <w:t xml:space="preserve">package, and core bundles no provider plugins. In security writing, say which of these is meant, and distinguish the AI Client from third-party provider plugins and from browser-side JavaScript wrappers. The main security questions are authorization, provider governance, output handling, and secret management rather than feature novelty. See also:</w:t>
+      </w:r>
+      <w:r>
+        <w:t xml:space="preserve"> </w:t>
+      </w:r>
+      <w:r>
+        <w:rPr>
+          <w:i/>
+          <w:iCs/>
+        </w:rPr>
         <w:t xml:space="preserve">Abilities API</w:t>
       </w:r>
       <w:r>
-        <w:t xml:space="preserve"> </w:t>
-      </w:r>
-      <w:r>
-        <w:t xml:space="preserve">— A WordPress interface for registering and executing named abilities that software can use to interact with WordPress. In WordPress 7.0, the client-side implementation integrates with server-registered abilities through the</w:t>
+        <w:t xml:space="preserve">,</w:t>
+      </w:r>
+      <w:r>
+        <w:t xml:space="preserve"> </w:t>
+      </w:r>
+      <w:r>
+        <w:rPr>
+          <w:i/>
+          <w:iCs/>
+        </w:rPr>
+        <w:t xml:space="preserve">authorization</w:t>
+      </w:r>
+      <w:r>
+        <w:t xml:space="preserve">,</w:t>
+      </w:r>
+      <w:r>
+        <w:t xml:space="preserve"> </w:t>
+      </w:r>
+      <w:r>
+        <w:rPr>
+          <w:i/>
+          <w:iCs/>
+        </w:rPr>
+        <w:t xml:space="preserve">Connector</w:t>
+      </w:r>
+      <w:r>
+        <w:t xml:space="preserve">,</w:t>
+      </w:r>
+      <w:r>
+        <w:t xml:space="preserve"> </w:t>
+      </w:r>
+      <w:r>
+        <w:rPr>
+          <w:i/>
+          <w:iCs/>
+        </w:rPr>
+        <w:t xml:space="preserve">Core-adjacent</w:t>
+      </w:r>
+      <w:r>
+        <w:t xml:space="preserve">,</w:t>
+      </w:r>
+      <w:r>
+        <w:t xml:space="preserve"> </w:t>
+      </w:r>
+      <w:r>
+        <w:rPr>
+          <w:i/>
+          <w:iCs/>
+        </w:rPr>
+        <w:t xml:space="preserve">prompt injection</w:t>
+      </w:r>
+      <w:r>
+        <w:t xml:space="preserve">.</w:t>
+      </w:r>
+    </w:p>
+    <w:p>
+      <w:pPr>
+        <w:pStyle w:val="BodyText"/>
+      </w:pPr>
+      <w:r>
+        <w:rPr>
+          <w:b/>
+          <w:bCs/>
+        </w:rPr>
+        <w:t xml:space="preserve">AICPA</w:t>
+      </w:r>
+      <w:r>
+        <w:t xml:space="preserve"> </w:t>
+      </w:r>
+      <w:r>
+        <w:t xml:space="preserve">— American Institute of Certified Public Accountants. A U.S.-based professional association that develops auditing and attestation standards, including the Trust Services Criteria used in SOC 2 reporting.</w:t>
+      </w:r>
+    </w:p>
+    <w:p>
+      <w:pPr>
+        <w:pStyle w:val="BodyText"/>
+      </w:pPr>
+      <w:r>
+        <w:rPr>
+          <w:b/>
+          <w:bCs/>
+        </w:rPr>
+        <w:t xml:space="preserve">AIDE (Advanced Intrusion Detection Environment)</w:t>
+      </w:r>
+      <w:r>
+        <w:t xml:space="preserve"> </w:t>
+      </w:r>
+      <w:r>
+        <w:t xml:space="preserve">— A server-level file integrity monitoring tool that builds a database of file attributes and checksums at a known-good baseline state, then detects unauthorized changes by periodic comparison. One of the server-side FIM options referenced in the Benchmark alongside OSSEC and Tripwire. See also:</w:t>
+      </w:r>
+      <w:r>
+        <w:t xml:space="preserve"> </w:t>
+      </w:r>
+      <w:r>
+        <w:rPr>
+          <w:i/>
+          <w:iCs/>
+        </w:rPr>
+        <w:t xml:space="preserve">file integrity monitoring</w:t>
+      </w:r>
+      <w:r>
+        <w:t xml:space="preserve">.</w:t>
+      </w:r>
+    </w:p>
+    <w:p>
+      <w:pPr>
+        <w:pStyle w:val="BodyText"/>
+      </w:pPr>
+      <w:r>
+        <w:rPr>
+          <w:b/>
+          <w:bCs/>
+        </w:rPr>
+        <w:t xml:space="preserve">AI-generated phishing</w:t>
+      </w:r>
+      <w:r>
+        <w:t xml:space="preserve"> </w:t>
+      </w:r>
+      <w:r>
+        <w:t xml:space="preserve">— Phishing content produced using large language models (LLMs) or other generative AI tools, typically more convincing and personalized than template-based phishing. IBM’s Cost of a Data Breach Report (2025) attributed 37% of AI-driven breaches to this vector. See also:</w:t>
+      </w:r>
+      <w:r>
+        <w:t xml:space="preserve"> </w:t>
+      </w:r>
+      <w:r>
+        <w:rPr>
+          <w:i/>
+          <w:iCs/>
+        </w:rPr>
+        <w:t xml:space="preserve">phishing</w:t>
+      </w:r>
+      <w:r>
+        <w:t xml:space="preserve">,</w:t>
+      </w:r>
+      <w:r>
+        <w:t xml:space="preserve"> </w:t>
+      </w:r>
+      <w:r>
+        <w:rPr>
+          <w:i/>
+          <w:iCs/>
+        </w:rPr>
+        <w:t xml:space="preserve">prompt injection</w:t>
+      </w:r>
+      <w:r>
+        <w:t xml:space="preserve">.</w:t>
+      </w:r>
+    </w:p>
+    <w:p>
+      <w:pPr>
+        <w:pStyle w:val="BodyText"/>
+      </w:pPr>
+      <w:r>
+        <w:rPr>
+          <w:b/>
+          <w:bCs/>
+        </w:rPr>
+        <w:t xml:space="preserve">AI-powered tool</w:t>
+      </w:r>
+      <w:r>
+        <w:t xml:space="preserve"> </w:t>
+      </w:r>
+      <w:r>
+        <w:t xml:space="preserve">— A software tool that uses machine learning or AI techniques to perform tasks such as malware scanning, anomaly detection, code review, or vulnerability assessment. When writing about AI-powered tools, describe what they do concretely rather than attributing cognition or judgment to them. See §3.5.</w:t>
+      </w:r>
+    </w:p>
+    <w:p>
+      <w:pPr>
+        <w:pStyle w:val="BodyText"/>
+      </w:pPr>
+      <w:r>
+        <w:rPr>
+          <w:b/>
+          <w:bCs/>
+        </w:rPr>
+        <w:t xml:space="preserve">Allowlist</w:t>
+      </w:r>
+      <w:r>
+        <w:t xml:space="preserve"> </w:t>
+      </w:r>
+      <w:r>
+        <w:t xml:space="preserve">— A list of explicitly permitted items (IP addresses, HTML elements, file types, operations); everything not on the list is refused. Its opposite is a</w:t>
+      </w:r>
+      <w:r>
+        <w:t xml:space="preserve"> </w:t>
+      </w:r>
+      <w:r>
+        <w:rPr>
+          <w:i/>
+          <w:iCs/>
+        </w:rPr>
+        <w:t xml:space="preserve">denylist</w:t>
+      </w:r>
+      <w:r>
+        <w:t xml:space="preserve">, which names what is refused and permits everything else. Allowlists are the safer default because unknown input is rejected. Use</w:t>
       </w:r>
       <w:r>
         <w:t xml:space="preserve"> </w:t>
@@ -4219,23 +4662,62 @@
         <w:rPr>
           <w:rStyle w:val="VerbatimChar"/>
         </w:rPr>
-        <w:t xml:space="preserve">/wp-abilities/v1/</w:t>
-      </w:r>
-      <w:r>
-        <w:t xml:space="preserve"> </w:t>
-      </w:r>
-      <w:r>
-        <w:t xml:space="preserve">REST API and is explicitly intended for AI agents, workflow automation tools, and plugins. When writing about it in security contexts, frame it as an authorization and capability boundary, not just a convenience feature. See also:</w:t>
-      </w:r>
-      <w:r>
-        <w:t xml:space="preserve"> </w:t>
-      </w:r>
-      <w:r>
-        <w:rPr>
-          <w:i/>
-          <w:iCs/>
-        </w:rPr>
-        <w:t xml:space="preserve">authorization</w:t>
+        <w:t xml:space="preserve">allowlist</w:t>
+      </w:r>
+      <w:r>
+        <w:t xml:space="preserve"> </w:t>
+      </w:r>
+      <w:r>
+        <w:t xml:space="preserve">and</w:t>
+      </w:r>
+      <w:r>
+        <w:t xml:space="preserve"> </w:t>
+      </w:r>
+      <w:r>
+        <w:rPr>
+          <w:rStyle w:val="VerbatimChar"/>
+        </w:rPr>
+        <w:t xml:space="preserve">denylist</w:t>
+      </w:r>
+      <w:r>
+        <w:t xml:space="preserve">, never</w:t>
+      </w:r>
+      <w:r>
+        <w:t xml:space="preserve"> </w:t>
+      </w:r>
+      <w:r>
+        <w:rPr>
+          <w:rStyle w:val="VerbatimChar"/>
+        </w:rPr>
+        <w:t xml:space="preserve">whitelist</w:t>
+      </w:r>
+      <w:r>
+        <w:t xml:space="preserve"> </w:t>
+      </w:r>
+      <w:r>
+        <w:t xml:space="preserve">and</w:t>
+      </w:r>
+      <w:r>
+        <w:t xml:space="preserve"> </w:t>
+      </w:r>
+      <w:r>
+        <w:rPr>
+          <w:rStyle w:val="VerbatimChar"/>
+        </w:rPr>
+        <w:t xml:space="preserve">blacklist</w:t>
+      </w:r>
+      <w:r>
+        <w:t xml:space="preserve">. See also:</w:t>
+      </w:r>
+      <w:r>
+        <w:t xml:space="preserve"> </w:t>
+      </w:r>
+      <w:r>
+        <w:rPr>
+          <w:i/>
+          <w:iCs/>
+        </w:rPr>
+        <w:t xml:space="preserve">KSES</w:t>
       </w:r>
       <w:r>
         <w:t xml:space="preserve">,</w:t>
@@ -4248,7 +4730,38 @@
           <w:i/>
           <w:iCs/>
         </w:rPr>
-        <w:t xml:space="preserve">capability</w:t>
+        <w:t xml:space="preserve">hardening</w:t>
+      </w:r>
+      <w:r>
+        <w:t xml:space="preserve">.</w:t>
+      </w:r>
+    </w:p>
+    <w:p>
+      <w:pPr>
+        <w:pStyle w:val="BodyText"/>
+      </w:pPr>
+      <w:r>
+        <w:rPr>
+          <w:b/>
+          <w:bCs/>
+        </w:rPr>
+        <w:t xml:space="preserve">Anomaly detection</w:t>
+      </w:r>
+      <w:r>
+        <w:t xml:space="preserve"> </w:t>
+      </w:r>
+      <w:r>
+        <w:t xml:space="preserve">— A security technique that identifies unusual patterns in system behavior, file activity, network traffic, or user actions that deviate from an established baseline. In WordPress security, anomaly detection flags unauthorized file changes, suspicious login patterns, or abnormal API activity. See also:</w:t>
+      </w:r>
+      <w:r>
+        <w:t xml:space="preserve"> </w:t>
+      </w:r>
+      <w:r>
+        <w:rPr>
+          <w:i/>
+          <w:iCs/>
+        </w:rPr>
+        <w:t xml:space="preserve">file integrity monitoring</w:t>
       </w:r>
       <w:r>
         <w:t xml:space="preserve">,</w:t>
@@ -4261,7 +4774,7 @@
           <w:i/>
           <w:iCs/>
         </w:rPr>
-        <w:t xml:space="preserve">REST API</w:t>
+        <w:t xml:space="preserve">malware signature</w:t>
       </w:r>
       <w:r>
         <w:t xml:space="preserve">.</w:t>
@@ -4276,135 +4789,41 @@
           <w:b/>
           <w:bCs/>
         </w:rPr>
-        <w:t xml:space="preserve">Action-gated reauthentication</w:t>
-      </w:r>
-      <w:r>
-        <w:t xml:space="preserve"> </w:t>
-      </w:r>
-      <w:r>
-        <w:t xml:space="preserve">— A security mechanism that requires a user to re-verify their identity (usually via password and 2FA) specifically before performing a sensitive or destructive action, such as installing a plugin, deleting a theme, or changing user roles. Also known as</w:t>
-      </w:r>
-      <w:r>
-        <w:t xml:space="preserve"> </w:t>
-      </w:r>
-      <w:r>
-        <w:t xml:space="preserve">“sudo mode.”</w:t>
-      </w:r>
-    </w:p>
-    <w:p>
-      <w:pPr>
-        <w:pStyle w:val="BodyText"/>
-      </w:pPr>
-      <w:r>
-        <w:rPr>
-          <w:b/>
-          <w:bCs/>
-        </w:rPr>
-        <w:t xml:space="preserve">Admin (role)</w:t>
-      </w:r>
-      <w:r>
-        <w:t xml:space="preserve"> </w:t>
-      </w:r>
-      <w:r>
-        <w:t xml:space="preserve">— The highest default user role in a single-site WordPress installation. Administrators can install plugins, modify themes, manage users, and change site settings. On a Multisite network, the equivalent is Super Admin.</w:t>
-      </w:r>
-    </w:p>
-    <w:p>
-      <w:pPr>
-        <w:pStyle w:val="BodyText"/>
-      </w:pPr>
-      <w:r>
-        <w:rPr>
-          <w:b/>
-          <w:bCs/>
-        </w:rPr>
-        <w:t xml:space="preserve">AICPA</w:t>
-      </w:r>
-      <w:r>
-        <w:t xml:space="preserve"> </w:t>
-      </w:r>
-      <w:r>
-        <w:t xml:space="preserve">— American Institute of Certified Public Accountants. A U.S.-based professional association that develops auditing and attestation standards, including the Trust Services Criteria used in SOC 2 reporting.</w:t>
-      </w:r>
-    </w:p>
-    <w:p>
-      <w:pPr>
-        <w:pStyle w:val="BodyText"/>
-      </w:pPr>
-      <w:r>
-        <w:rPr>
-          <w:b/>
-          <w:bCs/>
-        </w:rPr>
-        <w:t xml:space="preserve">AI Client</w:t>
-      </w:r>
-      <w:r>
-        <w:t xml:space="preserve"> </w:t>
-      </w:r>
-      <w:r>
-        <w:t xml:space="preserve">— The WordPress 7.0 core-adjacent abstraction layer for integrating AI providers and prompt execution flows. In security writing, distinguish the AI Client from third-party provider plugins and from browser-side JavaScript wrappers. The main security questions are authorization, provider governance, output handling, and secret management rather than feature novelty. See also:</w:t>
-      </w:r>
-      <w:r>
-        <w:t xml:space="preserve"> </w:t>
-      </w:r>
-      <w:r>
-        <w:rPr>
-          <w:i/>
-          <w:iCs/>
-        </w:rPr>
-        <w:t xml:space="preserve">Abilities API</w:t>
-      </w:r>
-      <w:r>
-        <w:t xml:space="preserve">,</w:t>
-      </w:r>
-      <w:r>
-        <w:t xml:space="preserve"> </w:t>
-      </w:r>
-      <w:r>
-        <w:rPr>
-          <w:i/>
-          <w:iCs/>
-        </w:rPr>
-        <w:t xml:space="preserve">authorization</w:t>
-      </w:r>
-      <w:r>
-        <w:t xml:space="preserve">,</w:t>
-      </w:r>
-      <w:r>
-        <w:t xml:space="preserve"> </w:t>
-      </w:r>
-      <w:r>
-        <w:rPr>
-          <w:i/>
-          <w:iCs/>
-        </w:rPr>
-        <w:t xml:space="preserve">Connector</w:t>
-      </w:r>
-      <w:r>
-        <w:t xml:space="preserve">,</w:t>
-      </w:r>
-      <w:r>
-        <w:t xml:space="preserve"> </w:t>
-      </w:r>
-      <w:r>
-        <w:rPr>
-          <w:i/>
-          <w:iCs/>
-        </w:rPr>
-        <w:t xml:space="preserve">Core-adjacent</w:t>
-      </w:r>
-      <w:r>
-        <w:t xml:space="preserve">,</w:t>
-      </w:r>
-      <w:r>
-        <w:t xml:space="preserve"> </w:t>
-      </w:r>
-      <w:r>
-        <w:rPr>
-          <w:i/>
-          <w:iCs/>
-        </w:rPr>
-        <w:t xml:space="preserve">prompt injection</w:t>
+        <w:t xml:space="preserve">Application password</w:t>
+      </w:r>
+      <w:r>
+        <w:t xml:space="preserve"> </w:t>
+      </w:r>
+      <w:r>
+        <w:t xml:space="preserve">— A feature introduced in WordPress 5.6 that generates unique, revocable passwords for REST API and XML-RPC authentication. By design, application passwords do not expose the user’s main login password, can be individually named and revoked if compromised, and are not valid for logging into the WordPress Dashboard. They are not permission-scoped: each application password carries the full capabilities of the user who owns it, so integrations should use a dedicated least-privilege account. They also bypass 2FA, do not expire by default, and persist until manually revoked — making them an attack surface that requires careful management in enterprise environments.</w:t>
+      </w:r>
+    </w:p>
+    <w:p>
+      <w:pPr>
+        <w:pStyle w:val="BodyText"/>
+      </w:pPr>
+      <w:r>
+        <w:rPr>
+          <w:b/>
+          <w:bCs/>
+        </w:rPr>
+        <w:t xml:space="preserve">Arbitrary file upload</w:t>
+      </w:r>
+      <w:r>
+        <w:t xml:space="preserve"> </w:t>
+      </w:r>
+      <w:r>
+        <w:t xml:space="preserve">— A vulnerability that allows an attacker to upload files of unrestricted types, potentially including executable PHP scripts. Exploitation can lead to remote code execution. WordPress restricts allowed MIME types in the media uploader, but insecure custom upload handlers in plugins and themes are a common vulnerability class. See also:</w:t>
+      </w:r>
+      <w:r>
+        <w:t xml:space="preserve"> </w:t>
+      </w:r>
+      <w:r>
+        <w:rPr>
+          <w:i/>
+          <w:iCs/>
+        </w:rPr>
+        <w:t xml:space="preserve">remote code execution (RCE)</w:t>
       </w:r>
       <w:r>
         <w:t xml:space="preserve">.</w:t>
@@ -4419,192 +4838,6 @@
           <w:b/>
           <w:bCs/>
         </w:rPr>
-        <w:t xml:space="preserve">AI-generated phishing</w:t>
-      </w:r>
-      <w:r>
-        <w:t xml:space="preserve"> </w:t>
-      </w:r>
-      <w:r>
-        <w:t xml:space="preserve">— Phishing content produced using large language models (LLMs) or other generative AI tools, typically more convincing and personalized than template-based phishing. IBM’s Cost of a Data Breach Report (2025) attributed 37% of AI-driven breaches to this vector. See also:</w:t>
-      </w:r>
-      <w:r>
-        <w:t xml:space="preserve"> </w:t>
-      </w:r>
-      <w:r>
-        <w:rPr>
-          <w:i/>
-          <w:iCs/>
-        </w:rPr>
-        <w:t xml:space="preserve">phishing</w:t>
-      </w:r>
-      <w:r>
-        <w:t xml:space="preserve">,</w:t>
-      </w:r>
-      <w:r>
-        <w:t xml:space="preserve"> </w:t>
-      </w:r>
-      <w:r>
-        <w:rPr>
-          <w:i/>
-          <w:iCs/>
-        </w:rPr>
-        <w:t xml:space="preserve">prompt injection</w:t>
-      </w:r>
-      <w:r>
-        <w:t xml:space="preserve">.</w:t>
-      </w:r>
-    </w:p>
-    <w:p>
-      <w:pPr>
-        <w:pStyle w:val="BodyText"/>
-      </w:pPr>
-      <w:r>
-        <w:rPr>
-          <w:b/>
-          <w:bCs/>
-        </w:rPr>
-        <w:t xml:space="preserve">AI-powered tool</w:t>
-      </w:r>
-      <w:r>
-        <w:t xml:space="preserve"> </w:t>
-      </w:r>
-      <w:r>
-        <w:t xml:space="preserve">— A software tool that uses machine learning or AI techniques to perform tasks such as malware scanning, anomaly detection, code review, or vulnerability assessment. When writing about AI-powered tools, describe what they do concretely rather than attributing cognition or judgment to them. See §3.5.</w:t>
-      </w:r>
-    </w:p>
-    <w:p>
-      <w:pPr>
-        <w:pStyle w:val="BodyText"/>
-      </w:pPr>
-      <w:r>
-        <w:rPr>
-          <w:b/>
-          <w:bCs/>
-        </w:rPr>
-        <w:t xml:space="preserve">AIDE (Advanced Intrusion Detection Environment)</w:t>
-      </w:r>
-      <w:r>
-        <w:t xml:space="preserve"> </w:t>
-      </w:r>
-      <w:r>
-        <w:t xml:space="preserve">— A server-level file integrity monitoring tool that builds a database of file attributes and checksums at a known-good baseline state, then detects unauthorized changes by periodic comparison. One of the server-side FIM options referenced in the Benchmark alongside OSSEC and Tripwire. See also:</w:t>
-      </w:r>
-      <w:r>
-        <w:t xml:space="preserve"> </w:t>
-      </w:r>
-      <w:r>
-        <w:rPr>
-          <w:i/>
-          <w:iCs/>
-        </w:rPr>
-        <w:t xml:space="preserve">file integrity monitoring</w:t>
-      </w:r>
-      <w:r>
-        <w:t xml:space="preserve">.</w:t>
-      </w:r>
-    </w:p>
-    <w:p>
-      <w:pPr>
-        <w:pStyle w:val="BodyText"/>
-      </w:pPr>
-      <w:r>
-        <w:rPr>
-          <w:b/>
-          <w:bCs/>
-        </w:rPr>
-        <w:t xml:space="preserve">Anomaly detection</w:t>
-      </w:r>
-      <w:r>
-        <w:t xml:space="preserve"> </w:t>
-      </w:r>
-      <w:r>
-        <w:t xml:space="preserve">— A security technique that identifies unusual patterns in system behavior, file activity, network traffic, or user actions that deviate from an established baseline. In WordPress security, anomaly detection flags unauthorized file changes, suspicious login patterns, or abnormal API activity. See also:</w:t>
-      </w:r>
-      <w:r>
-        <w:t xml:space="preserve"> </w:t>
-      </w:r>
-      <w:r>
-        <w:rPr>
-          <w:i/>
-          <w:iCs/>
-        </w:rPr>
-        <w:t xml:space="preserve">file integrity monitoring</w:t>
-      </w:r>
-      <w:r>
-        <w:t xml:space="preserve">,</w:t>
-      </w:r>
-      <w:r>
-        <w:t xml:space="preserve"> </w:t>
-      </w:r>
-      <w:r>
-        <w:rPr>
-          <w:i/>
-          <w:iCs/>
-        </w:rPr>
-        <w:t xml:space="preserve">malware signature</w:t>
-      </w:r>
-      <w:r>
-        <w:t xml:space="preserve">.</w:t>
-      </w:r>
-    </w:p>
-    <w:p>
-      <w:pPr>
-        <w:pStyle w:val="BodyText"/>
-      </w:pPr>
-      <w:r>
-        <w:rPr>
-          <w:b/>
-          <w:bCs/>
-        </w:rPr>
-        <w:t xml:space="preserve">Application password</w:t>
-      </w:r>
-      <w:r>
-        <w:t xml:space="preserve"> </w:t>
-      </w:r>
-      <w:r>
-        <w:t xml:space="preserve">— A feature introduced in WordPress 5.6 that generates unique, revocable passwords for REST API and XML-RPC authentication. By design, application passwords provide scoped credentials that do not expose the user’s main login password, can be individually revoked if compromised, and are not valid for logging into the WordPress Dashboard. However, they bypass 2FA, do not expire by default, and persist until manually revoked — making them an attack surface that requires careful management in enterprise environments.</w:t>
-      </w:r>
-    </w:p>
-    <w:p>
-      <w:pPr>
-        <w:pStyle w:val="BodyText"/>
-      </w:pPr>
-      <w:r>
-        <w:rPr>
-          <w:b/>
-          <w:bCs/>
-        </w:rPr>
-        <w:t xml:space="preserve">Arbitrary file upload</w:t>
-      </w:r>
-      <w:r>
-        <w:t xml:space="preserve"> </w:t>
-      </w:r>
-      <w:r>
-        <w:t xml:space="preserve">— A vulnerability that allows an attacker to upload files of unrestricted types, potentially including executable PHP scripts. Exploitation can lead to remote code execution. WordPress restricts allowed MIME types in the media uploader, but insecure custom upload handlers in plugins and themes are a common vulnerability class. See also:</w:t>
-      </w:r>
-      <w:r>
-        <w:t xml:space="preserve"> </w:t>
-      </w:r>
-      <w:r>
-        <w:rPr>
-          <w:i/>
-          <w:iCs/>
-        </w:rPr>
-        <w:t xml:space="preserve">remote code execution (RCE)</w:t>
-      </w:r>
-      <w:r>
-        <w:t xml:space="preserve">.</w:t>
-      </w:r>
-    </w:p>
-    <w:p>
-      <w:pPr>
-        <w:pStyle w:val="BodyText"/>
-      </w:pPr>
-      <w:r>
-        <w:rPr>
-          <w:b/>
-          <w:bCs/>
-        </w:rPr>
         <w:t xml:space="preserve">Argon2id</w:t>
       </w:r>
       <w:r>
@@ -4679,7 +4912,7 @@
       <w:r>
         <w:t xml:space="preserve"> </w:t>
       </w:r>
-      <w:hyperlink r:id="rId77">
+      <w:hyperlink r:id="rId57">
         <w:r>
           <w:rPr>
             <w:rStyle w:val="Hyperlink"/>
@@ -5486,6 +5719,24 @@
           <w:b/>
           <w:bCs/>
         </w:rPr>
+        <w:t xml:space="preserve">Content Security Policy (CSP)</w:t>
+      </w:r>
+      <w:r>
+        <w:t xml:space="preserve"> </w:t>
+      </w:r>
+      <w:r>
+        <w:t xml:space="preserve">— An HTTP response header that controls which resources (scripts, styles, images) a browser is allowed to load on a page. Effective against XSS attacks. Configured at the server or application level.</w:t>
+      </w:r>
+    </w:p>
+    <w:p>
+      <w:pPr>
+        <w:pStyle w:val="BodyText"/>
+      </w:pPr>
+      <w:r>
+        <w:rPr>
+          <w:b/>
+          <w:bCs/>
+        </w:rPr>
         <w:t xml:space="preserve">Core-adjacent</w:t>
       </w:r>
       <w:r>
@@ -5535,6 +5786,113 @@
         <w:t xml:space="preserve">AI Client</w:t>
       </w:r>
       <w:r>
+        <w:t xml:space="preserve">.</w:t>
+      </w:r>
+    </w:p>
+    <w:p>
+      <w:pPr>
+        <w:pStyle w:val="BodyText"/>
+      </w:pPr>
+      <w:r>
+        <w:rPr>
+          <w:b/>
+          <w:bCs/>
+        </w:rPr>
+        <w:t xml:space="preserve">CORS (Cross-Origin Resource Sharing)</w:t>
+      </w:r>
+      <w:r>
+        <w:t xml:space="preserve"> </w:t>
+      </w:r>
+      <w:r>
+        <w:t xml:space="preserve">— A browser mechanism that controls which external origins may access resources on a web server via JavaScript. In WordPress, CORS is relevant to REST API security: sites serving API responses to specific external origins (e.g., a decoupled front-end on a different domain) should configure CORS headers explicitly rather than using a wildcard (</w:t>
+      </w:r>
+      <w:r>
+        <w:rPr>
+          <w:rStyle w:val="VerbatimChar"/>
+        </w:rPr>
+        <w:t xml:space="preserve">*</w:t>
+      </w:r>
+      <w:r>
+        <w:t xml:space="preserve">). See also:</w:t>
+      </w:r>
+      <w:r>
+        <w:t xml:space="preserve"> </w:t>
+      </w:r>
+      <w:r>
+        <w:rPr>
+          <w:i/>
+          <w:iCs/>
+        </w:rPr>
+        <w:t xml:space="preserve">REST API</w:t>
+      </w:r>
+      <w:r>
+        <w:t xml:space="preserve">.</w:t>
+      </w:r>
+    </w:p>
+    <w:p>
+      <w:pPr>
+        <w:pStyle w:val="BodyText"/>
+      </w:pPr>
+      <w:r>
+        <w:rPr>
+          <w:b/>
+          <w:bCs/>
+        </w:rPr>
+        <w:t xml:space="preserve">Credential stuffing</w:t>
+      </w:r>
+      <w:r>
+        <w:t xml:space="preserve"> </w:t>
+      </w:r>
+      <w:r>
+        <w:t xml:space="preserve">— An automated attack that uses username/password pairs leaked from other breaches to attempt login on a target site. Effective against users who reuse passwords across services.</w:t>
+      </w:r>
+    </w:p>
+    <w:p>
+      <w:pPr>
+        <w:pStyle w:val="BodyText"/>
+      </w:pPr>
+      <w:r>
+        <w:rPr>
+          <w:b/>
+          <w:bCs/>
+        </w:rPr>
+        <w:t xml:space="preserve">Cross-Site Request Forgery (CSRF)</w:t>
+      </w:r>
+      <w:r>
+        <w:t xml:space="preserve"> </w:t>
+      </w:r>
+      <w:r>
+        <w:t xml:space="preserve">— An attack that tricks an authenticated user into performing an unintended action. WordPress mitigates CSRF through nonces—cryptographic tokens tied to a specific user, action, and time window.</w:t>
+      </w:r>
+    </w:p>
+    <w:p>
+      <w:pPr>
+        <w:pStyle w:val="BodyText"/>
+      </w:pPr>
+      <w:r>
+        <w:rPr>
+          <w:b/>
+          <w:bCs/>
+        </w:rPr>
+        <w:t xml:space="preserve">Cross-Site Scripting (XSS)</w:t>
+      </w:r>
+      <w:r>
+        <w:t xml:space="preserve"> </w:t>
+      </w:r>
+      <w:r>
+        <w:t xml:space="preserve">— A vulnerability that allows an attacker to inject malicious scripts into web pages viewed by other users. XSS takes three main forms:</w:t>
+      </w:r>
+      <w:r>
+        <w:t xml:space="preserve"> </w:t>
+      </w:r>
+      <w:r>
+        <w:rPr>
+          <w:i/>
+          <w:iCs/>
+        </w:rPr>
+        <w:t xml:space="preserve">stored</w:t>
+      </w:r>
+      <w:r>
         <w:t xml:space="preserve">,</w:t>
       </w:r>
       <w:r>
@@ -5545,7 +5903,92 @@
           <w:i/>
           <w:iCs/>
         </w:rPr>
-        <w:t xml:space="preserve">WordPress</w:t>
+        <w:t xml:space="preserve">reflected</w:t>
+      </w:r>
+      <w:r>
+        <w:t xml:space="preserve">, and</w:t>
+      </w:r>
+      <w:r>
+        <w:t xml:space="preserve"> </w:t>
+      </w:r>
+      <w:r>
+        <w:rPr>
+          <w:i/>
+          <w:iCs/>
+        </w:rPr>
+        <w:t xml:space="preserve">DOM-based</w:t>
+      </w:r>
+      <w:r>
+        <w:t xml:space="preserve">. WordPress provides escaping functions (</w:t>
+      </w:r>
+      <w:r>
+        <w:rPr>
+          <w:rStyle w:val="VerbatimChar"/>
+        </w:rPr>
+        <w:t xml:space="preserve">esc_html()</w:t>
+      </w:r>
+      <w:r>
+        <w:t xml:space="preserve">,</w:t>
+      </w:r>
+      <w:r>
+        <w:t xml:space="preserve"> </w:t>
+      </w:r>
+      <w:r>
+        <w:rPr>
+          <w:rStyle w:val="VerbatimChar"/>
+        </w:rPr>
+        <w:t xml:space="preserve">esc_attr()</w:t>
+      </w:r>
+      <w:r>
+        <w:t xml:space="preserve">,</w:t>
+      </w:r>
+      <w:r>
+        <w:t xml:space="preserve"> </w:t>
+      </w:r>
+      <w:r>
+        <w:rPr>
+          <w:rStyle w:val="VerbatimChar"/>
+        </w:rPr>
+        <w:t xml:space="preserve">wp_kses()</w:t>
+      </w:r>
+      <w:r>
+        <w:t xml:space="preserve">) to prevent XSS. See also:</w:t>
+      </w:r>
+      <w:r>
+        <w:t xml:space="preserve"> </w:t>
+      </w:r>
+      <w:r>
+        <w:rPr>
+          <w:i/>
+          <w:iCs/>
+        </w:rPr>
+        <w:t xml:space="preserve">stored XSS</w:t>
+      </w:r>
+      <w:r>
+        <w:t xml:space="preserve">,</w:t>
+      </w:r>
+      <w:r>
+        <w:t xml:space="preserve"> </w:t>
+      </w:r>
+      <w:r>
+        <w:rPr>
+          <w:i/>
+          <w:iCs/>
+        </w:rPr>
+        <w:t xml:space="preserve">reflected XSS</w:t>
+      </w:r>
+      <w:r>
+        <w:t xml:space="preserve">,</w:t>
+      </w:r>
+      <w:r>
+        <w:t xml:space="preserve"> </w:t>
+      </w:r>
+      <w:r>
+        <w:rPr>
+          <w:i/>
+          <w:iCs/>
+        </w:rPr>
+        <w:t xml:space="preserve">DOM-based XSS</w:t>
       </w:r>
       <w:r>
         <w:t xml:space="preserve">.</w:t>
@@ -5560,40 +6003,980 @@
           <w:b/>
           <w:bCs/>
         </w:rPr>
-        <w:t xml:space="preserve">Content Security Policy (CSP)</w:t>
-      </w:r>
-      <w:r>
-        <w:t xml:space="preserve"> </w:t>
-      </w:r>
-      <w:r>
-        <w:t xml:space="preserve">— An HTTP response header that controls which resources (scripts, styles, images) a browser is allowed to load on a page. Effective against XSS attacks. Configured at the server or application level.</w:t>
-      </w:r>
-    </w:p>
-    <w:p>
-      <w:pPr>
-        <w:pStyle w:val="BodyText"/>
-      </w:pPr>
-      <w:r>
-        <w:rPr>
-          <w:b/>
-          <w:bCs/>
-        </w:rPr>
-        <w:t xml:space="preserve">CORS (Cross-Origin Resource Sharing)</w:t>
-      </w:r>
-      <w:r>
-        <w:t xml:space="preserve"> </w:t>
-      </w:r>
-      <w:r>
-        <w:t xml:space="preserve">— A browser mechanism that controls which external origins may access resources on a web server via JavaScript. In WordPress, CORS is relevant to REST API security: sites serving API responses to specific external origins (e.g., a decoupled front-end on a different domain) should configure CORS headers explicitly rather than using a wildcard (</w:t>
+        <w:t xml:space="preserve">CVE</w:t>
+      </w:r>
+      <w:r>
+        <w:t xml:space="preserve"> </w:t>
+      </w:r>
+      <w:r>
+        <w:t xml:space="preserve">— Common Vulnerabilities and Exposures. A standardized identifier (e.g.,</w:t>
+      </w:r>
+      <w:r>
+        <w:t xml:space="preserve"> </w:t>
       </w:r>
       <w:r>
         <w:rPr>
           <w:rStyle w:val="VerbatimChar"/>
         </w:rPr>
-        <w:t xml:space="preserve">*</w:t>
-      </w:r>
-      <w:r>
-        <w:t xml:space="preserve">). See also:</w:t>
+        <w:t xml:space="preserve">CVE-2024-1234</w:t>
+      </w:r>
+      <w:r>
+        <w:t xml:space="preserve">) assigned to publicly disclosed security vulnerabilities. CVE numbers are issued by authorized numbering authorities.</w:t>
+      </w:r>
+    </w:p>
+    <w:p>
+      <w:pPr>
+        <w:pStyle w:val="BodyText"/>
+      </w:pPr>
+      <w:r>
+        <w:rPr>
+          <w:b/>
+          <w:bCs/>
+        </w:rPr>
+        <w:t xml:space="preserve">CVSS</w:t>
+      </w:r>
+      <w:r>
+        <w:t xml:space="preserve"> </w:t>
+      </w:r>
+      <w:r>
+        <w:t xml:space="preserve">— Common Vulnerability Scoring System. A standardized framework for rating the severity of vulnerabilities on a 0–10 scale. Scores classify vulnerabilities as None (0), Low (0.1–3.9), Medium (4.0–6.9), High (7.0–8.9), or Critical (9.0–10.0).</w:t>
+      </w:r>
+    </w:p>
+    <w:p>
+      <w:pPr>
+        <w:pStyle w:val="BodyText"/>
+      </w:pPr>
+      <w:r>
+        <w:rPr>
+          <w:b/>
+          <w:bCs/>
+        </w:rPr>
+        <w:t xml:space="preserve">Cybercriminal</w:t>
+      </w:r>
+      <w:r>
+        <w:t xml:space="preserve"> </w:t>
+      </w:r>
+      <w:r>
+        <w:t xml:space="preserve">— A person who uses computers and networks to commit crimes such as unauthorized access, data theft, fraud, or extortion. Preferred over the ambiguous term</w:t>
+      </w:r>
+      <w:r>
+        <w:t xml:space="preserve"> </w:t>
+      </w:r>
+      <w:r>
+        <w:t xml:space="preserve">“hacker,”</w:t>
+      </w:r>
+      <w:r>
+        <w:t xml:space="preserve"> </w:t>
+      </w:r>
+      <w:r>
+        <w:t xml:space="preserve">which carries positive connotations in many technical communities. See §5.2.</w:t>
+      </w:r>
+    </w:p>
+    <w:p>
+      <w:pPr>
+        <w:pStyle w:val="BodyText"/>
+      </w:pPr>
+      <w:r>
+        <w:rPr>
+          <w:b/>
+          <w:bCs/>
+        </w:rPr>
+        <w:t xml:space="preserve">Dashboard</w:t>
+      </w:r>
+      <w:r>
+        <w:t xml:space="preserve"> </w:t>
+      </w:r>
+      <w:r>
+        <w:t xml:space="preserve">— The WordPress administrative interface, accessed via</w:t>
+      </w:r>
+      <w:r>
+        <w:t xml:space="preserve"> </w:t>
+      </w:r>
+      <w:r>
+        <w:rPr>
+          <w:rStyle w:val="VerbatimChar"/>
+        </w:rPr>
+        <w:t xml:space="preserve">/wp-admin/</w:t>
+      </w:r>
+      <w:r>
+        <w:t xml:space="preserve">. Prefer</w:t>
+      </w:r>
+      <w:r>
+        <w:t xml:space="preserve"> </w:t>
+      </w:r>
+      <w:r>
+        <w:t xml:space="preserve">“Dashboard”</w:t>
+      </w:r>
+      <w:r>
+        <w:t xml:space="preserve"> </w:t>
+      </w:r>
+      <w:r>
+        <w:t xml:space="preserve">over</w:t>
+      </w:r>
+      <w:r>
+        <w:t xml:space="preserve"> </w:t>
+      </w:r>
+      <w:r>
+        <w:t xml:space="preserve">“backend”</w:t>
+      </w:r>
+      <w:r>
+        <w:t xml:space="preserve"> </w:t>
+      </w:r>
+      <w:r>
+        <w:t xml:space="preserve">or</w:t>
+      </w:r>
+      <w:r>
+        <w:t xml:space="preserve"> </w:t>
+      </w:r>
+      <w:r>
+        <w:t xml:space="preserve">“admin panel”</w:t>
+      </w:r>
+      <w:r>
+        <w:t xml:space="preserve"> </w:t>
+      </w:r>
+      <w:r>
+        <w:t xml:space="preserve">in user-facing writing.</w:t>
+      </w:r>
+    </w:p>
+    <w:p>
+      <w:pPr>
+        <w:pStyle w:val="BodyText"/>
+      </w:pPr>
+      <w:r>
+        <w:rPr>
+          <w:b/>
+          <w:bCs/>
+        </w:rPr>
+        <w:t xml:space="preserve">Deepfake</w:t>
+      </w:r>
+      <w:r>
+        <w:t xml:space="preserve"> </w:t>
+      </w:r>
+      <w:r>
+        <w:t xml:space="preserve">— Synthetic media (audio, video, or images) generated or manipulated by AI to impersonate a real person. Deepfakes are increasingly used in social engineering attacks, including impersonation of executives to authorize access or financial transfers. IBM’s Cost of a Data Breach Report (2025) found deepfake-based social engineering in 35% of AI-driven breaches.</w:t>
+      </w:r>
+    </w:p>
+    <w:p>
+      <w:pPr>
+        <w:pStyle w:val="BodyText"/>
+      </w:pPr>
+      <w:r>
+        <w:rPr>
+          <w:b/>
+          <w:bCs/>
+        </w:rPr>
+        <w:t xml:space="preserve">Denial of service (DoS) / Distributed denial of service (DDoS)</w:t>
+      </w:r>
+      <w:r>
+        <w:t xml:space="preserve"> </w:t>
+      </w:r>
+      <w:r>
+        <w:t xml:space="preserve">— An attack that overwhelms a server or service with traffic or resource-exhausting requests, rendering it unavailable to legitimate users. A DoS originates from a single source; a DDoS uses many distributed sources, often a botnet. WordPress sites are commonly targeted via XML-RPC amplification or HTTP flood attacks. Mitigated by WAFs, rate limiting, and CDN-layer traffic scrubbing. See also:</w:t>
+      </w:r>
+      <w:r>
+        <w:t xml:space="preserve"> </w:t>
+      </w:r>
+      <w:r>
+        <w:rPr>
+          <w:i/>
+          <w:iCs/>
+        </w:rPr>
+        <w:t xml:space="preserve">rate limiting</w:t>
+      </w:r>
+      <w:r>
+        <w:t xml:space="preserve">,</w:t>
+      </w:r>
+      <w:r>
+        <w:t xml:space="preserve"> </w:t>
+      </w:r>
+      <w:r>
+        <w:rPr>
+          <w:i/>
+          <w:iCs/>
+        </w:rPr>
+        <w:t xml:space="preserve">WAF</w:t>
+      </w:r>
+      <w:r>
+        <w:t xml:space="preserve">,</w:t>
+      </w:r>
+      <w:r>
+        <w:t xml:space="preserve"> </w:t>
+      </w:r>
+      <w:r>
+        <w:rPr>
+          <w:i/>
+          <w:iCs/>
+        </w:rPr>
+        <w:t xml:space="preserve">XML-RPC</w:t>
+      </w:r>
+      <w:r>
+        <w:t xml:space="preserve">.</w:t>
+      </w:r>
+    </w:p>
+    <w:p>
+      <w:pPr>
+        <w:pStyle w:val="BodyText"/>
+      </w:pPr>
+      <w:r>
+        <w:rPr>
+          <w:b/>
+          <w:bCs/>
+        </w:rPr>
+        <w:t xml:space="preserve">Dependency confusion</w:t>
+      </w:r>
+      <w:r>
+        <w:t xml:space="preserve"> </w:t>
+      </w:r>
+      <w:r>
+        <w:t xml:space="preserve">— A supply chain attack in which a malicious package with the same name as a private dependency is published to a public registry, causing build tools to install the malicious version. Relevant to WordPress sites that use Composer or npm for dependency management.</w:t>
+      </w:r>
+    </w:p>
+    <w:p>
+      <w:pPr>
+        <w:pStyle w:val="BodyText"/>
+      </w:pPr>
+      <w:r>
+        <w:rPr>
+          <w:b/>
+          <w:bCs/>
+        </w:rPr>
+        <w:t xml:space="preserve">Directory traversal</w:t>
+      </w:r>
+      <w:r>
+        <w:t xml:space="preserve"> </w:t>
+      </w:r>
+      <w:r>
+        <w:t xml:space="preserve">— See</w:t>
+      </w:r>
+      <w:r>
+        <w:t xml:space="preserve"> </w:t>
+      </w:r>
+      <w:r>
+        <w:rPr>
+          <w:i/>
+          <w:iCs/>
+        </w:rPr>
+        <w:t xml:space="preserve">path traversal</w:t>
+      </w:r>
+      <w:r>
+        <w:t xml:space="preserve">.</w:t>
+      </w:r>
+    </w:p>
+    <w:p>
+      <w:pPr>
+        <w:pStyle w:val="BodyText"/>
+      </w:pPr>
+      <w:r>
+        <w:rPr>
+          <w:b/>
+          <w:bCs/>
+        </w:rPr>
+        <w:t xml:space="preserve">DISALLOW_FILE_EDIT</w:t>
+      </w:r>
+      <w:r>
+        <w:t xml:space="preserve"> </w:t>
+      </w:r>
+      <w:r>
+        <w:t xml:space="preserve">— A WordPress constant (</w:t>
+      </w:r>
+      <w:r>
+        <w:rPr>
+          <w:rStyle w:val="VerbatimChar"/>
+        </w:rPr>
+        <w:t xml:space="preserve">define( 'DISALLOW_FILE_EDIT', true )</w:t>
+      </w:r>
+      <w:r>
+        <w:t xml:space="preserve">) set in</w:t>
+      </w:r>
+      <w:r>
+        <w:t xml:space="preserve"> </w:t>
+      </w:r>
+      <w:r>
+        <w:rPr>
+          <w:rStyle w:val="VerbatimChar"/>
+        </w:rPr>
+        <w:t xml:space="preserve">wp-config.php</w:t>
+      </w:r>
+      <w:r>
+        <w:t xml:space="preserve"> </w:t>
+      </w:r>
+      <w:r>
+        <w:t xml:space="preserve">that disables the built-in Plugin Editor and Theme Editor in the Dashboard. A baseline hardening measure that prevents attackers who gain admin access from editing PHP files directly through the WordPress interface. Does not prevent file modifications through FTP, SSH, or the plugin/theme update mechanism. See also:</w:t>
+      </w:r>
+      <w:r>
+        <w:t xml:space="preserve"> </w:t>
+      </w:r>
+      <w:r>
+        <w:rPr>
+          <w:i/>
+          <w:iCs/>
+        </w:rPr>
+        <w:t xml:space="preserve">DISALLOW_FILE_MODS</w:t>
+      </w:r>
+      <w:r>
+        <w:t xml:space="preserve">,</w:t>
+      </w:r>
+      <w:r>
+        <w:t xml:space="preserve"> </w:t>
+      </w:r>
+      <w:r>
+        <w:rPr>
+          <w:i/>
+          <w:iCs/>
+        </w:rPr>
+        <w:t xml:space="preserve">hardening</w:t>
+      </w:r>
+      <w:r>
+        <w:t xml:space="preserve">.</w:t>
+      </w:r>
+    </w:p>
+    <w:p>
+      <w:pPr>
+        <w:pStyle w:val="BodyText"/>
+      </w:pPr>
+      <w:r>
+        <w:rPr>
+          <w:b/>
+          <w:bCs/>
+        </w:rPr>
+        <w:t xml:space="preserve">DISALLOW_FILE_MODS</w:t>
+      </w:r>
+      <w:r>
+        <w:t xml:space="preserve"> </w:t>
+      </w:r>
+      <w:r>
+        <w:t xml:space="preserve">— A WordPress constant (</w:t>
+      </w:r>
+      <w:r>
+        <w:rPr>
+          <w:rStyle w:val="VerbatimChar"/>
+        </w:rPr>
+        <w:t xml:space="preserve">define( 'DISALLOW_FILE_MODS', true )</w:t>
+      </w:r>
+      <w:r>
+        <w:t xml:space="preserve">) set in</w:t>
+      </w:r>
+      <w:r>
+        <w:t xml:space="preserve"> </w:t>
+      </w:r>
+      <w:r>
+        <w:rPr>
+          <w:rStyle w:val="VerbatimChar"/>
+        </w:rPr>
+        <w:t xml:space="preserve">wp-config.php</w:t>
+      </w:r>
+      <w:r>
+        <w:t xml:space="preserve"> </w:t>
+      </w:r>
+      <w:r>
+        <w:t xml:space="preserve">that disables all file modification capabilities in the Dashboard, including the Plugin/Theme Editors and the ability to install, update, or delete plugins and themes. A strict superset of</w:t>
+      </w:r>
+      <w:r>
+        <w:t xml:space="preserve"> </w:t>
+      </w:r>
+      <w:r>
+        <w:rPr>
+          <w:rStyle w:val="VerbatimChar"/>
+        </w:rPr>
+        <w:t xml:space="preserve">DISALLOW_FILE_EDIT</w:t>
+      </w:r>
+      <w:r>
+        <w:t xml:space="preserve">. Requires an external deployment pipeline (e.g., Composer, Git, or CI/CD) to manage updates. See also:</w:t>
+      </w:r>
+      <w:r>
+        <w:t xml:space="preserve"> </w:t>
+      </w:r>
+      <w:r>
+        <w:rPr>
+          <w:i/>
+          <w:iCs/>
+        </w:rPr>
+        <w:t xml:space="preserve">DISALLOW_FILE_EDIT</w:t>
+      </w:r>
+      <w:r>
+        <w:t xml:space="preserve">,</w:t>
+      </w:r>
+      <w:r>
+        <w:t xml:space="preserve"> </w:t>
+      </w:r>
+      <w:r>
+        <w:rPr>
+          <w:i/>
+          <w:iCs/>
+        </w:rPr>
+        <w:t xml:space="preserve">build pipeline</w:t>
+      </w:r>
+      <w:r>
+        <w:t xml:space="preserve">.</w:t>
+      </w:r>
+    </w:p>
+    <w:p>
+      <w:pPr>
+        <w:pStyle w:val="BodyText"/>
+      </w:pPr>
+      <w:r>
+        <w:rPr>
+          <w:b/>
+          <w:bCs/>
+        </w:rPr>
+        <w:t xml:space="preserve">DOM-based XSS</w:t>
+      </w:r>
+      <w:r>
+        <w:t xml:space="preserve"> </w:t>
+      </w:r>
+      <w:r>
+        <w:t xml:space="preserve">— A type of XSS vulnerability in which the attack payload is injected and executed entirely within the browser through manipulation of the Document Object Model (DOM), without the malicious data being included in the server’s HTTP response. Harder to detect with server-side input filtering. See also:</w:t>
+      </w:r>
+      <w:r>
+        <w:t xml:space="preserve"> </w:t>
+      </w:r>
+      <w:r>
+        <w:rPr>
+          <w:i/>
+          <w:iCs/>
+        </w:rPr>
+        <w:t xml:space="preserve">Cross-Site Scripting (XSS)</w:t>
+      </w:r>
+      <w:r>
+        <w:t xml:space="preserve">,</w:t>
+      </w:r>
+      <w:r>
+        <w:t xml:space="preserve"> </w:t>
+      </w:r>
+      <w:r>
+        <w:rPr>
+          <w:i/>
+          <w:iCs/>
+        </w:rPr>
+        <w:t xml:space="preserve">stored XSS</w:t>
+      </w:r>
+      <w:r>
+        <w:t xml:space="preserve">,</w:t>
+      </w:r>
+      <w:r>
+        <w:t xml:space="preserve"> </w:t>
+      </w:r>
+      <w:r>
+        <w:rPr>
+          <w:i/>
+          <w:iCs/>
+        </w:rPr>
+        <w:t xml:space="preserve">reflected XSS</w:t>
+      </w:r>
+      <w:r>
+        <w:t xml:space="preserve">.</w:t>
+      </w:r>
+    </w:p>
+    <w:p>
+      <w:pPr>
+        <w:pStyle w:val="BodyText"/>
+      </w:pPr>
+      <w:r>
+        <w:rPr>
+          <w:b/>
+          <w:bCs/>
+        </w:rPr>
+        <w:t xml:space="preserve">EPSS</w:t>
+      </w:r>
+      <w:r>
+        <w:t xml:space="preserve"> </w:t>
+      </w:r>
+      <w:r>
+        <w:t xml:space="preserve">— Exploit Prediction Scoring System. A model that estimates the probability (0–100%) that a vulnerability will be exploited in the wild within 30 days of scoring. Published by FIRST alongside CVSS, EPSS helps prioritize remediation by real-world exploitability rather than theoretical severity alone.</w:t>
+      </w:r>
+    </w:p>
+    <w:p>
+      <w:pPr>
+        <w:pStyle w:val="BodyText"/>
+      </w:pPr>
+      <w:r>
+        <w:rPr>
+          <w:b/>
+          <w:bCs/>
+        </w:rPr>
+        <w:t xml:space="preserve">Fail2Ban</w:t>
+      </w:r>
+      <w:r>
+        <w:t xml:space="preserve"> </w:t>
+      </w:r>
+      <w:r>
+        <w:t xml:space="preserve">— A server-level intrusion prevention tool that monitors log files and bans IP addresses showing malicious patterns (e.g., repeated failed login attempts). Integrates with WordPress through custom jail configurations.</w:t>
+      </w:r>
+    </w:p>
+    <w:p>
+      <w:pPr>
+        <w:pStyle w:val="BodyText"/>
+      </w:pPr>
+      <w:r>
+        <w:rPr>
+          <w:b/>
+          <w:bCs/>
+        </w:rPr>
+        <w:t xml:space="preserve">FedRAMP</w:t>
+      </w:r>
+      <w:r>
+        <w:t xml:space="preserve"> </w:t>
+      </w:r>
+      <w:r>
+        <w:t xml:space="preserve">— The Federal Risk and Authorization Management Program. A United States government-wide program that provides a standardized approach to security assessment, authorization, and continuous monitoring for cloud products and services. Relevant for enterprise WordPress deployments in government and highly regulated sectors.</w:t>
+      </w:r>
+    </w:p>
+    <w:p>
+      <w:pPr>
+        <w:pStyle w:val="BodyText"/>
+      </w:pPr>
+      <w:r>
+        <w:rPr>
+          <w:b/>
+          <w:bCs/>
+        </w:rPr>
+        <w:t xml:space="preserve">File integrity monitoring</w:t>
+      </w:r>
+      <w:r>
+        <w:t xml:space="preserve"> </w:t>
+      </w:r>
+      <w:r>
+        <w:t xml:space="preserve">— A security practice that detects unauthorized changes to files by comparing their current state (checksums or hashes) against a known-good baseline. In WordPress,</w:t>
+      </w:r>
+      <w:r>
+        <w:t xml:space="preserve"> </w:t>
+      </w:r>
+      <w:r>
+        <w:rPr>
+          <w:rStyle w:val="VerbatimChar"/>
+        </w:rPr>
+        <w:t xml:space="preserve">wp core verify-checksums</w:t>
+      </w:r>
+      <w:r>
+        <w:t xml:space="preserve"> </w:t>
+      </w:r>
+      <w:r>
+        <w:t xml:space="preserve">verifies core files against official hashes, and</w:t>
+      </w:r>
+      <w:r>
+        <w:t xml:space="preserve"> </w:t>
+      </w:r>
+      <w:r>
+        <w:rPr>
+          <w:rStyle w:val="VerbatimChar"/>
+        </w:rPr>
+        <w:t xml:space="preserve">wp plugin verify-checksums</w:t>
+      </w:r>
+      <w:r>
+        <w:t xml:space="preserve"> </w:t>
+      </w:r>
+      <w:r>
+        <w:t xml:space="preserve">verifies plugin checksums where available. Security plugins can extend this to themes, uploads, and custom files.</w:t>
+      </w:r>
+    </w:p>
+    <w:p>
+      <w:pPr>
+        <w:pStyle w:val="BodyText"/>
+      </w:pPr>
+      <w:r>
+        <w:rPr>
+          <w:b/>
+          <w:bCs/>
+        </w:rPr>
+        <w:t xml:space="preserve">FORCE_SSL_ADMIN</w:t>
+      </w:r>
+      <w:r>
+        <w:t xml:space="preserve"> </w:t>
+      </w:r>
+      <w:r>
+        <w:t xml:space="preserve">— A WordPress constant (</w:t>
+      </w:r>
+      <w:r>
+        <w:rPr>
+          <w:rStyle w:val="VerbatimChar"/>
+        </w:rPr>
+        <w:t xml:space="preserve">define( 'FORCE_SSL_ADMIN', true )</w:t>
+      </w:r>
+      <w:r>
+        <w:t xml:space="preserve">) set in</w:t>
+      </w:r>
+      <w:r>
+        <w:t xml:space="preserve"> </w:t>
+      </w:r>
+      <w:r>
+        <w:rPr>
+          <w:rStyle w:val="VerbatimChar"/>
+        </w:rPr>
+        <w:t xml:space="preserve">wp-config.php</w:t>
+      </w:r>
+      <w:r>
+        <w:t xml:space="preserve"> </w:t>
+      </w:r>
+      <w:r>
+        <w:t xml:space="preserve">that forces all Dashboard and login pages to use HTTPS. A baseline hardening measure that ensures authentication cookies are only transmitted over encrypted connections. Note:</w:t>
+      </w:r>
+      <w:r>
+        <w:t xml:space="preserve"> </w:t>
+      </w:r>
+      <w:r>
+        <w:rPr>
+          <w:rStyle w:val="VerbatimChar"/>
+        </w:rPr>
+        <w:t xml:space="preserve">FORCE_SSL_LOGIN</w:t>
+      </w:r>
+      <w:r>
+        <w:t xml:space="preserve"> </w:t>
+      </w:r>
+      <w:r>
+        <w:t xml:space="preserve">is deprecated and should not be used. See also:</w:t>
+      </w:r>
+      <w:r>
+        <w:t xml:space="preserve"> </w:t>
+      </w:r>
+      <w:r>
+        <w:rPr>
+          <w:i/>
+          <w:iCs/>
+        </w:rPr>
+        <w:t xml:space="preserve">HSTS</w:t>
+      </w:r>
+      <w:r>
+        <w:t xml:space="preserve">,</w:t>
+      </w:r>
+      <w:r>
+        <w:t xml:space="preserve"> </w:t>
+      </w:r>
+      <w:r>
+        <w:rPr>
+          <w:i/>
+          <w:iCs/>
+        </w:rPr>
+        <w:t xml:space="preserve">TLS</w:t>
+      </w:r>
+      <w:r>
+        <w:t xml:space="preserve">.</w:t>
+      </w:r>
+    </w:p>
+    <w:p>
+      <w:pPr>
+        <w:pStyle w:val="BodyText"/>
+      </w:pPr>
+      <w:r>
+        <w:rPr>
+          <w:b/>
+          <w:bCs/>
+        </w:rPr>
+        <w:t xml:space="preserve">FUD</w:t>
+      </w:r>
+      <w:r>
+        <w:t xml:space="preserve"> </w:t>
+      </w:r>
+      <w:r>
+        <w:t xml:space="preserve">— Fear, uncertainty, and doubt. A rhetorical strategy that exaggerates threats to motivate action (usually purchasing a product). Avoid FUD in security writing; it erodes trust and impairs informed decision-making.</w:t>
+      </w:r>
+    </w:p>
+    <w:p>
+      <w:pPr>
+        <w:pStyle w:val="BodyText"/>
+      </w:pPr>
+      <w:r>
+        <w:rPr>
+          <w:b/>
+          <w:bCs/>
+        </w:rPr>
+        <w:t xml:space="preserve">GDPR</w:t>
+      </w:r>
+      <w:r>
+        <w:t xml:space="preserve"> </w:t>
+      </w:r>
+      <w:r>
+        <w:t xml:space="preserve">— General Data Protection Regulation (EU). A European Union regulation governing the processing of personal data of individuals in the EU/EEA. It sets requirements for lawful processing, transparency, data subject rights, breach notification, and controller/processor responsibilities.</w:t>
+      </w:r>
+    </w:p>
+    <w:p>
+      <w:pPr>
+        <w:pStyle w:val="BodyText"/>
+      </w:pPr>
+      <w:r>
+        <w:rPr>
+          <w:b/>
+          <w:bCs/>
+        </w:rPr>
+        <w:t xml:space="preserve">GPU-accelerated brute-force attack</w:t>
+      </w:r>
+      <w:r>
+        <w:t xml:space="preserve"> </w:t>
+      </w:r>
+      <w:r>
+        <w:t xml:space="preserve">— A brute-force password cracking technique that exploits the parallel processing power of graphics processing units (GPUs) to test billions of password candidates per second against captured password hashes. WordPress’s default bcrypt hashing and optional Argon2id are designed to remain computationally expensive even under GPU acceleration. See also:</w:t>
+      </w:r>
+      <w:r>
+        <w:t xml:space="preserve"> </w:t>
+      </w:r>
+      <w:r>
+        <w:rPr>
+          <w:i/>
+          <w:iCs/>
+        </w:rPr>
+        <w:t xml:space="preserve">brute-force attack</w:t>
+      </w:r>
+      <w:r>
+        <w:t xml:space="preserve">,</w:t>
+      </w:r>
+      <w:r>
+        <w:t xml:space="preserve"> </w:t>
+      </w:r>
+      <w:r>
+        <w:rPr>
+          <w:i/>
+          <w:iCs/>
+        </w:rPr>
+        <w:t xml:space="preserve">bcrypt</w:t>
+      </w:r>
+      <w:r>
+        <w:t xml:space="preserve">,</w:t>
+      </w:r>
+      <w:r>
+        <w:t xml:space="preserve"> </w:t>
+      </w:r>
+      <w:r>
+        <w:rPr>
+          <w:i/>
+          <w:iCs/>
+        </w:rPr>
+        <w:t xml:space="preserve">Argon2id</w:t>
+      </w:r>
+      <w:r>
+        <w:t xml:space="preserve">.</w:t>
+      </w:r>
+    </w:p>
+    <w:p>
+      <w:pPr>
+        <w:pStyle w:val="BodyText"/>
+      </w:pPr>
+      <w:r>
+        <w:rPr>
+          <w:b/>
+          <w:bCs/>
+        </w:rPr>
+        <w:t xml:space="preserve">Hardening</w:t>
+      </w:r>
+      <w:r>
+        <w:t xml:space="preserve"> </w:t>
+      </w:r>
+      <w:r>
+        <w:t xml:space="preserve">— The process of reducing a system’s attack surface by disabling unnecessary features, restricting permissions, and applying security configurations. In WordPress, hardening includes setting constants in</w:t>
+      </w:r>
+      <w:r>
+        <w:t xml:space="preserve"> </w:t>
+      </w:r>
+      <w:r>
+        <w:rPr>
+          <w:rStyle w:val="VerbatimChar"/>
+        </w:rPr>
+        <w:t xml:space="preserve">wp-config.php</w:t>
+      </w:r>
+      <w:r>
+        <w:t xml:space="preserve">, restricting file permissions, and disabling XML-RPC.</w:t>
+      </w:r>
+    </w:p>
+    <w:p>
+      <w:pPr>
+        <w:pStyle w:val="BodyText"/>
+      </w:pPr>
+      <w:r>
+        <w:rPr>
+          <w:b/>
+          <w:bCs/>
+        </w:rPr>
+        <w:t xml:space="preserve">HIPAA</w:t>
+      </w:r>
+      <w:r>
+        <w:t xml:space="preserve"> </w:t>
+      </w:r>
+      <w:r>
+        <w:t xml:space="preserve">— Health Insurance Portability and Accountability Act (U.S.). A U.S. law that includes privacy and security requirements for protecting protected health information (PHI). HIPAA obligations apply to covered entities and business associates and are implemented through administrative, physical, and technical safeguards.</w:t>
+      </w:r>
+    </w:p>
+    <w:p>
+      <w:pPr>
+        <w:pStyle w:val="BodyText"/>
+      </w:pPr>
+      <w:r>
+        <w:rPr>
+          <w:b/>
+          <w:bCs/>
+        </w:rPr>
+        <w:t xml:space="preserve">HMAC</w:t>
+      </w:r>
+      <w:r>
+        <w:t xml:space="preserve"> </w:t>
+      </w:r>
+      <w:r>
+        <w:t xml:space="preserve">— Hash-based Message Authentication Code. A cryptographic construct that combines a hash function with a secret key to produce a signature verifying the authenticity and integrity of a message. In WordPress, the auth cookie is HMAC-signed using the authentication keys and salts defined in</w:t>
+      </w:r>
+      <w:r>
+        <w:t xml:space="preserve"> </w:t>
+      </w:r>
+      <w:r>
+        <w:rPr>
+          <w:rStyle w:val="VerbatimChar"/>
+        </w:rPr>
+        <w:t xml:space="preserve">wp-config.php</w:t>
+      </w:r>
+      <w:r>
+        <w:t xml:space="preserve">. See also:</w:t>
+      </w:r>
+      <w:r>
+        <w:t xml:space="preserve"> </w:t>
+      </w:r>
+      <w:r>
+        <w:rPr>
+          <w:i/>
+          <w:iCs/>
+        </w:rPr>
+        <w:t xml:space="preserve">auth cookie</w:t>
+      </w:r>
+      <w:r>
+        <w:t xml:space="preserve">,</w:t>
+      </w:r>
+      <w:r>
+        <w:t xml:space="preserve"> </w:t>
+      </w:r>
+      <w:r>
+        <w:rPr>
+          <w:i/>
+          <w:iCs/>
+        </w:rPr>
+        <w:t xml:space="preserve">authentication keys and salts</w:t>
+      </w:r>
+      <w:r>
+        <w:t xml:space="preserve">.</w:t>
+      </w:r>
+    </w:p>
+    <w:p>
+      <w:pPr>
+        <w:pStyle w:val="BodyText"/>
+      </w:pPr>
+      <w:r>
+        <w:rPr>
+          <w:b/>
+          <w:bCs/>
+        </w:rPr>
+        <w:t xml:space="preserve">HSTS</w:t>
+      </w:r>
+      <w:r>
+        <w:t xml:space="preserve"> </w:t>
+      </w:r>
+      <w:r>
+        <w:t xml:space="preserve">— HTTP Strict Transport Security. An HTTP response header (</w:t>
+      </w:r>
+      <w:r>
+        <w:rPr>
+          <w:rStyle w:val="VerbatimChar"/>
+        </w:rPr>
+        <w:t xml:space="preserve">Strict-Transport-Security</w:t>
+      </w:r>
+      <w:r>
+        <w:t xml:space="preserve">) that instructs browsers to only connect to a site over HTTPS for a specified period. Prevents protocol downgrade attacks and cookie hijacking. Should be deployed with care—once a browser receives an HSTS header, it will refuse non-HTTPS connections until the</w:t>
+      </w:r>
+      <w:r>
+        <w:t xml:space="preserve"> </w:t>
+      </w:r>
+      <w:r>
+        <w:rPr>
+          <w:rStyle w:val="VerbatimChar"/>
+        </w:rPr>
+        <w:t xml:space="preserve">max-age</w:t>
+      </w:r>
+      <w:r>
+        <w:t xml:space="preserve"> </w:t>
+      </w:r>
+      <w:r>
+        <w:t xml:space="preserve">expires.</w:t>
+      </w:r>
+    </w:p>
+    <w:p>
+      <w:pPr>
+        <w:pStyle w:val="BodyText"/>
+      </w:pPr>
+      <w:r>
+        <w:rPr>
+          <w:b/>
+          <w:bCs/>
+        </w:rPr>
+        <w:t xml:space="preserve">Incident response</w:t>
+      </w:r>
+      <w:r>
+        <w:t xml:space="preserve"> </w:t>
+      </w:r>
+      <w:r>
+        <w:t xml:space="preserve">— The organized process of detecting, containing, eradicating, and recovering from a security incident. In a WordPress context, incident response may include identifying compromised files, revoking credentials, restoring from a clean backup, and notifying affected users. See also:</w:t>
+      </w:r>
+      <w:r>
+        <w:t xml:space="preserve"> </w:t>
+      </w:r>
+      <w:r>
+        <w:rPr>
+          <w:i/>
+          <w:iCs/>
+        </w:rPr>
+        <w:t xml:space="preserve">breach</w:t>
+      </w:r>
+      <w:r>
+        <w:t xml:space="preserve">,</w:t>
+      </w:r>
+      <w:r>
+        <w:t xml:space="preserve"> </w:t>
+      </w:r>
+      <w:r>
+        <w:rPr>
+          <w:i/>
+          <w:iCs/>
+        </w:rPr>
+        <w:t xml:space="preserve">IoC</w:t>
+      </w:r>
+      <w:r>
+        <w:t xml:space="preserve">,</w:t>
+      </w:r>
+      <w:r>
+        <w:t xml:space="preserve"> </w:t>
+      </w:r>
+      <w:r>
+        <w:rPr>
+          <w:i/>
+          <w:iCs/>
+        </w:rPr>
+        <w:t xml:space="preserve">file integrity monitoring</w:t>
+      </w:r>
+      <w:r>
+        <w:t xml:space="preserve">.</w:t>
+      </w:r>
+    </w:p>
+    <w:p>
+      <w:pPr>
+        <w:pStyle w:val="BodyText"/>
+      </w:pPr>
+      <w:r>
+        <w:rPr>
+          <w:b/>
+          <w:bCs/>
+        </w:rPr>
+        <w:t xml:space="preserve">Information disclosure</w:t>
+      </w:r>
+      <w:r>
+        <w:t xml:space="preserve"> </w:t>
+      </w:r>
+      <w:r>
+        <w:t xml:space="preserve">— A vulnerability that allows an attacker to access data they are not authorized to view, such as usernames, file paths, configuration values, version numbers, or error messages. WordPress information disclosure vulnerabilities may expose usernames via the REST API, WordPress version information in HTML meta tags, or server configuration details. See also:</w:t>
+      </w:r>
+      <w:r>
+        <w:t xml:space="preserve"> </w:t>
+      </w:r>
+      <w:r>
+        <w:rPr>
+          <w:i/>
+          <w:iCs/>
+        </w:rPr>
+        <w:t xml:space="preserve">user enumeration</w:t>
+      </w:r>
+      <w:r>
+        <w:t xml:space="preserve">,</w:t>
       </w:r>
       <w:r>
         <w:t xml:space="preserve"> </w:t>
@@ -5618,61 +7001,139 @@
           <w:b/>
           <w:bCs/>
         </w:rPr>
-        <w:t xml:space="preserve">Credential stuffing</w:t>
-      </w:r>
-      <w:r>
-        <w:t xml:space="preserve"> </w:t>
-      </w:r>
-      <w:r>
-        <w:t xml:space="preserve">— An automated attack that uses username/password pairs leaked from other breaches to attempt login on a target site. Effective against users who reuse passwords across services.</w:t>
-      </w:r>
-    </w:p>
-    <w:p>
-      <w:pPr>
-        <w:pStyle w:val="BodyText"/>
-      </w:pPr>
-      <w:r>
-        <w:rPr>
-          <w:b/>
-          <w:bCs/>
-        </w:rPr>
-        <w:t xml:space="preserve">Cross-Site Request Forgery (CSRF)</w:t>
-      </w:r>
-      <w:r>
-        <w:t xml:space="preserve"> </w:t>
-      </w:r>
-      <w:r>
-        <w:t xml:space="preserve">— An attack that tricks an authenticated user into performing an unintended action. WordPress mitigates CSRF through nonces—cryptographic tokens tied to a specific user, action, and time window.</w:t>
-      </w:r>
-    </w:p>
-    <w:p>
-      <w:pPr>
-        <w:pStyle w:val="BodyText"/>
-      </w:pPr>
-      <w:r>
-        <w:rPr>
-          <w:b/>
-          <w:bCs/>
+        <w:t xml:space="preserve">Infostealer</w:t>
+      </w:r>
+      <w:r>
+        <w:t xml:space="preserve"> </w:t>
+      </w:r>
+      <w:r>
+        <w:t xml:space="preserve">— A category of malware designed to exfiltrate sensitive data from infected devices, including passwords, session cookies, browser data, and cryptocurrency wallets. Infostealers are a rapidly growing threat vector affecting all web platforms, including WordPress. The Verizon DBIR (2025) found that 30% of systems compromised by infostealers were enterprise-licensed devices, and that stolen credentials from infostealers were a significant driver of credential-based breaches.</w:t>
+      </w:r>
+    </w:p>
+    <w:p>
+      <w:pPr>
+        <w:pStyle w:val="BodyText"/>
+      </w:pPr>
+      <w:r>
+        <w:rPr>
+          <w:b/>
+          <w:bCs/>
+        </w:rPr>
+        <w:t xml:space="preserve">Insecure AI-generated code</w:t>
+      </w:r>
+      <w:r>
+        <w:t xml:space="preserve"> </w:t>
+      </w:r>
+      <w:r>
+        <w:t xml:space="preserve">— Code produced by LLMs or AI code-completion tools that contains security vulnerabilities because the model generated syntactically valid but insecure patterns—for example, missing input sanitization, improper use of</w:t>
+      </w:r>
+      <w:r>
+        <w:t xml:space="preserve"> </w:t>
+      </w:r>
+      <w:r>
+        <w:rPr>
+          <w:rStyle w:val="VerbatimChar"/>
+        </w:rPr>
+        <w:t xml:space="preserve">$wpdb-&gt;prepare()</w:t>
+      </w:r>
+      <w:r>
+        <w:t xml:space="preserve">, or hardcoded credentials. AI-generated code should undergo security review before deployment. See §3.5.</w:t>
+      </w:r>
+    </w:p>
+    <w:p>
+      <w:pPr>
+        <w:pStyle w:val="BodyText"/>
+      </w:pPr>
+      <w:r>
+        <w:rPr>
+          <w:b/>
+          <w:bCs/>
+        </w:rPr>
+        <w:t xml:space="preserve">IoC (Indicators of Compromise)</w:t>
+      </w:r>
+      <w:r>
+        <w:t xml:space="preserve"> </w:t>
+      </w:r>
+      <w:r>
+        <w:t xml:space="preserve">— Observable evidence that a system has been compromised, such as unexpected file modifications, unfamiliar user accounts, anomalous outbound network traffic, or known malicious file hashes. In WordPress, common IoCs include injected PHP files in plugin directories, unauthorized admin accounts, and modified core files.</w:t>
+      </w:r>
+    </w:p>
+    <w:p>
+      <w:pPr>
+        <w:pStyle w:val="BodyText"/>
+      </w:pPr>
+      <w:r>
+        <w:rPr>
+          <w:b/>
+          <w:bCs/>
+        </w:rPr>
+        <w:t xml:space="preserve">KSES</w:t>
+      </w:r>
+      <w:r>
+        <w:t xml:space="preserve"> </w:t>
+      </w:r>
+      <w:r>
+        <w:t xml:space="preserve">— WordPress’s HTML sanitization library, used to strip disallowed tags and attributes from content. The name is a recursive acronym:</w:t>
+      </w:r>
+      <w:r>
+        <w:t xml:space="preserve"> </w:t>
+      </w:r>
+      <w:r>
+        <w:t xml:space="preserve">“KSES Strips Evil Scripts.”</w:t>
+      </w:r>
+      <w:r>
+        <w:t xml:space="preserve"> </w:t>
+      </w:r>
+      <w:r>
+        <w:t xml:space="preserve">The primary API functions are</w:t>
+      </w:r>
+      <w:r>
+        <w:t xml:space="preserve"> </w:t>
+      </w:r>
+      <w:r>
+        <w:rPr>
+          <w:rStyle w:val="VerbatimChar"/>
+        </w:rPr>
+        <w:t xml:space="preserve">wp_kses()</w:t>
+      </w:r>
+      <w:r>
+        <w:t xml:space="preserve">,</w:t>
+      </w:r>
+      <w:r>
+        <w:t xml:space="preserve"> </w:t>
+      </w:r>
+      <w:r>
+        <w:rPr>
+          <w:rStyle w:val="VerbatimChar"/>
+        </w:rPr>
+        <w:t xml:space="preserve">wp_kses_post()</w:t>
+      </w:r>
+      <w:r>
+        <w:t xml:space="preserve">, and</w:t>
+      </w:r>
+      <w:r>
+        <w:t xml:space="preserve"> </w:t>
+      </w:r>
+      <w:r>
+        <w:rPr>
+          <w:rStyle w:val="VerbatimChar"/>
+        </w:rPr>
+        <w:t xml:space="preserve">wp_kses_data()</w:t>
+      </w:r>
+      <w:r>
+        <w:t xml:space="preserve">. KSES enforces a context-specific allowlist of HTML elements and attributes, preventing stored XSS in user-submitted content. See also:</w:t>
+      </w:r>
+      <w:r>
+        <w:t xml:space="preserve"> </w:t>
+      </w:r>
+      <w:r>
+        <w:rPr>
+          <w:i/>
+          <w:iCs/>
         </w:rPr>
         <w:t xml:space="preserve">Cross-Site Scripting (XSS)</w:t>
       </w:r>
       <w:r>
-        <w:t xml:space="preserve"> </w:t>
-      </w:r>
-      <w:r>
-        <w:t xml:space="preserve">— A vulnerability that allows an attacker to inject malicious scripts into web pages viewed by other users. XSS takes three main forms:</w:t>
-      </w:r>
-      <w:r>
-        <w:t xml:space="preserve"> </w:t>
-      </w:r>
-      <w:r>
-        <w:rPr>
-          <w:i/>
-          <w:iCs/>
-        </w:rPr>
-        <w:t xml:space="preserve">stored</w:t>
-      </w:r>
-      <w:r>
         <w:t xml:space="preserve">,</w:t>
       </w:r>
       <w:r>
@@ -5683,29 +7144,117 @@
           <w:i/>
           <w:iCs/>
         </w:rPr>
-        <w:t xml:space="preserve">reflected</w:t>
-      </w:r>
-      <w:r>
-        <w:t xml:space="preserve">, and</w:t>
-      </w:r>
-      <w:r>
-        <w:t xml:space="preserve"> </w:t>
-      </w:r>
-      <w:r>
-        <w:rPr>
-          <w:i/>
-          <w:iCs/>
-        </w:rPr>
-        <w:t xml:space="preserve">DOM-based</w:t>
-      </w:r>
-      <w:r>
-        <w:t xml:space="preserve">. WordPress provides escaping functions (</w:t>
+        <w:t xml:space="preserve">allowlist</w:t>
+      </w:r>
+      <w:r>
+        <w:t xml:space="preserve">.</w:t>
+      </w:r>
+    </w:p>
+    <w:p>
+      <w:pPr>
+        <w:pStyle w:val="BodyText"/>
+      </w:pPr>
+      <w:r>
+        <w:rPr>
+          <w:b/>
+          <w:bCs/>
+        </w:rPr>
+        <w:t xml:space="preserve">Local file inclusion (LFI) / Remote file inclusion (RFI)</w:t>
+      </w:r>
+      <w:r>
+        <w:t xml:space="preserve"> </w:t>
+      </w:r>
+      <w:r>
+        <w:t xml:space="preserve">— File inclusion vulnerabilities in which insecure use of PHP’s</w:t>
+      </w:r>
+      <w:r>
+        <w:t xml:space="preserve"> </w:t>
       </w:r>
       <w:r>
         <w:rPr>
           <w:rStyle w:val="VerbatimChar"/>
         </w:rPr>
-        <w:t xml:space="preserve">esc_html()</w:t>
+        <w:t xml:space="preserve">include()</w:t>
+      </w:r>
+      <w:r>
+        <w:t xml:space="preserve"> </w:t>
+      </w:r>
+      <w:r>
+        <w:t xml:space="preserve">or</w:t>
+      </w:r>
+      <w:r>
+        <w:t xml:space="preserve"> </w:t>
+      </w:r>
+      <w:r>
+        <w:rPr>
+          <w:rStyle w:val="VerbatimChar"/>
+        </w:rPr>
+        <w:t xml:space="preserve">require()</w:t>
+      </w:r>
+      <w:r>
+        <w:t xml:space="preserve"> </w:t>
+      </w:r>
+      <w:r>
+        <w:t xml:space="preserve">with user-supplied input allows an attacker to load and execute a local server file (LFI) or a remote attacker-controlled file (RFI). Exploitation can lead to information disclosure or arbitrary code execution. A recurring vulnerability class in WordPress plugins and themes.</w:t>
+      </w:r>
+    </w:p>
+    <w:p>
+      <w:pPr>
+        <w:pStyle w:val="BodyText"/>
+      </w:pPr>
+      <w:r>
+        <w:rPr>
+          <w:b/>
+          <w:bCs/>
+        </w:rPr>
+        <w:t xml:space="preserve">Malware</w:t>
+      </w:r>
+      <w:r>
+        <w:t xml:space="preserve"> </w:t>
+      </w:r>
+      <w:r>
+        <w:t xml:space="preserve">— Malicious software designed to disrupt, damage, or gain unauthorized access to a system. In WordPress, malware commonly takes the form of injected PHP backdoors, JavaScript redirects, SEO spam injections, cryptominers, and phishing pages hosted in the uploads directory. See also:</w:t>
+      </w:r>
+      <w:r>
+        <w:t xml:space="preserve"> </w:t>
+      </w:r>
+      <w:r>
+        <w:rPr>
+          <w:i/>
+          <w:iCs/>
+        </w:rPr>
+        <w:t xml:space="preserve">Infostealer</w:t>
+      </w:r>
+      <w:r>
+        <w:t xml:space="preserve">.</w:t>
+      </w:r>
+    </w:p>
+    <w:p>
+      <w:pPr>
+        <w:pStyle w:val="BodyText"/>
+      </w:pPr>
+      <w:r>
+        <w:rPr>
+          <w:b/>
+          <w:bCs/>
+        </w:rPr>
+        <w:t xml:space="preserve">Malware signature</w:t>
+      </w:r>
+      <w:r>
+        <w:t xml:space="preserve"> </w:t>
+      </w:r>
+      <w:r>
+        <w:t xml:space="preserve">— A unique byte pattern, hash, or string used to identify a known piece of malicious software. Signature-based detection matches files or code against a database of known malicious patterns. WordPress security scanners use malware signatures to detect injected backdoors, JavaScript redirects, and other threat patterns. See also:</w:t>
+      </w:r>
+      <w:r>
+        <w:t xml:space="preserve"> </w:t>
+      </w:r>
+      <w:r>
+        <w:rPr>
+          <w:i/>
+          <w:iCs/>
+        </w:rPr>
+        <w:t xml:space="preserve">malware</w:t>
       </w:r>
       <w:r>
         <w:t xml:space="preserve">,</w:t>
@@ -5715,9 +7264,232 @@
       </w:r>
       <w:r>
         <w:rPr>
+          <w:i/>
+          <w:iCs/>
+        </w:rPr>
+        <w:t xml:space="preserve">file integrity monitoring</w:t>
+      </w:r>
+      <w:r>
+        <w:t xml:space="preserve">,</w:t>
+      </w:r>
+      <w:r>
+        <w:t xml:space="preserve"> </w:t>
+      </w:r>
+      <w:r>
+        <w:rPr>
+          <w:i/>
+          <w:iCs/>
+        </w:rPr>
+        <w:t xml:space="preserve">anomaly detection</w:t>
+      </w:r>
+      <w:r>
+        <w:t xml:space="preserve">.</w:t>
+      </w:r>
+    </w:p>
+    <w:p>
+      <w:pPr>
+        <w:pStyle w:val="BodyText"/>
+      </w:pPr>
+      <w:r>
+        <w:rPr>
+          <w:b/>
+          <w:bCs/>
+        </w:rPr>
+        <w:t xml:space="preserve">ModSecurity</w:t>
+      </w:r>
+      <w:r>
+        <w:t xml:space="preserve"> </w:t>
+      </w:r>
+      <w:r>
+        <w:t xml:space="preserve">— An open-source web application firewall (WAF) module for Apache, Nginx, and IIS that inspects and filters HTTP requests based on configurable rule sets. Represents the server-level WAF tier in WordPress deployments. See also:</w:t>
+      </w:r>
+      <w:r>
+        <w:t xml:space="preserve"> </w:t>
+      </w:r>
+      <w:r>
+        <w:rPr>
+          <w:i/>
+          <w:iCs/>
+        </w:rPr>
+        <w:t xml:space="preserve">WAF</w:t>
+      </w:r>
+      <w:r>
+        <w:t xml:space="preserve">,</w:t>
+      </w:r>
+      <w:r>
+        <w:t xml:space="preserve"> </w:t>
+      </w:r>
+      <w:r>
+        <w:rPr>
+          <w:i/>
+          <w:iCs/>
+        </w:rPr>
+        <w:t xml:space="preserve">virtual patching</w:t>
+      </w:r>
+      <w:r>
+        <w:t xml:space="preserve">.</w:t>
+      </w:r>
+    </w:p>
+    <w:p>
+      <w:pPr>
+        <w:pStyle w:val="BodyText"/>
+      </w:pPr>
+      <w:r>
+        <w:rPr>
+          <w:b/>
+          <w:bCs/>
+        </w:rPr>
+        <w:t xml:space="preserve">Multisite</w:t>
+      </w:r>
+      <w:r>
+        <w:t xml:space="preserve"> </w:t>
+      </w:r>
+      <w:r>
+        <w:t xml:space="preserve">— A WordPress feature that allows multiple sites to be run from a single WordPress installation, sharing the same database and file system. Security considerations differ from single-site installations, particularly around user roles and network-level settings.</w:t>
+      </w:r>
+    </w:p>
+    <w:p>
+      <w:pPr>
+        <w:pStyle w:val="BodyText"/>
+      </w:pPr>
+      <w:r>
+        <w:rPr>
+          <w:b/>
+          <w:bCs/>
+        </w:rPr>
+        <w:t xml:space="preserve">mu-plugin (must-use plugin)</w:t>
+      </w:r>
+      <w:r>
+        <w:t xml:space="preserve"> </w:t>
+      </w:r>
+      <w:r>
+        <w:t xml:space="preserve">— A WordPress plugin placed in the</w:t>
+      </w:r>
+      <w:r>
+        <w:t xml:space="preserve"> </w:t>
+      </w:r>
+      <w:r>
+        <w:rPr>
           <w:rStyle w:val="VerbatimChar"/>
         </w:rPr>
-        <w:t xml:space="preserve">esc_attr()</w:t>
+        <w:t xml:space="preserve">wp-content/mu-plugins/</w:t>
+      </w:r>
+      <w:r>
+        <w:t xml:space="preserve"> </w:t>
+      </w:r>
+      <w:r>
+        <w:t xml:space="preserve">directory that loads automatically on every page request and cannot be deactivated through the Dashboard. Must-use plugins are commonly used for security hardening (e.g., disabling XML-RPC, restricting REST API endpoints, enforcing security headers) because they cannot be inadvertently disabled by administrators. They do not receive automatic updates and must be maintained manually or through a deployment pipeline. See also:</w:t>
+      </w:r>
+      <w:r>
+        <w:t xml:space="preserve"> </w:t>
+      </w:r>
+      <w:r>
+        <w:rPr>
+          <w:i/>
+          <w:iCs/>
+        </w:rPr>
+        <w:t xml:space="preserve">plugin</w:t>
+      </w:r>
+      <w:r>
+        <w:t xml:space="preserve">.</w:t>
+      </w:r>
+    </w:p>
+    <w:p>
+      <w:pPr>
+        <w:pStyle w:val="BodyText"/>
+      </w:pPr>
+      <w:r>
+        <w:rPr>
+          <w:b/>
+          <w:bCs/>
+        </w:rPr>
+        <w:t xml:space="preserve">NIST SP 800-53</w:t>
+      </w:r>
+      <w:r>
+        <w:t xml:space="preserve"> </w:t>
+      </w:r>
+      <w:r>
+        <w:t xml:space="preserve">— A NIST publication (</w:t>
+      </w:r>
+      <w:r>
+        <w:rPr>
+          <w:i/>
+          <w:iCs/>
+        </w:rPr>
+        <w:t xml:space="preserve">Security and Privacy Controls for Information Systems and Organizations</w:t>
+      </w:r>
+      <w:r>
+        <w:t xml:space="preserve">) providing a comprehensive catalog of security and privacy controls. Individual controls are cited as identifiers such as</w:t>
+      </w:r>
+      <w:r>
+        <w:t xml:space="preserve"> </w:t>
+      </w:r>
+      <w:r>
+        <w:rPr>
+          <w:rStyle w:val="VerbatimChar"/>
+        </w:rPr>
+        <w:t xml:space="preserve">IA-2(1)</w:t>
+      </w:r>
+      <w:r>
+        <w:t xml:space="preserve"> </w:t>
+      </w:r>
+      <w:r>
+        <w:t xml:space="preserve">(Identification and Authentication — Multi-Factor Authentication for Privileged Accounts). Referenced in compliance discussions for enterprise WordPress deployments.</w:t>
+      </w:r>
+    </w:p>
+    <w:p>
+      <w:pPr>
+        <w:pStyle w:val="BodyText"/>
+      </w:pPr>
+      <w:r>
+        <w:rPr>
+          <w:b/>
+          <w:bCs/>
+        </w:rPr>
+        <w:t xml:space="preserve">Nonce</w:t>
+      </w:r>
+      <w:r>
+        <w:t xml:space="preserve"> </w:t>
+      </w:r>
+      <w:r>
+        <w:t xml:space="preserve">— In WordPress, a</w:t>
+      </w:r>
+      <w:r>
+        <w:t xml:space="preserve"> </w:t>
+      </w:r>
+      <w:r>
+        <w:t xml:space="preserve">“number used once”</w:t>
+      </w:r>
+      <w:r>
+        <w:t xml:space="preserve">—a cryptographic token used to verify that a request was intentionally made from the site’s own interface and is tied to a specific action and user session. Nonces protect against CSRF attacks. A nonce is not authentication or authorization: it does not prove who the user is or that they are allowed to perform the action, so a nonce check must always be paired with a capability check. Logged-out visitors all receive the same nonce for a given action. Note: despite the name, WordPress nonces are not single-use; they remain valid for a time window (up to 24 hours, in two 12-hour ticks). This is a frequent source of confusion for developers and auditors.</w:t>
+      </w:r>
+    </w:p>
+    <w:p>
+      <w:pPr>
+        <w:pStyle w:val="BodyText"/>
+      </w:pPr>
+      <w:r>
+        <w:rPr>
+          <w:b/>
+          <w:bCs/>
+        </w:rPr>
+        <w:t xml:space="preserve">npm</w:t>
+      </w:r>
+      <w:r>
+        <w:t xml:space="preserve"> </w:t>
+      </w:r>
+      <w:r>
+        <w:t xml:space="preserve">— The Node Package Manager; a package registry and command-line tool for JavaScript and Node.js projects. Used in modern WordPress theme and plugin development to manage build-time dependencies. npm dependency chains are a supply chain attack vector. See also:</w:t>
+      </w:r>
+      <w:r>
+        <w:t xml:space="preserve"> </w:t>
+      </w:r>
+      <w:r>
+        <w:rPr>
+          <w:i/>
+          <w:iCs/>
+        </w:rPr>
+        <w:t xml:space="preserve">Composer</w:t>
       </w:r>
       <w:r>
         <w:t xml:space="preserve">,</w:t>
@@ -5727,48 +7499,79 @@
       </w:r>
       <w:r>
         <w:rPr>
+          <w:i/>
+          <w:iCs/>
+        </w:rPr>
+        <w:t xml:space="preserve">dependency confusion</w:t>
+      </w:r>
+      <w:r>
+        <w:t xml:space="preserve">,</w:t>
+      </w:r>
+      <w:r>
+        <w:t xml:space="preserve"> </w:t>
+      </w:r>
+      <w:r>
+        <w:rPr>
+          <w:i/>
+          <w:iCs/>
+        </w:rPr>
+        <w:t xml:space="preserve">build pipeline</w:t>
+      </w:r>
+      <w:r>
+        <w:t xml:space="preserve">,</w:t>
+      </w:r>
+      <w:r>
+        <w:t xml:space="preserve"> </w:t>
+      </w:r>
+      <w:r>
+        <w:rPr>
+          <w:i/>
+          <w:iCs/>
+        </w:rPr>
+        <w:t xml:space="preserve">SBOM</w:t>
+      </w:r>
+      <w:r>
+        <w:t xml:space="preserve">.</w:t>
+      </w:r>
+    </w:p>
+    <w:p>
+      <w:pPr>
+        <w:pStyle w:val="BodyText"/>
+      </w:pPr>
+      <w:r>
+        <w:rPr>
+          <w:b/>
+          <w:bCs/>
+        </w:rPr>
+        <w:t xml:space="preserve">Object cache</w:t>
+      </w:r>
+      <w:r>
+        <w:t xml:space="preserve"> </w:t>
+      </w:r>
+      <w:r>
+        <w:t xml:space="preserve">— A server-side caching layer that stores frequently queried data in memory to reduce database load. WordPress includes a built-in object cache that persists only for the duration of a single page request. A persistent object cache (backed by Redis or Memcached via a drop-in plugin at</w:t>
+      </w:r>
+      <w:r>
+        <w:t xml:space="preserve"> </w:t>
+      </w:r>
+      <w:r>
+        <w:rPr>
           <w:rStyle w:val="VerbatimChar"/>
         </w:rPr>
-        <w:t xml:space="preserve">wp_kses()</w:t>
-      </w:r>
-      <w:r>
-        <w:t xml:space="preserve">) to prevent XSS. See also:</w:t>
-      </w:r>
-      <w:r>
-        <w:t xml:space="preserve"> </w:t>
-      </w:r>
-      <w:r>
-        <w:rPr>
-          <w:i/>
-          <w:iCs/>
-        </w:rPr>
-        <w:t xml:space="preserve">stored XSS</w:t>
-      </w:r>
-      <w:r>
-        <w:t xml:space="preserve">,</w:t>
-      </w:r>
-      <w:r>
-        <w:t xml:space="preserve"> </w:t>
-      </w:r>
-      <w:r>
-        <w:rPr>
-          <w:i/>
-          <w:iCs/>
-        </w:rPr>
-        <w:t xml:space="preserve">reflected XSS</w:t>
-      </w:r>
-      <w:r>
-        <w:t xml:space="preserve">,</w:t>
-      </w:r>
-      <w:r>
-        <w:t xml:space="preserve"> </w:t>
-      </w:r>
-      <w:r>
-        <w:rPr>
-          <w:i/>
-          <w:iCs/>
-        </w:rPr>
-        <w:t xml:space="preserve">DOM-based XSS</w:t>
+        <w:t xml:space="preserve">wp-content/object-cache.php</w:t>
+      </w:r>
+      <w:r>
+        <w:t xml:space="preserve">) stores data across requests, significantly improving performance for database-heavy sites. See also:</w:t>
+      </w:r>
+      <w:r>
+        <w:t xml:space="preserve"> </w:t>
+      </w:r>
+      <w:r>
+        <w:rPr>
+          <w:i/>
+          <w:iCs/>
+        </w:rPr>
+        <w:t xml:space="preserve">transient</w:t>
       </w:r>
       <w:r>
         <w:t xml:space="preserve">.</w:t>
@@ -5783,1589 +7586,6 @@
           <w:b/>
           <w:bCs/>
         </w:rPr>
-        <w:t xml:space="preserve">CVE</w:t>
-      </w:r>
-      <w:r>
-        <w:t xml:space="preserve"> </w:t>
-      </w:r>
-      <w:r>
-        <w:t xml:space="preserve">— Common Vulnerabilities and Exposures. A standardized identifier (e.g.,</w:t>
-      </w:r>
-      <w:r>
-        <w:t xml:space="preserve"> </w:t>
-      </w:r>
-      <w:r>
-        <w:rPr>
-          <w:rStyle w:val="VerbatimChar"/>
-        </w:rPr>
-        <w:t xml:space="preserve">CVE-2024-1234</w:t>
-      </w:r>
-      <w:r>
-        <w:t xml:space="preserve">) assigned to publicly disclosed security vulnerabilities. CVE numbers are issued by authorized numbering authorities.</w:t>
-      </w:r>
-    </w:p>
-    <w:p>
-      <w:pPr>
-        <w:pStyle w:val="BodyText"/>
-      </w:pPr>
-      <w:r>
-        <w:rPr>
-          <w:b/>
-          <w:bCs/>
-        </w:rPr>
-        <w:t xml:space="preserve">CVSS</w:t>
-      </w:r>
-      <w:r>
-        <w:t xml:space="preserve"> </w:t>
-      </w:r>
-      <w:r>
-        <w:t xml:space="preserve">— Common Vulnerability Scoring System. A standardized framework for rating the severity of vulnerabilities on a 0–10 scale. Scores classify vulnerabilities as None (0), Low (0.1–3.9), Medium (4.0–6.9), High (7.0–8.9), or Critical (9.0–10.0).</w:t>
-      </w:r>
-    </w:p>
-    <w:p>
-      <w:pPr>
-        <w:pStyle w:val="BodyText"/>
-      </w:pPr>
-      <w:r>
-        <w:rPr>
-          <w:b/>
-          <w:bCs/>
-        </w:rPr>
-        <w:t xml:space="preserve">Cybercriminal</w:t>
-      </w:r>
-      <w:r>
-        <w:t xml:space="preserve"> </w:t>
-      </w:r>
-      <w:r>
-        <w:t xml:space="preserve">— A person who uses computers and networks to commit crimes such as unauthorized access, data theft, fraud, or extortion. Preferred over the ambiguous term</w:t>
-      </w:r>
-      <w:r>
-        <w:t xml:space="preserve"> </w:t>
-      </w:r>
-      <w:r>
-        <w:t xml:space="preserve">“hacker,”</w:t>
-      </w:r>
-      <w:r>
-        <w:t xml:space="preserve"> </w:t>
-      </w:r>
-      <w:r>
-        <w:t xml:space="preserve">which carries positive connotations in many technical communities. See §5.2.</w:t>
-      </w:r>
-    </w:p>
-    <w:p>
-      <w:pPr>
-        <w:pStyle w:val="BodyText"/>
-      </w:pPr>
-      <w:r>
-        <w:rPr>
-          <w:b/>
-          <w:bCs/>
-        </w:rPr>
-        <w:t xml:space="preserve">Dashboard</w:t>
-      </w:r>
-      <w:r>
-        <w:t xml:space="preserve"> </w:t>
-      </w:r>
-      <w:r>
-        <w:t xml:space="preserve">— The WordPress administrative interface, accessed via</w:t>
-      </w:r>
-      <w:r>
-        <w:t xml:space="preserve"> </w:t>
-      </w:r>
-      <w:r>
-        <w:rPr>
-          <w:rStyle w:val="VerbatimChar"/>
-        </w:rPr>
-        <w:t xml:space="preserve">/wp-admin/</w:t>
-      </w:r>
-      <w:r>
-        <w:t xml:space="preserve">. Prefer</w:t>
-      </w:r>
-      <w:r>
-        <w:t xml:space="preserve"> </w:t>
-      </w:r>
-      <w:r>
-        <w:t xml:space="preserve">“Dashboard”</w:t>
-      </w:r>
-      <w:r>
-        <w:t xml:space="preserve"> </w:t>
-      </w:r>
-      <w:r>
-        <w:t xml:space="preserve">over</w:t>
-      </w:r>
-      <w:r>
-        <w:t xml:space="preserve"> </w:t>
-      </w:r>
-      <w:r>
-        <w:t xml:space="preserve">“backend”</w:t>
-      </w:r>
-      <w:r>
-        <w:t xml:space="preserve"> </w:t>
-      </w:r>
-      <w:r>
-        <w:t xml:space="preserve">or</w:t>
-      </w:r>
-      <w:r>
-        <w:t xml:space="preserve"> </w:t>
-      </w:r>
-      <w:r>
-        <w:t xml:space="preserve">“admin panel”</w:t>
-      </w:r>
-      <w:r>
-        <w:t xml:space="preserve"> </w:t>
-      </w:r>
-      <w:r>
-        <w:t xml:space="preserve">in user-facing writing.</w:t>
-      </w:r>
-    </w:p>
-    <w:p>
-      <w:pPr>
-        <w:pStyle w:val="BodyText"/>
-      </w:pPr>
-      <w:r>
-        <w:rPr>
-          <w:b/>
-          <w:bCs/>
-        </w:rPr>
-        <w:t xml:space="preserve">Deepfake</w:t>
-      </w:r>
-      <w:r>
-        <w:t xml:space="preserve"> </w:t>
-      </w:r>
-      <w:r>
-        <w:t xml:space="preserve">— Synthetic media (audio, video, or images) generated or manipulated by AI to impersonate a real person. Deepfakes are increasingly used in social engineering attacks, including impersonation of executives to authorize access or financial transfers. IBM’s Cost of a Data Breach Report (2025) found deepfake-based social engineering in 35% of AI-driven breaches.</w:t>
-      </w:r>
-    </w:p>
-    <w:p>
-      <w:pPr>
-        <w:pStyle w:val="BodyText"/>
-      </w:pPr>
-      <w:r>
-        <w:rPr>
-          <w:b/>
-          <w:bCs/>
-        </w:rPr>
-        <w:t xml:space="preserve">Denial of service (DoS) / Distributed denial of service (DDoS)</w:t>
-      </w:r>
-      <w:r>
-        <w:t xml:space="preserve"> </w:t>
-      </w:r>
-      <w:r>
-        <w:t xml:space="preserve">— An attack that overwhelms a server or service with traffic or resource-exhausting requests, rendering it unavailable to legitimate users. A DoS originates from a single source; a DDoS uses many distributed sources, often a botnet. WordPress sites are commonly targeted via XML-RPC amplification or HTTP flood attacks. Mitigated by WAFs, rate limiting, and CDN-layer traffic scrubbing. See also:</w:t>
-      </w:r>
-      <w:r>
-        <w:t xml:space="preserve"> </w:t>
-      </w:r>
-      <w:r>
-        <w:rPr>
-          <w:i/>
-          <w:iCs/>
-        </w:rPr>
-        <w:t xml:space="preserve">rate limiting</w:t>
-      </w:r>
-      <w:r>
-        <w:t xml:space="preserve">,</w:t>
-      </w:r>
-      <w:r>
-        <w:t xml:space="preserve"> </w:t>
-      </w:r>
-      <w:r>
-        <w:rPr>
-          <w:i/>
-          <w:iCs/>
-        </w:rPr>
-        <w:t xml:space="preserve">WAF</w:t>
-      </w:r>
-      <w:r>
-        <w:t xml:space="preserve">,</w:t>
-      </w:r>
-      <w:r>
-        <w:t xml:space="preserve"> </w:t>
-      </w:r>
-      <w:r>
-        <w:rPr>
-          <w:i/>
-          <w:iCs/>
-        </w:rPr>
-        <w:t xml:space="preserve">XML-RPC</w:t>
-      </w:r>
-      <w:r>
-        <w:t xml:space="preserve">.</w:t>
-      </w:r>
-    </w:p>
-    <w:p>
-      <w:pPr>
-        <w:pStyle w:val="BodyText"/>
-      </w:pPr>
-      <w:r>
-        <w:rPr>
-          <w:b/>
-          <w:bCs/>
-        </w:rPr>
-        <w:t xml:space="preserve">Dependency confusion</w:t>
-      </w:r>
-      <w:r>
-        <w:t xml:space="preserve"> </w:t>
-      </w:r>
-      <w:r>
-        <w:t xml:space="preserve">— A supply chain attack in which a malicious package with the same name as a private dependency is published to a public registry, causing build tools to install the malicious version. Relevant to WordPress sites that use Composer or npm for dependency management.</w:t>
-      </w:r>
-    </w:p>
-    <w:p>
-      <w:pPr>
-        <w:pStyle w:val="BodyText"/>
-      </w:pPr>
-      <w:r>
-        <w:rPr>
-          <w:b/>
-          <w:bCs/>
-        </w:rPr>
-        <w:t xml:space="preserve">DISALLOW_FILE_EDIT</w:t>
-      </w:r>
-      <w:r>
-        <w:t xml:space="preserve"> </w:t>
-      </w:r>
-      <w:r>
-        <w:t xml:space="preserve">— A WordPress constant (</w:t>
-      </w:r>
-      <w:r>
-        <w:rPr>
-          <w:rStyle w:val="VerbatimChar"/>
-        </w:rPr>
-        <w:t xml:space="preserve">define( 'DISALLOW_FILE_EDIT', true )</w:t>
-      </w:r>
-      <w:r>
-        <w:t xml:space="preserve">) set in</w:t>
-      </w:r>
-      <w:r>
-        <w:t xml:space="preserve"> </w:t>
-      </w:r>
-      <w:r>
-        <w:rPr>
-          <w:rStyle w:val="VerbatimChar"/>
-        </w:rPr>
-        <w:t xml:space="preserve">wp-config.php</w:t>
-      </w:r>
-      <w:r>
-        <w:t xml:space="preserve"> </w:t>
-      </w:r>
-      <w:r>
-        <w:t xml:space="preserve">that disables the built-in Plugin Editor and Theme Editor in the Dashboard. A baseline hardening measure that prevents attackers who gain admin access from editing PHP files directly through the WordPress interface. Does not prevent file modifications through FTP, SSH, or the plugin/theme update mechanism. See also:</w:t>
-      </w:r>
-      <w:r>
-        <w:t xml:space="preserve"> </w:t>
-      </w:r>
-      <w:r>
-        <w:rPr>
-          <w:i/>
-          <w:iCs/>
-        </w:rPr>
-        <w:t xml:space="preserve">DISALLOW_FILE_MODS</w:t>
-      </w:r>
-      <w:r>
-        <w:t xml:space="preserve">,</w:t>
-      </w:r>
-      <w:r>
-        <w:t xml:space="preserve"> </w:t>
-      </w:r>
-      <w:r>
-        <w:rPr>
-          <w:i/>
-          <w:iCs/>
-        </w:rPr>
-        <w:t xml:space="preserve">hardening</w:t>
-      </w:r>
-      <w:r>
-        <w:t xml:space="preserve">.</w:t>
-      </w:r>
-    </w:p>
-    <w:p>
-      <w:pPr>
-        <w:pStyle w:val="BodyText"/>
-      </w:pPr>
-      <w:r>
-        <w:rPr>
-          <w:b/>
-          <w:bCs/>
-        </w:rPr>
-        <w:t xml:space="preserve">DISALLOW_FILE_MODS</w:t>
-      </w:r>
-      <w:r>
-        <w:t xml:space="preserve"> </w:t>
-      </w:r>
-      <w:r>
-        <w:t xml:space="preserve">— A WordPress constant (</w:t>
-      </w:r>
-      <w:r>
-        <w:rPr>
-          <w:rStyle w:val="VerbatimChar"/>
-        </w:rPr>
-        <w:t xml:space="preserve">define( 'DISALLOW_FILE_MODS', true )</w:t>
-      </w:r>
-      <w:r>
-        <w:t xml:space="preserve">) set in</w:t>
-      </w:r>
-      <w:r>
-        <w:t xml:space="preserve"> </w:t>
-      </w:r>
-      <w:r>
-        <w:rPr>
-          <w:rStyle w:val="VerbatimChar"/>
-        </w:rPr>
-        <w:t xml:space="preserve">wp-config.php</w:t>
-      </w:r>
-      <w:r>
-        <w:t xml:space="preserve"> </w:t>
-      </w:r>
-      <w:r>
-        <w:t xml:space="preserve">that disables all file modification capabilities in the Dashboard, including the Plugin/Theme Editors and the ability to install, update, or delete plugins and themes. A strict superset of</w:t>
-      </w:r>
-      <w:r>
-        <w:t xml:space="preserve"> </w:t>
-      </w:r>
-      <w:r>
-        <w:rPr>
-          <w:rStyle w:val="VerbatimChar"/>
-        </w:rPr>
-        <w:t xml:space="preserve">DISALLOW_FILE_EDIT</w:t>
-      </w:r>
-      <w:r>
-        <w:t xml:space="preserve">. Requires an external deployment pipeline (e.g., Composer, Git, or CI/CD) to manage updates. See also:</w:t>
-      </w:r>
-      <w:r>
-        <w:t xml:space="preserve"> </w:t>
-      </w:r>
-      <w:r>
-        <w:rPr>
-          <w:i/>
-          <w:iCs/>
-        </w:rPr>
-        <w:t xml:space="preserve">DISALLOW_FILE_EDIT</w:t>
-      </w:r>
-      <w:r>
-        <w:t xml:space="preserve">,</w:t>
-      </w:r>
-      <w:r>
-        <w:t xml:space="preserve"> </w:t>
-      </w:r>
-      <w:r>
-        <w:rPr>
-          <w:i/>
-          <w:iCs/>
-        </w:rPr>
-        <w:t xml:space="preserve">build pipeline</w:t>
-      </w:r>
-      <w:r>
-        <w:t xml:space="preserve">.</w:t>
-      </w:r>
-    </w:p>
-    <w:p>
-      <w:pPr>
-        <w:pStyle w:val="BodyText"/>
-      </w:pPr>
-      <w:r>
-        <w:rPr>
-          <w:b/>
-          <w:bCs/>
-        </w:rPr>
-        <w:t xml:space="preserve">Directory traversal</w:t>
-      </w:r>
-      <w:r>
-        <w:t xml:space="preserve"> </w:t>
-      </w:r>
-      <w:r>
-        <w:t xml:space="preserve">— See</w:t>
-      </w:r>
-      <w:r>
-        <w:t xml:space="preserve"> </w:t>
-      </w:r>
-      <w:r>
-        <w:rPr>
-          <w:i/>
-          <w:iCs/>
-        </w:rPr>
-        <w:t xml:space="preserve">path traversal</w:t>
-      </w:r>
-      <w:r>
-        <w:t xml:space="preserve">.</w:t>
-      </w:r>
-    </w:p>
-    <w:p>
-      <w:pPr>
-        <w:pStyle w:val="BodyText"/>
-      </w:pPr>
-      <w:r>
-        <w:rPr>
-          <w:b/>
-          <w:bCs/>
-        </w:rPr>
-        <w:t xml:space="preserve">DOM-based XSS</w:t>
-      </w:r>
-      <w:r>
-        <w:t xml:space="preserve"> </w:t>
-      </w:r>
-      <w:r>
-        <w:t xml:space="preserve">— A type of XSS vulnerability in which the attack payload is injected and executed entirely within the browser through manipulation of the Document Object Model (DOM), without the malicious data being included in the server’s HTTP response. Harder to detect with server-side input filtering. See also:</w:t>
-      </w:r>
-      <w:r>
-        <w:t xml:space="preserve"> </w:t>
-      </w:r>
-      <w:r>
-        <w:rPr>
-          <w:i/>
-          <w:iCs/>
-        </w:rPr>
-        <w:t xml:space="preserve">Cross-Site Scripting (XSS)</w:t>
-      </w:r>
-      <w:r>
-        <w:t xml:space="preserve">,</w:t>
-      </w:r>
-      <w:r>
-        <w:t xml:space="preserve"> </w:t>
-      </w:r>
-      <w:r>
-        <w:rPr>
-          <w:i/>
-          <w:iCs/>
-        </w:rPr>
-        <w:t xml:space="preserve">stored XSS</w:t>
-      </w:r>
-      <w:r>
-        <w:t xml:space="preserve">,</w:t>
-      </w:r>
-      <w:r>
-        <w:t xml:space="preserve"> </w:t>
-      </w:r>
-      <w:r>
-        <w:rPr>
-          <w:i/>
-          <w:iCs/>
-        </w:rPr>
-        <w:t xml:space="preserve">reflected XSS</w:t>
-      </w:r>
-      <w:r>
-        <w:t xml:space="preserve">.</w:t>
-      </w:r>
-    </w:p>
-    <w:p>
-      <w:pPr>
-        <w:pStyle w:val="BodyText"/>
-      </w:pPr>
-      <w:r>
-        <w:rPr>
-          <w:b/>
-          <w:bCs/>
-        </w:rPr>
-        <w:t xml:space="preserve">EPSS</w:t>
-      </w:r>
-      <w:r>
-        <w:t xml:space="preserve"> </w:t>
-      </w:r>
-      <w:r>
-        <w:t xml:space="preserve">— Exploit Prediction Scoring System. A model that estimates the probability (0–100%) that a vulnerability will be exploited in the wild within 30 days of scoring. Published by FIRST alongside CVSS, EPSS helps prioritize remediation by real-world exploitability rather than theoretical severity alone.</w:t>
-      </w:r>
-    </w:p>
-    <w:p>
-      <w:pPr>
-        <w:pStyle w:val="BodyText"/>
-      </w:pPr>
-      <w:r>
-        <w:rPr>
-          <w:b/>
-          <w:bCs/>
-        </w:rPr>
-        <w:t xml:space="preserve">Fail2Ban</w:t>
-      </w:r>
-      <w:r>
-        <w:t xml:space="preserve"> </w:t>
-      </w:r>
-      <w:r>
-        <w:t xml:space="preserve">— A server-level intrusion prevention tool that monitors log files and bans IP addresses showing malicious patterns (e.g., repeated failed login attempts). Integrates with WordPress through custom jail configurations.</w:t>
-      </w:r>
-    </w:p>
-    <w:p>
-      <w:pPr>
-        <w:pStyle w:val="BodyText"/>
-      </w:pPr>
-      <w:r>
-        <w:rPr>
-          <w:b/>
-          <w:bCs/>
-        </w:rPr>
-        <w:t xml:space="preserve">FedRAMP</w:t>
-      </w:r>
-      <w:r>
-        <w:t xml:space="preserve"> </w:t>
-      </w:r>
-      <w:r>
-        <w:t xml:space="preserve">— The Federal Risk and Authorization Management Program. A United States government-wide program that provides a standardized approach to security assessment, authorization, and continuous monitoring for cloud products and services. Relevant for enterprise WordPress deployments in government and highly regulated sectors.</w:t>
-      </w:r>
-    </w:p>
-    <w:p>
-      <w:pPr>
-        <w:pStyle w:val="BodyText"/>
-      </w:pPr>
-      <w:r>
-        <w:rPr>
-          <w:b/>
-          <w:bCs/>
-        </w:rPr>
-        <w:t xml:space="preserve">File integrity monitoring</w:t>
-      </w:r>
-      <w:r>
-        <w:t xml:space="preserve"> </w:t>
-      </w:r>
-      <w:r>
-        <w:t xml:space="preserve">— A security practice that detects unauthorized changes to files by comparing their current state (checksums or hashes) against a known-good baseline. In WordPress,</w:t>
-      </w:r>
-      <w:r>
-        <w:t xml:space="preserve"> </w:t>
-      </w:r>
-      <w:r>
-        <w:rPr>
-          <w:rStyle w:val="VerbatimChar"/>
-        </w:rPr>
-        <w:t xml:space="preserve">wp core verify-checksums</w:t>
-      </w:r>
-      <w:r>
-        <w:t xml:space="preserve"> </w:t>
-      </w:r>
-      <w:r>
-        <w:t xml:space="preserve">verifies core files against official hashes, and</w:t>
-      </w:r>
-      <w:r>
-        <w:t xml:space="preserve"> </w:t>
-      </w:r>
-      <w:r>
-        <w:rPr>
-          <w:rStyle w:val="VerbatimChar"/>
-        </w:rPr>
-        <w:t xml:space="preserve">wp plugin verify-checksums</w:t>
-      </w:r>
-      <w:r>
-        <w:t xml:space="preserve"> </w:t>
-      </w:r>
-      <w:r>
-        <w:t xml:space="preserve">verifies plugin checksums where available. Security plugins can extend this to themes, uploads, and custom files.</w:t>
-      </w:r>
-    </w:p>
-    <w:p>
-      <w:pPr>
-        <w:pStyle w:val="BodyText"/>
-      </w:pPr>
-      <w:r>
-        <w:rPr>
-          <w:b/>
-          <w:bCs/>
-        </w:rPr>
-        <w:t xml:space="preserve">FORCE_SSL_ADMIN</w:t>
-      </w:r>
-      <w:r>
-        <w:t xml:space="preserve"> </w:t>
-      </w:r>
-      <w:r>
-        <w:t xml:space="preserve">— A WordPress constant (</w:t>
-      </w:r>
-      <w:r>
-        <w:rPr>
-          <w:rStyle w:val="VerbatimChar"/>
-        </w:rPr>
-        <w:t xml:space="preserve">define( 'FORCE_SSL_ADMIN', true )</w:t>
-      </w:r>
-      <w:r>
-        <w:t xml:space="preserve">) set in</w:t>
-      </w:r>
-      <w:r>
-        <w:t xml:space="preserve"> </w:t>
-      </w:r>
-      <w:r>
-        <w:rPr>
-          <w:rStyle w:val="VerbatimChar"/>
-        </w:rPr>
-        <w:t xml:space="preserve">wp-config.php</w:t>
-      </w:r>
-      <w:r>
-        <w:t xml:space="preserve"> </w:t>
-      </w:r>
-      <w:r>
-        <w:t xml:space="preserve">that forces all Dashboard and login pages to use HTTPS. A baseline hardening measure that ensures authentication cookies are only transmitted over encrypted connections. Note:</w:t>
-      </w:r>
-      <w:r>
-        <w:t xml:space="preserve"> </w:t>
-      </w:r>
-      <w:r>
-        <w:rPr>
-          <w:rStyle w:val="VerbatimChar"/>
-        </w:rPr>
-        <w:t xml:space="preserve">FORCE_SSL_LOGIN</w:t>
-      </w:r>
-      <w:r>
-        <w:t xml:space="preserve"> </w:t>
-      </w:r>
-      <w:r>
-        <w:t xml:space="preserve">is deprecated and should not be used. See also:</w:t>
-      </w:r>
-      <w:r>
-        <w:t xml:space="preserve"> </w:t>
-      </w:r>
-      <w:r>
-        <w:rPr>
-          <w:i/>
-          <w:iCs/>
-        </w:rPr>
-        <w:t xml:space="preserve">HSTS</w:t>
-      </w:r>
-      <w:r>
-        <w:t xml:space="preserve">,</w:t>
-      </w:r>
-      <w:r>
-        <w:t xml:space="preserve"> </w:t>
-      </w:r>
-      <w:r>
-        <w:rPr>
-          <w:i/>
-          <w:iCs/>
-        </w:rPr>
-        <w:t xml:space="preserve">TLS</w:t>
-      </w:r>
-      <w:r>
-        <w:t xml:space="preserve">.</w:t>
-      </w:r>
-    </w:p>
-    <w:p>
-      <w:pPr>
-        <w:pStyle w:val="BodyText"/>
-      </w:pPr>
-      <w:r>
-        <w:rPr>
-          <w:b/>
-          <w:bCs/>
-        </w:rPr>
-        <w:t xml:space="preserve">FUD</w:t>
-      </w:r>
-      <w:r>
-        <w:t xml:space="preserve"> </w:t>
-      </w:r>
-      <w:r>
-        <w:t xml:space="preserve">— Fear, uncertainty, and doubt. A rhetorical strategy that exaggerates threats to motivate action (usually purchasing a product). Avoid FUD in security writing; it erodes trust and impairs informed decision-making.</w:t>
-      </w:r>
-    </w:p>
-    <w:p>
-      <w:pPr>
-        <w:pStyle w:val="BodyText"/>
-      </w:pPr>
-      <w:r>
-        <w:rPr>
-          <w:b/>
-          <w:bCs/>
-        </w:rPr>
-        <w:t xml:space="preserve">GDPR</w:t>
-      </w:r>
-      <w:r>
-        <w:t xml:space="preserve"> </w:t>
-      </w:r>
-      <w:r>
-        <w:t xml:space="preserve">— General Data Protection Regulation (EU). A European Union regulation governing the processing of personal data of individuals in the EU/EEA. It sets requirements for lawful processing, transparency, data subject rights, breach notification, and controller/processor responsibilities.</w:t>
-      </w:r>
-    </w:p>
-    <w:p>
-      <w:pPr>
-        <w:pStyle w:val="BodyText"/>
-      </w:pPr>
-      <w:r>
-        <w:rPr>
-          <w:b/>
-          <w:bCs/>
-        </w:rPr>
-        <w:t xml:space="preserve">GPU-accelerated brute-force attack</w:t>
-      </w:r>
-      <w:r>
-        <w:t xml:space="preserve"> </w:t>
-      </w:r>
-      <w:r>
-        <w:t xml:space="preserve">— A brute-force password cracking technique that exploits the parallel processing power of graphics processing units (GPUs) to test billions of password candidates per second against captured password hashes. WordPress’s default bcrypt hashing and optional Argon2id are designed to remain computationally expensive even under GPU acceleration. See also:</w:t>
-      </w:r>
-      <w:r>
-        <w:t xml:space="preserve"> </w:t>
-      </w:r>
-      <w:r>
-        <w:rPr>
-          <w:i/>
-          <w:iCs/>
-        </w:rPr>
-        <w:t xml:space="preserve">brute-force attack</w:t>
-      </w:r>
-      <w:r>
-        <w:t xml:space="preserve">,</w:t>
-      </w:r>
-      <w:r>
-        <w:t xml:space="preserve"> </w:t>
-      </w:r>
-      <w:r>
-        <w:rPr>
-          <w:i/>
-          <w:iCs/>
-        </w:rPr>
-        <w:t xml:space="preserve">bcrypt</w:t>
-      </w:r>
-      <w:r>
-        <w:t xml:space="preserve">,</w:t>
-      </w:r>
-      <w:r>
-        <w:t xml:space="preserve"> </w:t>
-      </w:r>
-      <w:r>
-        <w:rPr>
-          <w:i/>
-          <w:iCs/>
-        </w:rPr>
-        <w:t xml:space="preserve">Argon2id</w:t>
-      </w:r>
-      <w:r>
-        <w:t xml:space="preserve">.</w:t>
-      </w:r>
-    </w:p>
-    <w:p>
-      <w:pPr>
-        <w:pStyle w:val="BodyText"/>
-      </w:pPr>
-      <w:r>
-        <w:rPr>
-          <w:b/>
-          <w:bCs/>
-        </w:rPr>
-        <w:t xml:space="preserve">Hardening</w:t>
-      </w:r>
-      <w:r>
-        <w:t xml:space="preserve"> </w:t>
-      </w:r>
-      <w:r>
-        <w:t xml:space="preserve">— The process of reducing a system’s attack surface by disabling unnecessary features, restricting permissions, and applying security configurations. In WordPress, hardening includes setting constants in</w:t>
-      </w:r>
-      <w:r>
-        <w:t xml:space="preserve"> </w:t>
-      </w:r>
-      <w:r>
-        <w:rPr>
-          <w:rStyle w:val="VerbatimChar"/>
-        </w:rPr>
-        <w:t xml:space="preserve">wp-config.php</w:t>
-      </w:r>
-      <w:r>
-        <w:t xml:space="preserve">, restricting file permissions, and disabling XML-RPC.</w:t>
-      </w:r>
-    </w:p>
-    <w:p>
-      <w:pPr>
-        <w:pStyle w:val="BodyText"/>
-      </w:pPr>
-      <w:r>
-        <w:rPr>
-          <w:b/>
-          <w:bCs/>
-        </w:rPr>
-        <w:t xml:space="preserve">HIPAA</w:t>
-      </w:r>
-      <w:r>
-        <w:t xml:space="preserve"> </w:t>
-      </w:r>
-      <w:r>
-        <w:t xml:space="preserve">— Health Insurance Portability and Accountability Act (U.S.). A U.S. law that includes privacy and security requirements for protecting protected health information (PHI). HIPAA obligations apply to covered entities and business associates and are implemented through administrative, physical, and technical safeguards.</w:t>
-      </w:r>
-    </w:p>
-    <w:p>
-      <w:pPr>
-        <w:pStyle w:val="BodyText"/>
-      </w:pPr>
-      <w:r>
-        <w:rPr>
-          <w:b/>
-          <w:bCs/>
-        </w:rPr>
-        <w:t xml:space="preserve">HMAC</w:t>
-      </w:r>
-      <w:r>
-        <w:t xml:space="preserve"> </w:t>
-      </w:r>
-      <w:r>
-        <w:t xml:space="preserve">— Hash-based Message Authentication Code. A cryptographic construct that combines a hash function with a secret key to produce a signature verifying the authenticity and integrity of a message. In WordPress, the auth cookie is HMAC-signed using the authentication keys and salts defined in</w:t>
-      </w:r>
-      <w:r>
-        <w:t xml:space="preserve"> </w:t>
-      </w:r>
-      <w:r>
-        <w:rPr>
-          <w:rStyle w:val="VerbatimChar"/>
-        </w:rPr>
-        <w:t xml:space="preserve">wp-config.php</w:t>
-      </w:r>
-      <w:r>
-        <w:t xml:space="preserve">. See also:</w:t>
-      </w:r>
-      <w:r>
-        <w:t xml:space="preserve"> </w:t>
-      </w:r>
-      <w:r>
-        <w:rPr>
-          <w:i/>
-          <w:iCs/>
-        </w:rPr>
-        <w:t xml:space="preserve">auth cookie</w:t>
-      </w:r>
-      <w:r>
-        <w:t xml:space="preserve">,</w:t>
-      </w:r>
-      <w:r>
-        <w:t xml:space="preserve"> </w:t>
-      </w:r>
-      <w:r>
-        <w:rPr>
-          <w:i/>
-          <w:iCs/>
-        </w:rPr>
-        <w:t xml:space="preserve">authentication keys and salts</w:t>
-      </w:r>
-      <w:r>
-        <w:t xml:space="preserve">.</w:t>
-      </w:r>
-    </w:p>
-    <w:p>
-      <w:pPr>
-        <w:pStyle w:val="BodyText"/>
-      </w:pPr>
-      <w:r>
-        <w:rPr>
-          <w:b/>
-          <w:bCs/>
-        </w:rPr>
-        <w:t xml:space="preserve">HSTS</w:t>
-      </w:r>
-      <w:r>
-        <w:t xml:space="preserve"> </w:t>
-      </w:r>
-      <w:r>
-        <w:t xml:space="preserve">— HTTP Strict Transport Security. An HTTP response header (</w:t>
-      </w:r>
-      <w:r>
-        <w:rPr>
-          <w:rStyle w:val="VerbatimChar"/>
-        </w:rPr>
-        <w:t xml:space="preserve">Strict-Transport-Security</w:t>
-      </w:r>
-      <w:r>
-        <w:t xml:space="preserve">) that instructs browsers to only connect to a site over HTTPS for a specified period. Prevents protocol downgrade attacks and cookie hijacking. Should be deployed with care—once a browser receives an HSTS header, it will refuse non-HTTPS connections until the</w:t>
-      </w:r>
-      <w:r>
-        <w:t xml:space="preserve"> </w:t>
-      </w:r>
-      <w:r>
-        <w:rPr>
-          <w:rStyle w:val="VerbatimChar"/>
-        </w:rPr>
-        <w:t xml:space="preserve">max-age</w:t>
-      </w:r>
-      <w:r>
-        <w:t xml:space="preserve"> </w:t>
-      </w:r>
-      <w:r>
-        <w:t xml:space="preserve">expires.</w:t>
-      </w:r>
-    </w:p>
-    <w:p>
-      <w:pPr>
-        <w:pStyle w:val="BodyText"/>
-      </w:pPr>
-      <w:r>
-        <w:rPr>
-          <w:b/>
-          <w:bCs/>
-        </w:rPr>
-        <w:t xml:space="preserve">Incident response</w:t>
-      </w:r>
-      <w:r>
-        <w:t xml:space="preserve"> </w:t>
-      </w:r>
-      <w:r>
-        <w:t xml:space="preserve">— The organized process of detecting, containing, eradicating, and recovering from a security incident. In a WordPress context, incident response may include identifying compromised files, revoking credentials, restoring from a clean backup, and notifying affected users. See also:</w:t>
-      </w:r>
-      <w:r>
-        <w:t xml:space="preserve"> </w:t>
-      </w:r>
-      <w:r>
-        <w:rPr>
-          <w:i/>
-          <w:iCs/>
-        </w:rPr>
-        <w:t xml:space="preserve">breach</w:t>
-      </w:r>
-      <w:r>
-        <w:t xml:space="preserve">,</w:t>
-      </w:r>
-      <w:r>
-        <w:t xml:space="preserve"> </w:t>
-      </w:r>
-      <w:r>
-        <w:rPr>
-          <w:i/>
-          <w:iCs/>
-        </w:rPr>
-        <w:t xml:space="preserve">IoC</w:t>
-      </w:r>
-      <w:r>
-        <w:t xml:space="preserve">,</w:t>
-      </w:r>
-      <w:r>
-        <w:t xml:space="preserve"> </w:t>
-      </w:r>
-      <w:r>
-        <w:rPr>
-          <w:i/>
-          <w:iCs/>
-        </w:rPr>
-        <w:t xml:space="preserve">file integrity monitoring</w:t>
-      </w:r>
-      <w:r>
-        <w:t xml:space="preserve">.</w:t>
-      </w:r>
-    </w:p>
-    <w:p>
-      <w:pPr>
-        <w:pStyle w:val="BodyText"/>
-      </w:pPr>
-      <w:r>
-        <w:rPr>
-          <w:b/>
-          <w:bCs/>
-        </w:rPr>
-        <w:t xml:space="preserve">Information disclosure</w:t>
-      </w:r>
-      <w:r>
-        <w:t xml:space="preserve"> </w:t>
-      </w:r>
-      <w:r>
-        <w:t xml:space="preserve">— A vulnerability that allows an attacker to access data they are not authorized to view, such as usernames, file paths, configuration values, version numbers, or error messages. WordPress information disclosure vulnerabilities may expose usernames via the REST API, WordPress version information in HTML meta tags, or server configuration details. See also:</w:t>
-      </w:r>
-      <w:r>
-        <w:t xml:space="preserve"> </w:t>
-      </w:r>
-      <w:r>
-        <w:rPr>
-          <w:i/>
-          <w:iCs/>
-        </w:rPr>
-        <w:t xml:space="preserve">user enumeration</w:t>
-      </w:r>
-      <w:r>
-        <w:t xml:space="preserve">,</w:t>
-      </w:r>
-      <w:r>
-        <w:t xml:space="preserve"> </w:t>
-      </w:r>
-      <w:r>
-        <w:rPr>
-          <w:i/>
-          <w:iCs/>
-        </w:rPr>
-        <w:t xml:space="preserve">REST API</w:t>
-      </w:r>
-      <w:r>
-        <w:t xml:space="preserve">.</w:t>
-      </w:r>
-    </w:p>
-    <w:p>
-      <w:pPr>
-        <w:pStyle w:val="BodyText"/>
-      </w:pPr>
-      <w:r>
-        <w:rPr>
-          <w:b/>
-          <w:bCs/>
-        </w:rPr>
-        <w:t xml:space="preserve">Infostealer</w:t>
-      </w:r>
-      <w:r>
-        <w:t xml:space="preserve"> </w:t>
-      </w:r>
-      <w:r>
-        <w:t xml:space="preserve">— A category of malware designed to exfiltrate sensitive data from infected devices, including passwords, session cookies, browser data, and cryptocurrency wallets. Infostealers are a rapidly growing threat vector affecting all web platforms, including WordPress. The Verizon DBIR (2025) found that 30% of systems compromised by infostealers were enterprise-licensed devices, and that stolen credentials from infostealers were a significant driver of credential-based breaches.</w:t>
-      </w:r>
-    </w:p>
-    <w:p>
-      <w:pPr>
-        <w:pStyle w:val="BodyText"/>
-      </w:pPr>
-      <w:r>
-        <w:rPr>
-          <w:b/>
-          <w:bCs/>
-        </w:rPr>
-        <w:t xml:space="preserve">Insecure AI-generated code</w:t>
-      </w:r>
-      <w:r>
-        <w:t xml:space="preserve"> </w:t>
-      </w:r>
-      <w:r>
-        <w:t xml:space="preserve">— Code produced by LLMs or AI code-completion tools that contains security vulnerabilities because the model generated syntactically valid but insecure patterns—for example, missing input sanitization, improper use of</w:t>
-      </w:r>
-      <w:r>
-        <w:t xml:space="preserve"> </w:t>
-      </w:r>
-      <w:r>
-        <w:rPr>
-          <w:rStyle w:val="VerbatimChar"/>
-        </w:rPr>
-        <w:t xml:space="preserve">$wpdb-&gt;prepare()</w:t>
-      </w:r>
-      <w:r>
-        <w:t xml:space="preserve">, or hardcoded credentials. AI-generated code should undergo security review before deployment. See §3.5.</w:t>
-      </w:r>
-    </w:p>
-    <w:p>
-      <w:pPr>
-        <w:pStyle w:val="BodyText"/>
-      </w:pPr>
-      <w:r>
-        <w:rPr>
-          <w:b/>
-          <w:bCs/>
-        </w:rPr>
-        <w:t xml:space="preserve">IoC (Indicators of Compromise)</w:t>
-      </w:r>
-      <w:r>
-        <w:t xml:space="preserve"> </w:t>
-      </w:r>
-      <w:r>
-        <w:t xml:space="preserve">— Observable evidence that a system has been compromised, such as unexpected file modifications, unfamiliar user accounts, anomalous outbound network traffic, or known malicious file hashes. In WordPress, common IoCs include injected PHP files in plugin directories, unauthorized admin accounts, and modified core files.</w:t>
-      </w:r>
-    </w:p>
-    <w:p>
-      <w:pPr>
-        <w:pStyle w:val="BodyText"/>
-      </w:pPr>
-      <w:r>
-        <w:rPr>
-          <w:b/>
-          <w:bCs/>
-        </w:rPr>
-        <w:t xml:space="preserve">KSES</w:t>
-      </w:r>
-      <w:r>
-        <w:t xml:space="preserve"> </w:t>
-      </w:r>
-      <w:r>
-        <w:t xml:space="preserve">— WordPress’s HTML sanitization library, used to strip disallowed tags and attributes from content. The name is a recursive acronym:</w:t>
-      </w:r>
-      <w:r>
-        <w:t xml:space="preserve"> </w:t>
-      </w:r>
-      <w:r>
-        <w:t xml:space="preserve">“KSES Strips Evil Scripts.”</w:t>
-      </w:r>
-      <w:r>
-        <w:t xml:space="preserve"> </w:t>
-      </w:r>
-      <w:r>
-        <w:t xml:space="preserve">The primary API functions are</w:t>
-      </w:r>
-      <w:r>
-        <w:t xml:space="preserve"> </w:t>
-      </w:r>
-      <w:r>
-        <w:rPr>
-          <w:rStyle w:val="VerbatimChar"/>
-        </w:rPr>
-        <w:t xml:space="preserve">wp_kses()</w:t>
-      </w:r>
-      <w:r>
-        <w:t xml:space="preserve">,</w:t>
-      </w:r>
-      <w:r>
-        <w:t xml:space="preserve"> </w:t>
-      </w:r>
-      <w:r>
-        <w:rPr>
-          <w:rStyle w:val="VerbatimChar"/>
-        </w:rPr>
-        <w:t xml:space="preserve">wp_kses_post()</w:t>
-      </w:r>
-      <w:r>
-        <w:t xml:space="preserve">, and</w:t>
-      </w:r>
-      <w:r>
-        <w:t xml:space="preserve"> </w:t>
-      </w:r>
-      <w:r>
-        <w:rPr>
-          <w:rStyle w:val="VerbatimChar"/>
-        </w:rPr>
-        <w:t xml:space="preserve">wp_kses_data()</w:t>
-      </w:r>
-      <w:r>
-        <w:t xml:space="preserve">. KSES enforces a context-specific allowlist of HTML elements and attributes, preventing stored XSS in user-submitted content. See also:</w:t>
-      </w:r>
-      <w:r>
-        <w:t xml:space="preserve"> </w:t>
-      </w:r>
-      <w:r>
-        <w:rPr>
-          <w:i/>
-          <w:iCs/>
-        </w:rPr>
-        <w:t xml:space="preserve">Cross-Site Scripting (XSS)</w:t>
-      </w:r>
-      <w:r>
-        <w:t xml:space="preserve">,</w:t>
-      </w:r>
-      <w:r>
-        <w:t xml:space="preserve"> </w:t>
-      </w:r>
-      <w:r>
-        <w:rPr>
-          <w:i/>
-          <w:iCs/>
-        </w:rPr>
-        <w:t xml:space="preserve">allowlist</w:t>
-      </w:r>
-      <w:r>
-        <w:t xml:space="preserve">.</w:t>
-      </w:r>
-    </w:p>
-    <w:p>
-      <w:pPr>
-        <w:pStyle w:val="BodyText"/>
-      </w:pPr>
-      <w:r>
-        <w:rPr>
-          <w:b/>
-          <w:bCs/>
-        </w:rPr>
-        <w:t xml:space="preserve">Local file inclusion (LFI) / Remote file inclusion (RFI)</w:t>
-      </w:r>
-      <w:r>
-        <w:t xml:space="preserve"> </w:t>
-      </w:r>
-      <w:r>
-        <w:t xml:space="preserve">— File inclusion vulnerabilities in which insecure use of PHP’s</w:t>
-      </w:r>
-      <w:r>
-        <w:t xml:space="preserve"> </w:t>
-      </w:r>
-      <w:r>
-        <w:rPr>
-          <w:rStyle w:val="VerbatimChar"/>
-        </w:rPr>
-        <w:t xml:space="preserve">include()</w:t>
-      </w:r>
-      <w:r>
-        <w:t xml:space="preserve"> </w:t>
-      </w:r>
-      <w:r>
-        <w:t xml:space="preserve">or</w:t>
-      </w:r>
-      <w:r>
-        <w:t xml:space="preserve"> </w:t>
-      </w:r>
-      <w:r>
-        <w:rPr>
-          <w:rStyle w:val="VerbatimChar"/>
-        </w:rPr>
-        <w:t xml:space="preserve">require()</w:t>
-      </w:r>
-      <w:r>
-        <w:t xml:space="preserve"> </w:t>
-      </w:r>
-      <w:r>
-        <w:t xml:space="preserve">with user-supplied input allows an attacker to load and execute a local server file (LFI) or a remote attacker-controlled file (RFI). Exploitation can lead to information disclosure or arbitrary code execution. A recurring vulnerability class in WordPress plugins and themes.</w:t>
-      </w:r>
-    </w:p>
-    <w:p>
-      <w:pPr>
-        <w:pStyle w:val="BodyText"/>
-      </w:pPr>
-      <w:r>
-        <w:rPr>
-          <w:b/>
-          <w:bCs/>
-        </w:rPr>
-        <w:t xml:space="preserve">Malware</w:t>
-      </w:r>
-      <w:r>
-        <w:t xml:space="preserve"> </w:t>
-      </w:r>
-      <w:r>
-        <w:t xml:space="preserve">— Malicious software designed to disrupt, damage, or gain unauthorized access to a system. In WordPress, malware commonly takes the form of injected PHP backdoors, JavaScript redirects, SEO spam injections, cryptominers, and phishing pages hosted in the uploads directory. See also:</w:t>
-      </w:r>
-      <w:r>
-        <w:t xml:space="preserve"> </w:t>
-      </w:r>
-      <w:r>
-        <w:rPr>
-          <w:i/>
-          <w:iCs/>
-        </w:rPr>
-        <w:t xml:space="preserve">Infostealer</w:t>
-      </w:r>
-      <w:r>
-        <w:t xml:space="preserve">.</w:t>
-      </w:r>
-    </w:p>
-    <w:p>
-      <w:pPr>
-        <w:pStyle w:val="BodyText"/>
-      </w:pPr>
-      <w:r>
-        <w:rPr>
-          <w:b/>
-          <w:bCs/>
-        </w:rPr>
-        <w:t xml:space="preserve">Malware signature</w:t>
-      </w:r>
-      <w:r>
-        <w:t xml:space="preserve"> </w:t>
-      </w:r>
-      <w:r>
-        <w:t xml:space="preserve">— A unique byte pattern, hash, or string used to identify a known piece of malicious software. Signature-based detection matches files or code against a database of known malicious patterns. WordPress security scanners use malware signatures to detect injected backdoors, JavaScript redirects, and other threat patterns. See also:</w:t>
-      </w:r>
-      <w:r>
-        <w:t xml:space="preserve"> </w:t>
-      </w:r>
-      <w:r>
-        <w:rPr>
-          <w:i/>
-          <w:iCs/>
-        </w:rPr>
-        <w:t xml:space="preserve">malware</w:t>
-      </w:r>
-      <w:r>
-        <w:t xml:space="preserve">,</w:t>
-      </w:r>
-      <w:r>
-        <w:t xml:space="preserve"> </w:t>
-      </w:r>
-      <w:r>
-        <w:rPr>
-          <w:i/>
-          <w:iCs/>
-        </w:rPr>
-        <w:t xml:space="preserve">file integrity monitoring</w:t>
-      </w:r>
-      <w:r>
-        <w:t xml:space="preserve">,</w:t>
-      </w:r>
-      <w:r>
-        <w:t xml:space="preserve"> </w:t>
-      </w:r>
-      <w:r>
-        <w:rPr>
-          <w:i/>
-          <w:iCs/>
-        </w:rPr>
-        <w:t xml:space="preserve">anomaly detection</w:t>
-      </w:r>
-      <w:r>
-        <w:t xml:space="preserve">.</w:t>
-      </w:r>
-    </w:p>
-    <w:p>
-      <w:pPr>
-        <w:pStyle w:val="BodyText"/>
-      </w:pPr>
-      <w:r>
-        <w:rPr>
-          <w:b/>
-          <w:bCs/>
-        </w:rPr>
-        <w:t xml:space="preserve">ModSecurity</w:t>
-      </w:r>
-      <w:r>
-        <w:t xml:space="preserve"> </w:t>
-      </w:r>
-      <w:r>
-        <w:t xml:space="preserve">— An open-source web application firewall (WAF) module for Apache, Nginx, and IIS that inspects and filters HTTP requests based on configurable rule sets. Represents the server-level WAF tier in WordPress deployments. See also:</w:t>
-      </w:r>
-      <w:r>
-        <w:t xml:space="preserve"> </w:t>
-      </w:r>
-      <w:r>
-        <w:rPr>
-          <w:i/>
-          <w:iCs/>
-        </w:rPr>
-        <w:t xml:space="preserve">WAF</w:t>
-      </w:r>
-      <w:r>
-        <w:t xml:space="preserve">,</w:t>
-      </w:r>
-      <w:r>
-        <w:t xml:space="preserve"> </w:t>
-      </w:r>
-      <w:r>
-        <w:rPr>
-          <w:i/>
-          <w:iCs/>
-        </w:rPr>
-        <w:t xml:space="preserve">virtual patching</w:t>
-      </w:r>
-      <w:r>
-        <w:t xml:space="preserve">.</w:t>
-      </w:r>
-    </w:p>
-    <w:p>
-      <w:pPr>
-        <w:pStyle w:val="BodyText"/>
-      </w:pPr>
-      <w:r>
-        <w:rPr>
-          <w:b/>
-          <w:bCs/>
-        </w:rPr>
-        <w:t xml:space="preserve">mu-plugin (must-use plugin)</w:t>
-      </w:r>
-      <w:r>
-        <w:t xml:space="preserve"> </w:t>
-      </w:r>
-      <w:r>
-        <w:t xml:space="preserve">— A WordPress plugin placed in the</w:t>
-      </w:r>
-      <w:r>
-        <w:t xml:space="preserve"> </w:t>
-      </w:r>
-      <w:r>
-        <w:rPr>
-          <w:rStyle w:val="VerbatimChar"/>
-        </w:rPr>
-        <w:t xml:space="preserve">wp-content/mu-plugins/</w:t>
-      </w:r>
-      <w:r>
-        <w:t xml:space="preserve"> </w:t>
-      </w:r>
-      <w:r>
-        <w:t xml:space="preserve">directory that loads automatically on every page request and cannot be deactivated through the Dashboard. Must-use plugins are commonly used for security hardening (e.g., disabling XML-RPC, restricting REST API endpoints, enforcing security headers) because they cannot be inadvertently disabled by administrators. They do not receive automatic updates and must be maintained manually or through a deployment pipeline. See also:</w:t>
-      </w:r>
-      <w:r>
-        <w:t xml:space="preserve"> </w:t>
-      </w:r>
-      <w:r>
-        <w:rPr>
-          <w:i/>
-          <w:iCs/>
-        </w:rPr>
-        <w:t xml:space="preserve">plugin</w:t>
-      </w:r>
-      <w:r>
-        <w:t xml:space="preserve">.</w:t>
-      </w:r>
-    </w:p>
-    <w:p>
-      <w:pPr>
-        <w:pStyle w:val="BodyText"/>
-      </w:pPr>
-      <w:r>
-        <w:rPr>
-          <w:b/>
-          <w:bCs/>
-        </w:rPr>
-        <w:t xml:space="preserve">Multisite</w:t>
-      </w:r>
-      <w:r>
-        <w:t xml:space="preserve"> </w:t>
-      </w:r>
-      <w:r>
-        <w:t xml:space="preserve">— A WordPress feature that allows multiple sites to be run from a single WordPress installation, sharing the same database and file system. Security considerations differ from single-site installations, particularly around user roles and network-level settings.</w:t>
-      </w:r>
-    </w:p>
-    <w:p>
-      <w:pPr>
-        <w:pStyle w:val="BodyText"/>
-      </w:pPr>
-      <w:r>
-        <w:rPr>
-          <w:b/>
-          <w:bCs/>
-        </w:rPr>
-        <w:t xml:space="preserve">NIST SP 800-53</w:t>
-      </w:r>
-      <w:r>
-        <w:t xml:space="preserve"> </w:t>
-      </w:r>
-      <w:r>
-        <w:t xml:space="preserve">— A NIST publication (</w:t>
-      </w:r>
-      <w:r>
-        <w:rPr>
-          <w:i/>
-          <w:iCs/>
-        </w:rPr>
-        <w:t xml:space="preserve">Security and Privacy Controls for Information Systems and Organizations</w:t>
-      </w:r>
-      <w:r>
-        <w:t xml:space="preserve">) providing a comprehensive catalog of security and privacy controls. Individual controls are cited as identifiers such as</w:t>
-      </w:r>
-      <w:r>
-        <w:t xml:space="preserve"> </w:t>
-      </w:r>
-      <w:r>
-        <w:rPr>
-          <w:rStyle w:val="VerbatimChar"/>
-        </w:rPr>
-        <w:t xml:space="preserve">IA-2(1)</w:t>
-      </w:r>
-      <w:r>
-        <w:t xml:space="preserve"> </w:t>
-      </w:r>
-      <w:r>
-        <w:t xml:space="preserve">(Identification and Authentication — Multi-Factor Authentication for Privileged Accounts). Referenced in compliance discussions for enterprise WordPress deployments.</w:t>
-      </w:r>
-    </w:p>
-    <w:p>
-      <w:pPr>
-        <w:pStyle w:val="BodyText"/>
-      </w:pPr>
-      <w:r>
-        <w:rPr>
-          <w:b/>
-          <w:bCs/>
-        </w:rPr>
-        <w:t xml:space="preserve">Nonce</w:t>
-      </w:r>
-      <w:r>
-        <w:t xml:space="preserve"> </w:t>
-      </w:r>
-      <w:r>
-        <w:t xml:space="preserve">— In WordPress, a</w:t>
-      </w:r>
-      <w:r>
-        <w:t xml:space="preserve"> </w:t>
-      </w:r>
-      <w:r>
-        <w:t xml:space="preserve">“number used once”</w:t>
-      </w:r>
-      <w:r>
-        <w:t xml:space="preserve">—a cryptographic token used to verify that a request originates from a legitimate, authenticated user and is tied to a specific action. Nonces protect against CSRF attacks. Note: despite the name, WordPress nonces are not single-use; they remain valid for a time window (up to 24 hours, in two 12-hour ticks). This is a frequent source of confusion for developers and auditors.</w:t>
-      </w:r>
-    </w:p>
-    <w:p>
-      <w:pPr>
-        <w:pStyle w:val="BodyText"/>
-      </w:pPr>
-      <w:r>
-        <w:rPr>
-          <w:b/>
-          <w:bCs/>
-        </w:rPr>
-        <w:t xml:space="preserve">npm</w:t>
-      </w:r>
-      <w:r>
-        <w:t xml:space="preserve"> </w:t>
-      </w:r>
-      <w:r>
-        <w:t xml:space="preserve">— The Node Package Manager; a package registry and command-line tool for JavaScript and Node.js projects. Used in modern WordPress theme and plugin development to manage build-time dependencies. npm dependency chains are a supply chain attack vector. See also:</w:t>
-      </w:r>
-      <w:r>
-        <w:t xml:space="preserve"> </w:t>
-      </w:r>
-      <w:r>
-        <w:rPr>
-          <w:i/>
-          <w:iCs/>
-        </w:rPr>
-        <w:t xml:space="preserve">Composer</w:t>
-      </w:r>
-      <w:r>
-        <w:t xml:space="preserve">,</w:t>
-      </w:r>
-      <w:r>
-        <w:t xml:space="preserve"> </w:t>
-      </w:r>
-      <w:r>
-        <w:rPr>
-          <w:i/>
-          <w:iCs/>
-        </w:rPr>
-        <w:t xml:space="preserve">dependency confusion</w:t>
-      </w:r>
-      <w:r>
-        <w:t xml:space="preserve">,</w:t>
-      </w:r>
-      <w:r>
-        <w:t xml:space="preserve"> </w:t>
-      </w:r>
-      <w:r>
-        <w:rPr>
-          <w:i/>
-          <w:iCs/>
-        </w:rPr>
-        <w:t xml:space="preserve">build pipeline</w:t>
-      </w:r>
-      <w:r>
-        <w:t xml:space="preserve">,</w:t>
-      </w:r>
-      <w:r>
-        <w:t xml:space="preserve"> </w:t>
-      </w:r>
-      <w:r>
-        <w:rPr>
-          <w:i/>
-          <w:iCs/>
-        </w:rPr>
-        <w:t xml:space="preserve">SBOM</w:t>
-      </w:r>
-      <w:r>
-        <w:t xml:space="preserve">.</w:t>
-      </w:r>
-    </w:p>
-    <w:p>
-      <w:pPr>
-        <w:pStyle w:val="BodyText"/>
-      </w:pPr>
-      <w:r>
-        <w:rPr>
-          <w:b/>
-          <w:bCs/>
-        </w:rPr>
-        <w:t xml:space="preserve">Object cache</w:t>
-      </w:r>
-      <w:r>
-        <w:t xml:space="preserve"> </w:t>
-      </w:r>
-      <w:r>
-        <w:t xml:space="preserve">— A server-side caching layer that stores frequently queried data in memory to reduce database load. WordPress includes a built-in object cache that persists only for the duration of a single page request. A persistent object cache (backed by Redis or Memcached via a drop-in plugin at</w:t>
-      </w:r>
-      <w:r>
-        <w:t xml:space="preserve"> </w:t>
-      </w:r>
-      <w:r>
-        <w:rPr>
-          <w:rStyle w:val="VerbatimChar"/>
-        </w:rPr>
-        <w:t xml:space="preserve">wp-content/object-cache.php</w:t>
-      </w:r>
-      <w:r>
-        <w:t xml:space="preserve">) stores data across requests, significantly improving performance for database-heavy sites. See also:</w:t>
-      </w:r>
-      <w:r>
-        <w:t xml:space="preserve"> </w:t>
-      </w:r>
-      <w:r>
-        <w:rPr>
-          <w:i/>
-          <w:iCs/>
-        </w:rPr>
-        <w:t xml:space="preserve">transient</w:t>
-      </w:r>
-      <w:r>
-        <w:t xml:space="preserve">.</w:t>
-      </w:r>
-    </w:p>
-    <w:p>
-      <w:pPr>
-        <w:pStyle w:val="BodyText"/>
-      </w:pPr>
-      <w:r>
-        <w:rPr>
-          <w:b/>
-          <w:bCs/>
-        </w:rPr>
         <w:t xml:space="preserve">OWASP Top 10</w:t>
       </w:r>
       <w:r>
@@ -7377,7 +7597,7 @@
       <w:r>
         <w:t xml:space="preserve"> </w:t>
       </w:r>
-      <w:hyperlink r:id="rId78">
+      <w:hyperlink r:id="rId58">
         <w:r>
           <w:rPr>
             <w:rStyle w:val="Hyperlink"/>
@@ -7564,6 +7784,37 @@
           <w:b/>
           <w:bCs/>
         </w:rPr>
+        <w:t xml:space="preserve">phpass</w:t>
+      </w:r>
+      <w:r>
+        <w:t xml:space="preserve"> </w:t>
+      </w:r>
+      <w:r>
+        <w:t xml:space="preserve">— A portable PHP password hashing framework that was the default password hashing method in WordPress prior to version 6.8. Based on a modified MD5 scheme with stretching, phpass is considered weaker than modern alternatives. WordPress 6.8 (April 2025) replaced phpass with bcrypt as the default. See also:</w:t>
+      </w:r>
+      <w:r>
+        <w:t xml:space="preserve"> </w:t>
+      </w:r>
+      <w:r>
+        <w:rPr>
+          <w:i/>
+          <w:iCs/>
+        </w:rPr>
+        <w:t xml:space="preserve">bcrypt</w:t>
+      </w:r>
+      <w:r>
+        <w:t xml:space="preserve">.</w:t>
+      </w:r>
+    </w:p>
+    <w:p>
+      <w:pPr>
+        <w:pStyle w:val="BodyText"/>
+      </w:pPr>
+      <w:r>
+        <w:rPr>
+          <w:b/>
+          <w:bCs/>
+        </w:rPr>
         <w:t xml:space="preserve">PHP-FPM (FastCGI Process Manager)</w:t>
       </w:r>
       <w:r>
@@ -7693,7 +7944,52 @@
         <w:t xml:space="preserve"> </w:t>
       </w:r>
       <w:r>
-        <w:t xml:space="preserve">(restricts PHP file operations to specified directory trees, preventing path traversal beyond the WordPress installation). All three are Level 1 hardening controls in the Benchmark. See also:</w:t>
+        <w:t xml:space="preserve">(restricts PHP file operations to specified directory trees, preventing path traversal beyond the WordPress installation). In the Benchmark,</w:t>
+      </w:r>
+      <w:r>
+        <w:t xml:space="preserve"> </w:t>
+      </w:r>
+      <w:r>
+        <w:rPr>
+          <w:rStyle w:val="VerbatimChar"/>
+        </w:rPr>
+        <w:t xml:space="preserve">display_errors</w:t>
+      </w:r>
+      <w:r>
+        <w:t xml:space="preserve"> </w:t>
+      </w:r>
+      <w:r>
+        <w:t xml:space="preserve">and</w:t>
+      </w:r>
+      <w:r>
+        <w:t xml:space="preserve"> </w:t>
+      </w:r>
+      <w:r>
+        <w:rPr>
+          <w:rStyle w:val="VerbatimChar"/>
+        </w:rPr>
+        <w:t xml:space="preserve">expose_php</w:t>
+      </w:r>
+      <w:r>
+        <w:t xml:space="preserve"> </w:t>
+      </w:r>
+      <w:r>
+        <w:t xml:space="preserve">are Level 1 controls;</w:t>
+      </w:r>
+      <w:r>
+        <w:t xml:space="preserve"> </w:t>
+      </w:r>
+      <w:r>
+        <w:rPr>
+          <w:rStyle w:val="VerbatimChar"/>
+        </w:rPr>
+        <w:t xml:space="preserve">open_basedir</w:t>
+      </w:r>
+      <w:r>
+        <w:t xml:space="preserve"> </w:t>
+      </w:r>
+      <w:r>
+        <w:t xml:space="preserve">is a Level 2 (optional, environment-specific) control and is not a complete security boundary. See also:</w:t>
       </w:r>
       <w:r>
         <w:t xml:space="preserve"> </w:t>
@@ -7744,13 +8040,629 @@
           <w:b/>
           <w:bCs/>
         </w:rPr>
-        <w:t xml:space="preserve">phpass</w:t>
-      </w:r>
-      <w:r>
-        <w:t xml:space="preserve"> </w:t>
-      </w:r>
-      <w:r>
-        <w:t xml:space="preserve">— A portable PHP password hashing framework that was the default password hashing method in WordPress prior to version 6.8. Based on a modified MD5 scheme with stretching, phpass is considered weaker than modern alternatives. WordPress 6.8 (April 2025) replaced phpass with bcrypt as the default. See also:</w:t>
+        <w:t xml:space="preserve">Plugin</w:t>
+      </w:r>
+      <w:r>
+        <w:t xml:space="preserve"> </w:t>
+      </w:r>
+      <w:r>
+        <w:t xml:space="preserve">— A software extension that adds functionality to WordPress. Plugins run with the same privileges as WordPress core, making them a significant component of the site’s security posture. Always one word, lowercase in running text.</w:t>
+      </w:r>
+    </w:p>
+    <w:p>
+      <w:pPr>
+        <w:pStyle w:val="BodyText"/>
+      </w:pPr>
+      <w:r>
+        <w:rPr>
+          <w:b/>
+          <w:bCs/>
+        </w:rPr>
+        <w:t xml:space="preserve">Plugin ownership transfer</w:t>
+      </w:r>
+      <w:r>
+        <w:t xml:space="preserve"> </w:t>
+      </w:r>
+      <w:r>
+        <w:t xml:space="preserve">— The change of ownership of a WordPress plugin, typically through sale or abandonment. Plugin ownership transfers are a known supply chain attack vector: malicious buyers have historically acquired plugins to inject backdoors into existing installations via WordPress’s auto-update mechanism. See §7.7,</w:t>
+      </w:r>
+      <w:r>
+        <w:t xml:space="preserve"> </w:t>
+      </w:r>
+      <w:r>
+        <w:rPr>
+          <w:i/>
+          <w:iCs/>
+        </w:rPr>
+        <w:t xml:space="preserve">supply chain attack</w:t>
+      </w:r>
+      <w:r>
+        <w:t xml:space="preserve">.</w:t>
+      </w:r>
+    </w:p>
+    <w:p>
+      <w:pPr>
+        <w:pStyle w:val="BodyText"/>
+      </w:pPr>
+      <w:r>
+        <w:rPr>
+          <w:b/>
+          <w:bCs/>
+        </w:rPr>
+        <w:t xml:space="preserve">PoC (Proof of Concept)</w:t>
+      </w:r>
+      <w:r>
+        <w:t xml:space="preserve"> </w:t>
+      </w:r>
+      <w:r>
+        <w:t xml:space="preserve">— In security, a demonstration or snippet of code that proves a vulnerability is exploitable.</w:t>
+      </w:r>
+    </w:p>
+    <w:p>
+      <w:pPr>
+        <w:pStyle w:val="BodyText"/>
+      </w:pPr>
+      <w:r>
+        <w:rPr>
+          <w:b/>
+          <w:bCs/>
+        </w:rPr>
+        <w:t xml:space="preserve">Prevention</w:t>
+      </w:r>
+      <w:r>
+        <w:t xml:space="preserve"> </w:t>
+      </w:r>
+      <w:r>
+        <w:t xml:space="preserve">— Security measures designed to stop attacks or breaches before they occur, including patching vulnerabilities, enforcing strong authentication, and applying hardening configurations. Paired with</w:t>
+      </w:r>
+      <w:r>
+        <w:t xml:space="preserve"> </w:t>
+      </w:r>
+      <w:r>
+        <w:rPr>
+          <w:i/>
+          <w:iCs/>
+        </w:rPr>
+        <w:t xml:space="preserve">resilience</w:t>
+      </w:r>
+      <w:r>
+        <w:t xml:space="preserve">—the ability to recover when prevention fails. See §1.</w:t>
+      </w:r>
+    </w:p>
+    <w:p>
+      <w:pPr>
+        <w:pStyle w:val="BodyText"/>
+      </w:pPr>
+      <w:r>
+        <w:rPr>
+          <w:b/>
+          <w:bCs/>
+        </w:rPr>
+        <w:t xml:space="preserve">Principle of Least Privilege (PoLP)</w:t>
+      </w:r>
+      <w:r>
+        <w:t xml:space="preserve"> </w:t>
+      </w:r>
+      <w:r>
+        <w:t xml:space="preserve">— A security principle requiring that users and processes be granted only the minimum permissions necessary to perform their functions. In WordPress, this means limiting admin accounts, restricting file modification capabilities, and using custom roles.</w:t>
+      </w:r>
+    </w:p>
+    <w:p>
+      <w:pPr>
+        <w:pStyle w:val="BodyText"/>
+      </w:pPr>
+      <w:r>
+        <w:rPr>
+          <w:b/>
+          <w:bCs/>
+        </w:rPr>
+        <w:t xml:space="preserve">Privilege escalation</w:t>
+      </w:r>
+      <w:r>
+        <w:t xml:space="preserve"> </w:t>
+      </w:r>
+      <w:r>
+        <w:t xml:space="preserve">— An attack or vulnerability that allows a user to gain permissions beyond their assigned level.</w:t>
+      </w:r>
+      <w:r>
+        <w:t xml:space="preserve"> </w:t>
+      </w:r>
+      <w:r>
+        <w:rPr>
+          <w:i/>
+          <w:iCs/>
+        </w:rPr>
+        <w:t xml:space="preserve">Vertical</w:t>
+      </w:r>
+      <w:r>
+        <w:t xml:space="preserve"> </w:t>
+      </w:r>
+      <w:r>
+        <w:t xml:space="preserve">escalation raises the privilege level (e.g., Subscriber to Administrator);</w:t>
+      </w:r>
+      <w:r>
+        <w:t xml:space="preserve"> </w:t>
+      </w:r>
+      <w:r>
+        <w:rPr>
+          <w:i/>
+          <w:iCs/>
+        </w:rPr>
+        <w:t xml:space="preserve">horizontal</w:t>
+      </w:r>
+      <w:r>
+        <w:t xml:space="preserve"> </w:t>
+      </w:r>
+      <w:r>
+        <w:t xml:space="preserve">escalation allows access to another user’s account at the same privilege level. A frequent vulnerability class in WordPress plugins that mishandle role or capability checks. See also:</w:t>
+      </w:r>
+      <w:r>
+        <w:t xml:space="preserve"> </w:t>
+      </w:r>
+      <w:r>
+        <w:rPr>
+          <w:i/>
+          <w:iCs/>
+        </w:rPr>
+        <w:t xml:space="preserve">role</w:t>
+      </w:r>
+      <w:r>
+        <w:t xml:space="preserve">,</w:t>
+      </w:r>
+      <w:r>
+        <w:t xml:space="preserve"> </w:t>
+      </w:r>
+      <w:r>
+        <w:rPr>
+          <w:i/>
+          <w:iCs/>
+        </w:rPr>
+        <w:t xml:space="preserve">capability</w:t>
+      </w:r>
+      <w:r>
+        <w:t xml:space="preserve">,</w:t>
+      </w:r>
+      <w:r>
+        <w:t xml:space="preserve"> </w:t>
+      </w:r>
+      <w:r>
+        <w:rPr>
+          <w:i/>
+          <w:iCs/>
+        </w:rPr>
+        <w:t xml:space="preserve">principle of least privilege</w:t>
+      </w:r>
+      <w:r>
+        <w:t xml:space="preserve">.</w:t>
+      </w:r>
+    </w:p>
+    <w:p>
+      <w:pPr>
+        <w:pStyle w:val="BodyText"/>
+      </w:pPr>
+      <w:r>
+        <w:rPr>
+          <w:b/>
+          <w:bCs/>
+        </w:rPr>
+        <w:t xml:space="preserve">Prompt injection</w:t>
+      </w:r>
+      <w:r>
+        <w:t xml:space="preserve"> </w:t>
+      </w:r>
+      <w:r>
+        <w:t xml:space="preserve">— An attack that targets AI tools by crafting input designed to override or manipulate the tool’s instructions, causing it to perform unintended actions or leak sensitive information. Relevant to WordPress deployments that use AI tools to process user-generated or external content. See §3.5.</w:t>
+      </w:r>
+    </w:p>
+    <w:p>
+      <w:pPr>
+        <w:pStyle w:val="BodyText"/>
+      </w:pPr>
+      <w:r>
+        <w:rPr>
+          <w:b/>
+          <w:bCs/>
+        </w:rPr>
+        <w:t xml:space="preserve">Ransomware</w:t>
+      </w:r>
+      <w:r>
+        <w:t xml:space="preserve"> </w:t>
+      </w:r>
+      <w:r>
+        <w:t xml:space="preserve">— A category of malware that encrypts a victim’s files, databases, or systems and demands payment for the decryption key. WordPress sites may serve as initial access vectors for ransomware deployment against broader organizational infrastructure. Backup integrity, tested recovery procedures, and incident response capabilities are the primary defenses. The Verizon DBIR (2025) found ransomware present in 44% of breaches. See also:</w:t>
+      </w:r>
+      <w:r>
+        <w:t xml:space="preserve"> </w:t>
+      </w:r>
+      <w:r>
+        <w:rPr>
+          <w:i/>
+          <w:iCs/>
+        </w:rPr>
+        <w:t xml:space="preserve">malware</w:t>
+      </w:r>
+      <w:r>
+        <w:t xml:space="preserve">,</w:t>
+      </w:r>
+      <w:r>
+        <w:t xml:space="preserve"> </w:t>
+      </w:r>
+      <w:r>
+        <w:rPr>
+          <w:i/>
+          <w:iCs/>
+        </w:rPr>
+        <w:t xml:space="preserve">incident response</w:t>
+      </w:r>
+      <w:r>
+        <w:t xml:space="preserve">,</w:t>
+      </w:r>
+      <w:r>
+        <w:t xml:space="preserve"> </w:t>
+      </w:r>
+      <w:r>
+        <w:rPr>
+          <w:i/>
+          <w:iCs/>
+        </w:rPr>
+        <w:t xml:space="preserve">resilience</w:t>
+      </w:r>
+      <w:r>
+        <w:t xml:space="preserve">.</w:t>
+      </w:r>
+    </w:p>
+    <w:p>
+      <w:pPr>
+        <w:pStyle w:val="BodyText"/>
+      </w:pPr>
+      <w:r>
+        <w:rPr>
+          <w:b/>
+          <w:bCs/>
+        </w:rPr>
+        <w:t xml:space="preserve">Rate limiting</w:t>
+      </w:r>
+      <w:r>
+        <w:t xml:space="preserve"> </w:t>
+      </w:r>
+      <w:r>
+        <w:t xml:space="preserve">— A technique that restricts the number of requests a client can make to a server within a given time window. In WordPress, rate limiting is applied to login attempts (via plugins or server-level tools like Fail2Ban), REST API endpoints, and XML-RPC to mitigate brute-force and denial-of-service attacks.</w:t>
+      </w:r>
+    </w:p>
+    <w:p>
+      <w:pPr>
+        <w:pStyle w:val="BodyText"/>
+      </w:pPr>
+      <w:r>
+        <w:rPr>
+          <w:b/>
+          <w:bCs/>
+        </w:rPr>
+        <w:t xml:space="preserve">Reflected XSS</w:t>
+      </w:r>
+      <w:r>
+        <w:t xml:space="preserve"> </w:t>
+      </w:r>
+      <w:r>
+        <w:t xml:space="preserve">— A type of XSS vulnerability in which malicious script is injected through a URL parameter or form input, included in the server’s immediate response, and executed in the victim’s browser. Requires tricking the victim into clicking a crafted link. Contrast with</w:t>
+      </w:r>
+      <w:r>
+        <w:t xml:space="preserve"> </w:t>
+      </w:r>
+      <w:r>
+        <w:rPr>
+          <w:i/>
+          <w:iCs/>
+        </w:rPr>
+        <w:t xml:space="preserve">stored XSS</w:t>
+      </w:r>
+      <w:r>
+        <w:t xml:space="preserve">, where the payload is persisted in the database. See also:</w:t>
+      </w:r>
+      <w:r>
+        <w:t xml:space="preserve"> </w:t>
+      </w:r>
+      <w:r>
+        <w:rPr>
+          <w:i/>
+          <w:iCs/>
+        </w:rPr>
+        <w:t xml:space="preserve">Cross-Site Scripting (XSS)</w:t>
+      </w:r>
+      <w:r>
+        <w:t xml:space="preserve">,</w:t>
+      </w:r>
+      <w:r>
+        <w:t xml:space="preserve"> </w:t>
+      </w:r>
+      <w:r>
+        <w:rPr>
+          <w:i/>
+          <w:iCs/>
+        </w:rPr>
+        <w:t xml:space="preserve">stored XSS</w:t>
+      </w:r>
+      <w:r>
+        <w:t xml:space="preserve">,</w:t>
+      </w:r>
+      <w:r>
+        <w:t xml:space="preserve"> </w:t>
+      </w:r>
+      <w:r>
+        <w:rPr>
+          <w:i/>
+          <w:iCs/>
+        </w:rPr>
+        <w:t xml:space="preserve">DOM-based XSS</w:t>
+      </w:r>
+      <w:r>
+        <w:t xml:space="preserve">.</w:t>
+      </w:r>
+    </w:p>
+    <w:p>
+      <w:pPr>
+        <w:pStyle w:val="BodyText"/>
+      </w:pPr>
+      <w:r>
+        <w:rPr>
+          <w:b/>
+          <w:bCs/>
+        </w:rPr>
+        <w:t xml:space="preserve">Remote code execution (RCE)</w:t>
+      </w:r>
+      <w:r>
+        <w:t xml:space="preserve"> </w:t>
+      </w:r>
+      <w:r>
+        <w:t xml:space="preserve">— A critical vulnerability class that allows an attacker to execute arbitrary code on the target server. RCE can result from insecure deserialization, arbitrary file upload, command injection, or other input handling flaws. Typically rated Critical (CVSS 9.0–10.0). See also:</w:t>
+      </w:r>
+      <w:r>
+        <w:t xml:space="preserve"> </w:t>
+      </w:r>
+      <w:r>
+        <w:rPr>
+          <w:i/>
+          <w:iCs/>
+        </w:rPr>
+        <w:t xml:space="preserve">arbitrary file upload</w:t>
+      </w:r>
+      <w:r>
+        <w:t xml:space="preserve">,</w:t>
+      </w:r>
+      <w:r>
+        <w:t xml:space="preserve"> </w:t>
+      </w:r>
+      <w:r>
+        <w:rPr>
+          <w:i/>
+          <w:iCs/>
+        </w:rPr>
+        <w:t xml:space="preserve">CVSS</w:t>
+      </w:r>
+      <w:r>
+        <w:t xml:space="preserve">.</w:t>
+      </w:r>
+    </w:p>
+    <w:p>
+      <w:pPr>
+        <w:pStyle w:val="BodyText"/>
+      </w:pPr>
+      <w:r>
+        <w:rPr>
+          <w:b/>
+          <w:bCs/>
+        </w:rPr>
+        <w:t xml:space="preserve">Resilience</w:t>
+      </w:r>
+      <w:r>
+        <w:t xml:space="preserve"> </w:t>
+      </w:r>
+      <w:r>
+        <w:t xml:space="preserve">— The capacity of a system or organization to withstand, adapt to, and recover from security incidents or failures. In WordPress security writing, resilience refers to backup strategies, incident response procedures, and recovery capabilities that limit damage when prevention fails. See §1.</w:t>
+      </w:r>
+    </w:p>
+    <w:p>
+      <w:pPr>
+        <w:pStyle w:val="BodyText"/>
+      </w:pPr>
+      <w:r>
+        <w:rPr>
+          <w:b/>
+          <w:bCs/>
+        </w:rPr>
+        <w:t xml:space="preserve">Responsible disclosure</w:t>
+      </w:r>
+      <w:r>
+        <w:t xml:space="preserve"> </w:t>
+      </w:r>
+      <w:r>
+        <w:t xml:space="preserve">— A practice in which a security researcher reports a vulnerability privately to the affected vendor, allowing time for a patch before public disclosure. The WordPress Security Team follows this practice for core; the WordPress Plugin Security Team handles plugin-specific vulnerability review, forced updates, and plugin closures on WordPress.org.</w:t>
+      </w:r>
+    </w:p>
+    <w:p>
+      <w:pPr>
+        <w:pStyle w:val="BodyText"/>
+      </w:pPr>
+      <w:r>
+        <w:rPr>
+          <w:b/>
+          <w:bCs/>
+        </w:rPr>
+        <w:t xml:space="preserve">REST API</w:t>
+      </w:r>
+      <w:r>
+        <w:t xml:space="preserve"> </w:t>
+      </w:r>
+      <w:r>
+        <w:t xml:space="preserve">— WordPress’s built-in API for programmatic access to site data. Sensitive endpoints require authentication. The REST API can expose information (e.g., user enumeration via</w:t>
+      </w:r>
+      <w:r>
+        <w:t xml:space="preserve"> </w:t>
+      </w:r>
+      <w:r>
+        <w:rPr>
+          <w:rStyle w:val="VerbatimChar"/>
+        </w:rPr>
+        <w:t xml:space="preserve">/wp-json/wp/v2/users</w:t>
+      </w:r>
+      <w:r>
+        <w:t xml:space="preserve">) if not properly restricted.</w:t>
+      </w:r>
+    </w:p>
+    <w:p>
+      <w:pPr>
+        <w:pStyle w:val="BodyText"/>
+      </w:pPr>
+      <w:r>
+        <w:rPr>
+          <w:b/>
+          <w:bCs/>
+        </w:rPr>
+        <w:t xml:space="preserve">Rogue commit</w:t>
+      </w:r>
+      <w:r>
+        <w:t xml:space="preserve"> </w:t>
+      </w:r>
+      <w:r>
+        <w:t xml:space="preserve">— An unauthorized or malicious code change introduced into a software project’s version control history, typically through a compromised developer account or unauthorized repository access. A supply chain attack vector in WordPress plugins and themes. See §7.7,</w:t>
+      </w:r>
+      <w:r>
+        <w:t xml:space="preserve"> </w:t>
+      </w:r>
+      <w:r>
+        <w:rPr>
+          <w:i/>
+          <w:iCs/>
+        </w:rPr>
+        <w:t xml:space="preserve">supply chain attack</w:t>
+      </w:r>
+      <w:r>
+        <w:t xml:space="preserve">.</w:t>
+      </w:r>
+    </w:p>
+    <w:p>
+      <w:pPr>
+        <w:pStyle w:val="BodyText"/>
+      </w:pPr>
+      <w:r>
+        <w:rPr>
+          <w:b/>
+          <w:bCs/>
+        </w:rPr>
+        <w:t xml:space="preserve">Role</w:t>
+      </w:r>
+      <w:r>
+        <w:t xml:space="preserve"> </w:t>
+      </w:r>
+      <w:r>
+        <w:t xml:space="preserve">— A named collection of capabilities in WordPress. Default roles include Subscriber, Contributor, Author, Editor, and Administrator. Custom roles can be created to implement granular access control.</w:t>
+      </w:r>
+    </w:p>
+    <w:p>
+      <w:pPr>
+        <w:pStyle w:val="BodyText"/>
+      </w:pPr>
+      <w:r>
+        <w:rPr>
+          <w:b/>
+          <w:bCs/>
+        </w:rPr>
+        <w:t xml:space="preserve">SBOM (Software Bill of Materials)</w:t>
+      </w:r>
+      <w:r>
+        <w:t xml:space="preserve"> </w:t>
+      </w:r>
+      <w:r>
+        <w:t xml:space="preserve">— A formal, machine-readable record of all the components and dependencies in a software package. SBOMs help organizations manage supply chain risk by identifying vulnerable components within themes, plugins, and core libraries.</w:t>
+      </w:r>
+    </w:p>
+    <w:p>
+      <w:pPr>
+        <w:pStyle w:val="BodyText"/>
+      </w:pPr>
+      <w:r>
+        <w:rPr>
+          <w:b/>
+          <w:bCs/>
+        </w:rPr>
+        <w:t xml:space="preserve">Session hijacking</w:t>
+      </w:r>
+      <w:r>
+        <w:t xml:space="preserve"> </w:t>
+      </w:r>
+      <w:r>
+        <w:t xml:space="preserve">— An attack in which a threat actor obtains a valid session cookie (e.g., through XSS, network interception, or infostealer malware) and uses it to impersonate the authenticated user. 2FA does not protect against hijacked sessions because the session is already authenticated.</w:t>
+      </w:r>
+    </w:p>
+    <w:p>
+      <w:pPr>
+        <w:pStyle w:val="BodyText"/>
+      </w:pPr>
+      <w:r>
+        <w:rPr>
+          <w:b/>
+          <w:bCs/>
+        </w:rPr>
+        <w:t xml:space="preserve">Severity rating</w:t>
+      </w:r>
+      <w:r>
+        <w:t xml:space="preserve"> </w:t>
+      </w:r>
+      <w:r>
+        <w:t xml:space="preserve">— A classification of a vulnerability’s potential impact and exploitability. In WordPress security writing, severity ratings are derived from the CVSS score (Critical, High, Medium, Low) or equivalent classifications used by Patchstack or the WordPress plugin repository. Always cite the rating framework and version when referencing a score (e.g.,</w:t>
+      </w:r>
+      <w:r>
+        <w:t xml:space="preserve"> </w:t>
+      </w:r>
+      <w:r>
+        <w:t xml:space="preserve">“CVSS 3.1: 8.8”</w:t>
+      </w:r>
+      <w:r>
+        <w:t xml:space="preserve">). See §7.2,</w:t>
+      </w:r>
+      <w:r>
+        <w:t xml:space="preserve"> </w:t>
+      </w:r>
+      <w:r>
+        <w:rPr>
+          <w:i/>
+          <w:iCs/>
+        </w:rPr>
+        <w:t xml:space="preserve">CVSS</w:t>
+      </w:r>
+      <w:r>
+        <w:t xml:space="preserve">,</w:t>
+      </w:r>
+      <w:r>
+        <w:t xml:space="preserve"> </w:t>
+      </w:r>
+      <w:r>
+        <w:rPr>
+          <w:i/>
+          <w:iCs/>
+        </w:rPr>
+        <w:t xml:space="preserve">EPSS</w:t>
+      </w:r>
+      <w:r>
+        <w:t xml:space="preserve">.</w:t>
+      </w:r>
+    </w:p>
+    <w:p>
+      <w:pPr>
+        <w:pStyle w:val="BodyText"/>
+      </w:pPr>
+      <w:r>
+        <w:rPr>
+          <w:b/>
+          <w:bCs/>
+        </w:rPr>
+        <w:t xml:space="preserve">SHA-384</w:t>
+      </w:r>
+      <w:r>
+        <w:t xml:space="preserve"> </w:t>
+      </w:r>
+      <w:r>
+        <w:t xml:space="preserve">— A cryptographic hash function in the SHA-2 family producing a 384-bit digest. WordPress uses SHA-384 to pre-hash passwords before passing them to bcrypt, working around bcrypt’s 72-byte input limit so that long passwords receive full protection. See also:</w:t>
       </w:r>
       <w:r>
         <w:t xml:space="preserve"> </w:t>
@@ -7763,6 +8675,19 @@
         <w:t xml:space="preserve">bcrypt</w:t>
       </w:r>
       <w:r>
+        <w:t xml:space="preserve">,</w:t>
+      </w:r>
+      <w:r>
+        <w:t xml:space="preserve"> </w:t>
+      </w:r>
+      <w:r>
+        <w:rPr>
+          <w:i/>
+          <w:iCs/>
+        </w:rPr>
+        <w:t xml:space="preserve">BLAKE2b</w:t>
+      </w:r>
+      <w:r>
         <w:t xml:space="preserve">.</w:t>
       </w:r>
     </w:p>
@@ -7775,41 +8700,54 @@
           <w:b/>
           <w:bCs/>
         </w:rPr>
-        <w:t xml:space="preserve">Plugin</w:t>
-      </w:r>
-      <w:r>
-        <w:t xml:space="preserve"> </w:t>
-      </w:r>
-      <w:r>
-        <w:t xml:space="preserve">— A software extension that adds functionality to WordPress. Plugins run with the same privileges as WordPress core, making them a significant component of the site’s security posture. Always one word, lowercase in running text.</w:t>
-      </w:r>
-    </w:p>
-    <w:p>
-      <w:pPr>
-        <w:pStyle w:val="BodyText"/>
-      </w:pPr>
-      <w:r>
-        <w:rPr>
-          <w:b/>
-          <w:bCs/>
-        </w:rPr>
-        <w:t xml:space="preserve">Plugin ownership transfer</w:t>
-      </w:r>
-      <w:r>
-        <w:t xml:space="preserve"> </w:t>
-      </w:r>
-      <w:r>
-        <w:t xml:space="preserve">— The change of ownership of a WordPress plugin, typically through sale or abandonment. Plugin ownership transfers are a known supply chain attack vector: malicious buyers have historically acquired plugins to inject backdoors into existing installations via WordPress’s auto-update mechanism. See §7.7,</w:t>
-      </w:r>
-      <w:r>
-        <w:t xml:space="preserve"> </w:t>
-      </w:r>
-      <w:r>
-        <w:rPr>
-          <w:i/>
-          <w:iCs/>
-        </w:rPr>
-        <w:t xml:space="preserve">supply chain attack</w:t>
+        <w:t xml:space="preserve">Shadow AI</w:t>
+      </w:r>
+      <w:r>
+        <w:t xml:space="preserve"> </w:t>
+      </w:r>
+      <w:r>
+        <w:t xml:space="preserve">— The unsanctioned use of AI tools (chatbots, code assistants, content generators) by employees without organizational approval or oversight. Shadow AI risks include leaking sensitive data to third-party AI providers and introducing unreviewed AI-generated code or content. IBM’s Cost of a Data Breach Report (2025) found shadow AI incidents added $200,000 to average breach costs ($670,000 for organizations with high shadow AI prevalence) and that 63% of organizations lack AI governance policies.</w:t>
+      </w:r>
+    </w:p>
+    <w:p>
+      <w:pPr>
+        <w:pStyle w:val="BodyText"/>
+      </w:pPr>
+      <w:r>
+        <w:rPr>
+          <w:b/>
+          <w:bCs/>
+        </w:rPr>
+        <w:t xml:space="preserve">SIEM (Security Information and Event Management)</w:t>
+      </w:r>
+      <w:r>
+        <w:t xml:space="preserve"> </w:t>
+      </w:r>
+      <w:r>
+        <w:t xml:space="preserve">— A centralized platform that aggregates, correlates, and alerts on security event data from multiple sources — including WordPress audit logs, web server logs, and WAF events. Commonly used in enterprise WordPress deployments for compliance monitoring and incident detection. See also:</w:t>
+      </w:r>
+      <w:r>
+        <w:t xml:space="preserve"> </w:t>
+      </w:r>
+      <w:r>
+        <w:rPr>
+          <w:i/>
+          <w:iCs/>
+        </w:rPr>
+        <w:t xml:space="preserve">audit logging</w:t>
+      </w:r>
+      <w:r>
+        <w:t xml:space="preserve">,</w:t>
+      </w:r>
+      <w:r>
+        <w:t xml:space="preserve"> </w:t>
+      </w:r>
+      <w:r>
+        <w:rPr>
+          <w:i/>
+          <w:iCs/>
+        </w:rPr>
+        <w:t xml:space="preserve">incident response</w:t>
       </w:r>
       <w:r>
         <w:t xml:space="preserve">.</w:t>
@@ -7824,122 +8762,23 @@
           <w:b/>
           <w:bCs/>
         </w:rPr>
-        <w:t xml:space="preserve">PoC (Proof of Concept)</w:t>
-      </w:r>
-      <w:r>
-        <w:t xml:space="preserve"> </w:t>
-      </w:r>
-      <w:r>
-        <w:t xml:space="preserve">— In security, a demonstration or snippet of code that proves a vulnerability is exploitable.</w:t>
-      </w:r>
-    </w:p>
-    <w:p>
-      <w:pPr>
-        <w:pStyle w:val="BodyText"/>
-      </w:pPr>
-      <w:r>
-        <w:rPr>
-          <w:b/>
-          <w:bCs/>
-        </w:rPr>
-        <w:t xml:space="preserve">Prevention</w:t>
-      </w:r>
-      <w:r>
-        <w:t xml:space="preserve"> </w:t>
-      </w:r>
-      <w:r>
-        <w:t xml:space="preserve">— Security measures designed to stop attacks or breaches before they occur, including patching vulnerabilities, enforcing strong authentication, and applying hardening configurations. Paired with</w:t>
-      </w:r>
-      <w:r>
-        <w:t xml:space="preserve"> </w:t>
-      </w:r>
-      <w:r>
-        <w:rPr>
-          <w:i/>
-          <w:iCs/>
-        </w:rPr>
-        <w:t xml:space="preserve">resilience</w:t>
-      </w:r>
-      <w:r>
-        <w:t xml:space="preserve">—the ability to recover when prevention fails. See §1.</w:t>
-      </w:r>
-    </w:p>
-    <w:p>
-      <w:pPr>
-        <w:pStyle w:val="BodyText"/>
-      </w:pPr>
-      <w:r>
-        <w:rPr>
-          <w:b/>
-          <w:bCs/>
-        </w:rPr>
-        <w:t xml:space="preserve">Principle of Least Privilege (PoLP)</w:t>
-      </w:r>
-      <w:r>
-        <w:t xml:space="preserve"> </w:t>
-      </w:r>
-      <w:r>
-        <w:t xml:space="preserve">— A security principle requiring that users and processes be granted only the minimum permissions necessary to perform their functions. In WordPress, this means limiting admin accounts, restricting file modification capabilities, and using custom roles.</w:t>
-      </w:r>
-    </w:p>
-    <w:p>
-      <w:pPr>
-        <w:pStyle w:val="BodyText"/>
-      </w:pPr>
-      <w:r>
-        <w:rPr>
-          <w:b/>
-          <w:bCs/>
-        </w:rPr>
-        <w:t xml:space="preserve">Privilege escalation</w:t>
-      </w:r>
-      <w:r>
-        <w:t xml:space="preserve"> </w:t>
-      </w:r>
-      <w:r>
-        <w:t xml:space="preserve">— An attack or vulnerability that allows a user to gain permissions beyond their assigned level.</w:t>
-      </w:r>
-      <w:r>
-        <w:t xml:space="preserve"> </w:t>
-      </w:r>
-      <w:r>
-        <w:rPr>
-          <w:i/>
-          <w:iCs/>
-        </w:rPr>
-        <w:t xml:space="preserve">Vertical</w:t>
-      </w:r>
-      <w:r>
-        <w:t xml:space="preserve"> </w:t>
-      </w:r>
-      <w:r>
-        <w:t xml:space="preserve">escalation raises the privilege level (e.g., Subscriber to Administrator);</w:t>
-      </w:r>
-      <w:r>
-        <w:t xml:space="preserve"> </w:t>
-      </w:r>
-      <w:r>
-        <w:rPr>
-          <w:i/>
-          <w:iCs/>
-        </w:rPr>
-        <w:t xml:space="preserve">horizontal</w:t>
-      </w:r>
-      <w:r>
-        <w:t xml:space="preserve"> </w:t>
-      </w:r>
-      <w:r>
-        <w:t xml:space="preserve">escalation allows access to another user’s account at the same privilege level. A frequent vulnerability class in WordPress plugins that mishandle role or capability checks. See also:</w:t>
-      </w:r>
-      <w:r>
-        <w:t xml:space="preserve"> </w:t>
-      </w:r>
-      <w:r>
-        <w:rPr>
-          <w:i/>
-          <w:iCs/>
-        </w:rPr>
-        <w:t xml:space="preserve">role</w:t>
+        <w:t xml:space="preserve">SIM-swapping</w:t>
+      </w:r>
+      <w:r>
+        <w:t xml:space="preserve"> </w:t>
+      </w:r>
+      <w:r>
+        <w:t xml:space="preserve">— A social engineering attack in which a threat actor convinces a mobile carrier to transfer a victim’s phone number to an attacker-controlled SIM card, enabling interception of SMS one-time codes and bypassing SMS-based 2FA. The primary reason SMS-based 2FA is not recommended for WordPress administrator accounts. See also:</w:t>
+      </w:r>
+      <w:r>
+        <w:t xml:space="preserve"> </w:t>
+      </w:r>
+      <w:r>
+        <w:rPr>
+          <w:i/>
+          <w:iCs/>
+        </w:rPr>
+        <w:t xml:space="preserve">TOTP</w:t>
       </w:r>
       <w:r>
         <w:t xml:space="preserve">,</w:t>
@@ -7952,9 +8791,542 @@
           <w:i/>
           <w:iCs/>
         </w:rPr>
+        <w:t xml:space="preserve">Passkey / WebAuthn</w:t>
+      </w:r>
+      <w:r>
+        <w:t xml:space="preserve">.</w:t>
+      </w:r>
+    </w:p>
+    <w:p>
+      <w:pPr>
+        <w:pStyle w:val="BodyText"/>
+      </w:pPr>
+      <w:r>
+        <w:rPr>
+          <w:b/>
+          <w:bCs/>
+        </w:rPr>
+        <w:t xml:space="preserve">SLA (Service Level Agreement)</w:t>
+      </w:r>
+      <w:r>
+        <w:t xml:space="preserve"> </w:t>
+      </w:r>
+      <w:r>
+        <w:t xml:space="preserve">— A written commitment, usually contractual, that defines a measurable level of service and what happens when it is missed: for example, a hosting provider’s uptime guarantee, a support response time, or an organization’s internal deadline for applying security patches. In security writing, state what the SLA measures and who owes it to whom; an SLA is a commitment about timing or availability, not evidence that a control is effective. See also:</w:t>
+      </w:r>
+      <w:r>
+        <w:t xml:space="preserve"> </w:t>
+      </w:r>
+      <w:r>
+        <w:rPr>
+          <w:i/>
+          <w:iCs/>
+        </w:rPr>
+        <w:t xml:space="preserve">patch</w:t>
+      </w:r>
+      <w:r>
+        <w:t xml:space="preserve">,</w:t>
+      </w:r>
+      <w:r>
+        <w:t xml:space="preserve"> </w:t>
+      </w:r>
+      <w:r>
+        <w:rPr>
+          <w:i/>
+          <w:iCs/>
+        </w:rPr>
+        <w:t xml:space="preserve">vulnerability</w:t>
+      </w:r>
+      <w:r>
+        <w:t xml:space="preserve">.</w:t>
+      </w:r>
+    </w:p>
+    <w:p>
+      <w:pPr>
+        <w:pStyle w:val="BodyText"/>
+      </w:pPr>
+      <w:r>
+        <w:rPr>
+          <w:b/>
+          <w:bCs/>
+        </w:rPr>
+        <w:t xml:space="preserve">Snuffleupagus</w:t>
+      </w:r>
+      <w:r>
+        <w:t xml:space="preserve"> </w:t>
+      </w:r>
+      <w:r>
+        <w:t xml:space="preserve">— An open-source PHP security extension that provides hardening controls — including safe alternatives for</w:t>
+      </w:r>
+      <w:r>
+        <w:t xml:space="preserve"> </w:t>
+      </w:r>
+      <w:r>
+        <w:rPr>
+          <w:rStyle w:val="VerbatimChar"/>
+        </w:rPr>
+        <w:t xml:space="preserve">eval()</w:t>
+      </w:r>
+      <w:r>
+        <w:t xml:space="preserve">, enforced type checking, and cookie protection — that PHP’s</w:t>
+      </w:r>
+      <w:r>
+        <w:t xml:space="preserve"> </w:t>
+      </w:r>
+      <w:r>
+        <w:rPr>
+          <w:rStyle w:val="VerbatimChar"/>
+        </w:rPr>
+        <w:t xml:space="preserve">disable_functions</w:t>
+      </w:r>
+      <w:r>
+        <w:t xml:space="preserve"> </w:t>
+      </w:r>
+      <w:r>
+        <w:t xml:space="preserve">directive cannot achieve. Referenced as a Level 2 hardening option in the Benchmark for high-security WordPress environments.</w:t>
+      </w:r>
+    </w:p>
+    <w:p>
+      <w:pPr>
+        <w:pStyle w:val="BodyText"/>
+      </w:pPr>
+      <w:r>
+        <w:rPr>
+          <w:b/>
+          <w:bCs/>
+        </w:rPr>
+        <w:t xml:space="preserve">SOC 2</w:t>
+      </w:r>
+      <w:r>
+        <w:t xml:space="preserve"> </w:t>
+      </w:r>
+      <w:r>
+        <w:t xml:space="preserve">— System and Organization Controls 2. An assurance framework for evaluating an organization’s controls related to the AICPA Trust Services Criteria: Security, Availability, Processing Integrity, Confidentiality, and Privacy. SOC 2 results are delivered as an attestation report (commonly Type I or Type II) covering a defined system scope and time period.</w:t>
+      </w:r>
+    </w:p>
+    <w:p>
+      <w:pPr>
+        <w:pStyle w:val="BodyText"/>
+      </w:pPr>
+      <w:r>
+        <w:rPr>
+          <w:b/>
+          <w:bCs/>
+        </w:rPr>
+        <w:t xml:space="preserve">Sodium</w:t>
+      </w:r>
+      <w:r>
+        <w:t xml:space="preserve"> </w:t>
+      </w:r>
+      <w:r>
+        <w:t xml:space="preserve">— The PHP</w:t>
+      </w:r>
+      <w:r>
+        <w:t xml:space="preserve"> </w:t>
+      </w:r>
+      <w:r>
+        <w:rPr>
+          <w:rStyle w:val="VerbatimChar"/>
+        </w:rPr>
+        <w:t xml:space="preserve">sodium</w:t>
+      </w:r>
+      <w:r>
+        <w:t xml:space="preserve"> </w:t>
+      </w:r>
+      <w:r>
+        <w:t xml:space="preserve">extension (libsodium), a modern cryptographic library providing authenticated encryption, key derivation, and hashing. WordPress uses Sodium (since version 5.2) for cryptographic operations, including BLAKE2b hashing of application passwords and security tokens, and Argon2id password hashing when enabled. See also:</w:t>
+      </w:r>
+      <w:r>
+        <w:t xml:space="preserve"> </w:t>
+      </w:r>
+      <w:r>
+        <w:rPr>
+          <w:i/>
+          <w:iCs/>
+        </w:rPr>
+        <w:t xml:space="preserve">BLAKE2b</w:t>
+      </w:r>
+      <w:r>
+        <w:t xml:space="preserve">,</w:t>
+      </w:r>
+      <w:r>
+        <w:t xml:space="preserve"> </w:t>
+      </w:r>
+      <w:r>
+        <w:rPr>
+          <w:i/>
+          <w:iCs/>
+        </w:rPr>
+        <w:t xml:space="preserve">Argon2id</w:t>
+      </w:r>
+      <w:r>
+        <w:t xml:space="preserve">.</w:t>
+      </w:r>
+    </w:p>
+    <w:p>
+      <w:pPr>
+        <w:pStyle w:val="BodyText"/>
+      </w:pPr>
+      <w:r>
+        <w:rPr>
+          <w:b/>
+          <w:bCs/>
+        </w:rPr>
+        <w:t xml:space="preserve">SQL injection (SQLi)</w:t>
+      </w:r>
+      <w:r>
+        <w:t xml:space="preserve"> </w:t>
+      </w:r>
+      <w:r>
+        <w:t xml:space="preserve">— An attack that inserts malicious SQL code into queries executed by the database. WordPress mitigates SQLi through the</w:t>
+      </w:r>
+      <w:r>
+        <w:t xml:space="preserve"> </w:t>
+      </w:r>
+      <w:r>
+        <w:rPr>
+          <w:rStyle w:val="VerbatimChar"/>
+        </w:rPr>
+        <w:t xml:space="preserve">$wpdb-&gt;prepare()</w:t>
+      </w:r>
+      <w:r>
+        <w:t xml:space="preserve"> </w:t>
+      </w:r>
+      <w:r>
+        <w:t xml:space="preserve">method, which parameterizes queries.</w:t>
+      </w:r>
+    </w:p>
+    <w:p>
+      <w:pPr>
+        <w:pStyle w:val="BodyText"/>
+      </w:pPr>
+      <w:r>
+        <w:rPr>
+          <w:b/>
+          <w:bCs/>
+        </w:rPr>
+        <w:t xml:space="preserve">SSRF (Server-Side Request Forgery)</w:t>
+      </w:r>
+      <w:r>
+        <w:t xml:space="preserve"> </w:t>
+      </w:r>
+      <w:r>
+        <w:t xml:space="preserve">— A vulnerability that allows an attacker to cause the server to make HTTP requests to unintended destinations, potentially accessing internal services or metadata endpoints. Classified under A01 (Broken Access Control) in the OWASP Top 10:2025; previously a standalone category (A10) in the 2021 edition. In WordPress, SSRF can occur through unvalidated URL inputs in themes, plugins, or the HTTP API. WordPress core provides this protection only on request: the</w:t>
+      </w:r>
+      <w:r>
+        <w:t xml:space="preserve"> </w:t>
+      </w:r>
+      <w:r>
+        <w:rPr>
+          <w:rStyle w:val="VerbatimChar"/>
+        </w:rPr>
+        <w:t xml:space="preserve">wp_safe_remote_get()</w:t>
+      </w:r>
+      <w:r>
+        <w:t xml:space="preserve"> </w:t>
+      </w:r>
+      <w:r>
+        <w:t xml:space="preserve">family of functions (and the</w:t>
+      </w:r>
+      <w:r>
+        <w:t xml:space="preserve"> </w:t>
+      </w:r>
+      <w:r>
+        <w:rPr>
+          <w:rStyle w:val="VerbatimChar"/>
+        </w:rPr>
+        <w:t xml:space="preserve">reject_unsafe_urls</w:t>
+      </w:r>
+      <w:r>
+        <w:t xml:space="preserve"> </w:t>
+      </w:r>
+      <w:r>
+        <w:t xml:space="preserve">argument) validates the URL, blocking loopback and private IP addresses and restricting requests to standard ports. Ordinary</w:t>
+      </w:r>
+      <w:r>
+        <w:t xml:space="preserve"> </w:t>
+      </w:r>
+      <w:r>
+        <w:rPr>
+          <w:rStyle w:val="VerbatimChar"/>
+        </w:rPr>
+        <w:t xml:space="preserve">wp_remote_get()</w:t>
+      </w:r>
+      <w:r>
+        <w:t xml:space="preserve"> </w:t>
+      </w:r>
+      <w:r>
+        <w:t xml:space="preserve">calls do not apply that validation, so code that fetches a user-supplied URL must use the safe functions.</w:t>
+      </w:r>
+    </w:p>
+    <w:p>
+      <w:pPr>
+        <w:pStyle w:val="BodyText"/>
+      </w:pPr>
+      <w:r>
+        <w:rPr>
+          <w:b/>
+          <w:bCs/>
+        </w:rPr>
+        <w:t xml:space="preserve">Stored XSS</w:t>
+      </w:r>
+      <w:r>
+        <w:t xml:space="preserve"> </w:t>
+      </w:r>
+      <w:r>
+        <w:t xml:space="preserve">— A type of XSS vulnerability in which malicious script is saved to the server (e.g., in a database comment, post content, or user profile field) and executed whenever a user loads the affected page. More dangerous than reflected XSS because it does not require the victim to click a crafted link. See also:</w:t>
+      </w:r>
+      <w:r>
+        <w:t xml:space="preserve"> </w:t>
+      </w:r>
+      <w:r>
+        <w:rPr>
+          <w:i/>
+          <w:iCs/>
+        </w:rPr>
+        <w:t xml:space="preserve">Cross-Site Scripting (XSS)</w:t>
+      </w:r>
+      <w:r>
+        <w:t xml:space="preserve">,</w:t>
+      </w:r>
+      <w:r>
+        <w:t xml:space="preserve"> </w:t>
+      </w:r>
+      <w:r>
+        <w:rPr>
+          <w:i/>
+          <w:iCs/>
+        </w:rPr>
+        <w:t xml:space="preserve">reflected XSS</w:t>
+      </w:r>
+      <w:r>
+        <w:t xml:space="preserve">,</w:t>
+      </w:r>
+      <w:r>
+        <w:t xml:space="preserve"> </w:t>
+      </w:r>
+      <w:r>
+        <w:rPr>
+          <w:i/>
+          <w:iCs/>
+        </w:rPr>
+        <w:t xml:space="preserve">DOM-based XSS</w:t>
+      </w:r>
+      <w:r>
+        <w:t xml:space="preserve">.</w:t>
+      </w:r>
+    </w:p>
+    <w:p>
+      <w:pPr>
+        <w:pStyle w:val="BodyText"/>
+      </w:pPr>
+      <w:r>
+        <w:rPr>
+          <w:b/>
+          <w:bCs/>
+        </w:rPr>
+        <w:t xml:space="preserve">Super Admin</w:t>
+      </w:r>
+      <w:r>
+        <w:t xml:space="preserve"> </w:t>
+      </w:r>
+      <w:r>
+        <w:t xml:space="preserve">— The highest privileged user role in a WordPress Multisite network. Super Admins can manage all sites in the network, install plugins and themes, create and delete sites, and manage network-wide settings. Distinct from the Admin role, which on a Multisite network is scoped to a single site and has reduced capabilities. When writing about Multisite security, always specify whether you mean Admin or Super Admin. See also:</w:t>
+      </w:r>
+      <w:r>
+        <w:t xml:space="preserve"> </w:t>
+      </w:r>
+      <w:r>
+        <w:rPr>
+          <w:i/>
+          <w:iCs/>
+        </w:rPr>
+        <w:t xml:space="preserve">Admin (role)</w:t>
+      </w:r>
+      <w:r>
+        <w:t xml:space="preserve">,</w:t>
+      </w:r>
+      <w:r>
+        <w:t xml:space="preserve"> </w:t>
+      </w:r>
+      <w:r>
+        <w:rPr>
+          <w:i/>
+          <w:iCs/>
+        </w:rPr>
+        <w:t xml:space="preserve">Multisite</w:t>
+      </w:r>
+      <w:r>
+        <w:t xml:space="preserve">,</w:t>
+      </w:r>
+      <w:r>
+        <w:t xml:space="preserve"> </w:t>
+      </w:r>
+      <w:r>
+        <w:rPr>
+          <w:i/>
+          <w:iCs/>
+        </w:rPr>
         <w:t xml:space="preserve">capability</w:t>
       </w:r>
       <w:r>
+        <w:t xml:space="preserve">.</w:t>
+      </w:r>
+    </w:p>
+    <w:p>
+      <w:pPr>
+        <w:pStyle w:val="BodyText"/>
+      </w:pPr>
+      <w:r>
+        <w:rPr>
+          <w:b/>
+          <w:bCs/>
+        </w:rPr>
+        <w:t xml:space="preserve">Supply chain attack</w:t>
+      </w:r>
+      <w:r>
+        <w:t xml:space="preserve"> </w:t>
+      </w:r>
+      <w:r>
+        <w:t xml:space="preserve">— An attack that compromises software through its dependencies or distribution channels rather than targeting the software directly. In WordPress, this can occur through compromised plugins, themes, or build tools. See §7.7 for writing guidance.</w:t>
+      </w:r>
+    </w:p>
+    <w:p>
+      <w:pPr>
+        <w:pStyle w:val="BodyText"/>
+      </w:pPr>
+      <w:r>
+        <w:rPr>
+          <w:b/>
+          <w:bCs/>
+        </w:rPr>
+        <w:t xml:space="preserve">Theme</w:t>
+      </w:r>
+      <w:r>
+        <w:t xml:space="preserve"> </w:t>
+      </w:r>
+      <w:r>
+        <w:t xml:space="preserve">— A collection of template files and stylesheets that control a WordPress site’s visual presentation. Themes can introduce security vulnerabilities through insecure coding practices, particularly in custom themes.</w:t>
+      </w:r>
+    </w:p>
+    <w:p>
+      <w:pPr>
+        <w:pStyle w:val="BodyText"/>
+      </w:pPr>
+      <w:r>
+        <w:rPr>
+          <w:b/>
+          <w:bCs/>
+        </w:rPr>
+        <w:t xml:space="preserve">Threat actor</w:t>
+      </w:r>
+      <w:r>
+        <w:t xml:space="preserve"> </w:t>
+      </w:r>
+      <w:r>
+        <w:t xml:space="preserve">— An individual or group that attempts to exploit vulnerabilities in systems or people for malicious purposes. Preferred over</w:t>
+      </w:r>
+      <w:r>
+        <w:t xml:space="preserve"> </w:t>
+      </w:r>
+      <w:r>
+        <w:t xml:space="preserve">“hacker”</w:t>
+      </w:r>
+      <w:r>
+        <w:t xml:space="preserve"> </w:t>
+      </w:r>
+      <w:r>
+        <w:t xml:space="preserve">in security writing because</w:t>
+      </w:r>
+      <w:r>
+        <w:t xml:space="preserve"> </w:t>
+      </w:r>
+      <w:r>
+        <w:t xml:space="preserve">“hacker”</w:t>
+      </w:r>
+      <w:r>
+        <w:t xml:space="preserve"> </w:t>
+      </w:r>
+      <w:r>
+        <w:t xml:space="preserve">has positive connotations in technical communities.</w:t>
+      </w:r>
+    </w:p>
+    <w:p>
+      <w:pPr>
+        <w:pStyle w:val="BodyText"/>
+      </w:pPr>
+      <w:r>
+        <w:rPr>
+          <w:b/>
+          <w:bCs/>
+        </w:rPr>
+        <w:t xml:space="preserve">TLS (Transport Layer Security)</w:t>
+      </w:r>
+      <w:r>
+        <w:t xml:space="preserve"> </w:t>
+      </w:r>
+      <w:r>
+        <w:t xml:space="preserve">— The cryptographic protocol that encrypts data in transit between a browser and a web server. TLS is the successor to SSL (Secure Sockets Layer); all SSL versions are deprecated and insecure. Current best practice requires TLS 1.2 or later (TLS 1.3 preferred). In writing, use</w:t>
+      </w:r>
+      <w:r>
+        <w:t xml:space="preserve"> </w:t>
+      </w:r>
+      <w:r>
+        <w:t xml:space="preserve">“TLS”</w:t>
+      </w:r>
+      <w:r>
+        <w:t xml:space="preserve"> </w:t>
+      </w:r>
+      <w:r>
+        <w:t xml:space="preserve">when referring to the protocol technically and</w:t>
+      </w:r>
+      <w:r>
+        <w:t xml:space="preserve"> </w:t>
+      </w:r>
+      <w:r>
+        <w:t xml:space="preserve">“HTTPS”</w:t>
+      </w:r>
+      <w:r>
+        <w:t xml:space="preserve"> </w:t>
+      </w:r>
+      <w:r>
+        <w:t xml:space="preserve">when referring to the user-facing URL scheme. Avoid</w:t>
+      </w:r>
+      <w:r>
+        <w:t xml:space="preserve"> </w:t>
+      </w:r>
+      <w:r>
+        <w:t xml:space="preserve">“SSL”</w:t>
+      </w:r>
+      <w:r>
+        <w:t xml:space="preserve"> </w:t>
+      </w:r>
+      <w:r>
+        <w:t xml:space="preserve">unless referring to the deprecated protocol or a product name (e.g.,</w:t>
+      </w:r>
+      <w:r>
+        <w:t xml:space="preserve"> </w:t>
+      </w:r>
+      <w:r>
+        <w:t xml:space="preserve">“SSL certificate”</w:t>
+      </w:r>
+      <w:r>
+        <w:t xml:space="preserve"> </w:t>
+      </w:r>
+      <w:r>
+        <w:t xml:space="preserve">remains common usage). See also:</w:t>
+      </w:r>
+      <w:r>
+        <w:t xml:space="preserve"> </w:t>
+      </w:r>
+      <w:r>
+        <w:rPr>
+          <w:i/>
+          <w:iCs/>
+        </w:rPr>
+        <w:t xml:space="preserve">HSTS</w:t>
+      </w:r>
+      <w:r>
         <w:t xml:space="preserve">,</w:t>
       </w:r>
       <w:r>
@@ -7965,7 +9337,7 @@
           <w:i/>
           <w:iCs/>
         </w:rPr>
-        <w:t xml:space="preserve">principle of least privilege</w:t>
+        <w:t xml:space="preserve">FORCE_SSL_ADMIN</w:t>
       </w:r>
       <w:r>
         <w:t xml:space="preserve">.</w:t>
@@ -7980,41 +9352,309 @@
           <w:b/>
           <w:bCs/>
         </w:rPr>
-        <w:t xml:space="preserve">Prompt injection</w:t>
-      </w:r>
-      <w:r>
-        <w:t xml:space="preserve"> </w:t>
-      </w:r>
-      <w:r>
-        <w:t xml:space="preserve">— An attack that targets AI tools by crafting input designed to override or manipulate the tool’s instructions, causing it to perform unintended actions or leak sensitive information. Relevant to WordPress deployments that use AI tools to process user-generated or external content. See §3.5.</w:t>
-      </w:r>
-    </w:p>
-    <w:p>
-      <w:pPr>
-        <w:pStyle w:val="BodyText"/>
-      </w:pPr>
-      <w:r>
-        <w:rPr>
-          <w:b/>
-          <w:bCs/>
-        </w:rPr>
-        <w:t xml:space="preserve">Ransomware</w:t>
-      </w:r>
-      <w:r>
-        <w:t xml:space="preserve"> </w:t>
-      </w:r>
-      <w:r>
-        <w:t xml:space="preserve">— A category of malware that encrypts a victim’s files, databases, or systems and demands payment for the decryption key. WordPress sites may serve as initial access vectors for ransomware deployment against broader organizational infrastructure. Backup integrity, tested recovery procedures, and incident response capabilities are the primary defenses. The Verizon DBIR (2025) found ransomware present in 44% of breaches. See also:</w:t>
-      </w:r>
-      <w:r>
-        <w:t xml:space="preserve"> </w:t>
-      </w:r>
-      <w:r>
-        <w:rPr>
-          <w:i/>
-          <w:iCs/>
-        </w:rPr>
-        <w:t xml:space="preserve">malware</w:t>
+        <w:t xml:space="preserve">TOTP</w:t>
+      </w:r>
+      <w:r>
+        <w:t xml:space="preserve"> </w:t>
+      </w:r>
+      <w:r>
+        <w:t xml:space="preserve">— Time-based One-Time Password. An algorithm (defined in RFC 6238) that generates a short-lived numeric code from a shared secret and the current time. TOTP is the most common 2FA method in WordPress plugins (e.g., via authenticator apps like Google Authenticator or Authy). Codes are typically valid for 30 seconds.</w:t>
+      </w:r>
+    </w:p>
+    <w:p>
+      <w:pPr>
+        <w:pStyle w:val="BodyText"/>
+      </w:pPr>
+      <w:r>
+        <w:rPr>
+          <w:b/>
+          <w:bCs/>
+        </w:rPr>
+        <w:t xml:space="preserve">Training-data poisoning</w:t>
+      </w:r>
+      <w:r>
+        <w:t xml:space="preserve"> </w:t>
+      </w:r>
+      <w:r>
+        <w:t xml:space="preserve">— An attack that corrupts an AI model by inserting malicious, mislabeled, or misleading examples into its training data, causing the model to learn incorrect patterns or fail to detect threats. See §3.5.</w:t>
+      </w:r>
+    </w:p>
+    <w:p>
+      <w:pPr>
+        <w:pStyle w:val="BodyText"/>
+      </w:pPr>
+      <w:r>
+        <w:rPr>
+          <w:b/>
+          <w:bCs/>
+        </w:rPr>
+        <w:t xml:space="preserve">Transient</w:t>
+      </w:r>
+      <w:r>
+        <w:t xml:space="preserve"> </w:t>
+      </w:r>
+      <w:r>
+        <w:t xml:space="preserve">— A WordPress caching mechanism that stores temporary data in the database (or in the persistent object cache, when available) with an optional expiration time. In WordPress operations, expired transients are a common source of database bloat. WP-CLI provides</w:t>
+      </w:r>
+      <w:r>
+        <w:t xml:space="preserve"> </w:t>
+      </w:r>
+      <w:r>
+        <w:rPr>
+          <w:rStyle w:val="VerbatimChar"/>
+        </w:rPr>
+        <w:t xml:space="preserve">wp transient delete --expired</w:t>
+      </w:r>
+      <w:r>
+        <w:t xml:space="preserve"> </w:t>
+      </w:r>
+      <w:r>
+        <w:t xml:space="preserve">for cleanup. See also:</w:t>
+      </w:r>
+      <w:r>
+        <w:t xml:space="preserve"> </w:t>
+      </w:r>
+      <w:r>
+        <w:rPr>
+          <w:i/>
+          <w:iCs/>
+        </w:rPr>
+        <w:t xml:space="preserve">object cache</w:t>
+      </w:r>
+      <w:r>
+        <w:t xml:space="preserve">.</w:t>
+      </w:r>
+    </w:p>
+    <w:p>
+      <w:pPr>
+        <w:pStyle w:val="BodyText"/>
+      </w:pPr>
+      <w:r>
+        <w:rPr>
+          <w:b/>
+          <w:bCs/>
+        </w:rPr>
+        <w:t xml:space="preserve">UFW (Uncomplicated Firewall)</w:t>
+      </w:r>
+      <w:r>
+        <w:t xml:space="preserve"> </w:t>
+      </w:r>
+      <w:r>
+        <w:t xml:space="preserve">— The host-based firewall management tool for Ubuntu/Debian Linux servers, used to restrict inbound network traffic to WordPress production servers (typically allowing only ports 80, 443, and SSH). Provides a simplified interface to</w:t>
+      </w:r>
+      <w:r>
+        <w:t xml:space="preserve"> </w:t>
+      </w:r>
+      <w:r>
+        <w:rPr>
+          <w:rStyle w:val="VerbatimChar"/>
+        </w:rPr>
+        <w:t xml:space="preserve">iptables</w:t>
+      </w:r>
+      <w:r>
+        <w:t xml:space="preserve">/</w:t>
+      </w:r>
+      <w:r>
+        <w:rPr>
+          <w:rStyle w:val="VerbatimChar"/>
+        </w:rPr>
+        <w:t xml:space="preserve">nftables</w:t>
+      </w:r>
+      <w:r>
+        <w:t xml:space="preserve"> </w:t>
+      </w:r>
+      <w:r>
+        <w:t xml:space="preserve">rules.</w:t>
+      </w:r>
+    </w:p>
+    <w:p>
+      <w:pPr>
+        <w:pStyle w:val="BodyText"/>
+      </w:pPr>
+      <w:r>
+        <w:rPr>
+          <w:b/>
+          <w:bCs/>
+        </w:rPr>
+        <w:t xml:space="preserve">User enumeration</w:t>
+      </w:r>
+      <w:r>
+        <w:t xml:space="preserve"> </w:t>
+      </w:r>
+      <w:r>
+        <w:t xml:space="preserve">— A technique used to discover valid usernames on a WordPress site, exploiting the REST API endpoint</w:t>
+      </w:r>
+      <w:r>
+        <w:t xml:space="preserve"> </w:t>
+      </w:r>
+      <w:r>
+        <w:rPr>
+          <w:rStyle w:val="VerbatimChar"/>
+        </w:rPr>
+        <w:t xml:space="preserve">/wp-json/wp/v2/users</w:t>
+      </w:r>
+      <w:r>
+        <w:t xml:space="preserve">, differential login error messages, or the</w:t>
+      </w:r>
+      <w:r>
+        <w:t xml:space="preserve"> </w:t>
+      </w:r>
+      <w:r>
+        <w:rPr>
+          <w:rStyle w:val="VerbatimChar"/>
+        </w:rPr>
+        <w:t xml:space="preserve">?author=N</w:t>
+      </w:r>
+      <w:r>
+        <w:t xml:space="preserve"> </w:t>
+      </w:r>
+      <w:r>
+        <w:t xml:space="preserve">URL parameter. Mitigated by restricting the REST API user endpoint, returning generic login errors, and disabling author archives.</w:t>
+      </w:r>
+    </w:p>
+    <w:p>
+      <w:pPr>
+        <w:pStyle w:val="BodyText"/>
+      </w:pPr>
+      <w:r>
+        <w:rPr>
+          <w:b/>
+          <w:bCs/>
+        </w:rPr>
+        <w:t xml:space="preserve">Virtual patching</w:t>
+      </w:r>
+      <w:r>
+        <w:t xml:space="preserve"> </w:t>
+      </w:r>
+      <w:r>
+        <w:t xml:space="preserve">— A WAF rule that blocks exploitation of a known vulnerability at the network or application level, providing protection before a code-level patch is available. Services like Patchstack and Cloudflare offer virtual patching for WordPress.</w:t>
+      </w:r>
+    </w:p>
+    <w:p>
+      <w:pPr>
+        <w:pStyle w:val="BodyText"/>
+      </w:pPr>
+      <w:r>
+        <w:rPr>
+          <w:b/>
+          <w:bCs/>
+        </w:rPr>
+        <w:t xml:space="preserve">Vulnerability</w:t>
+      </w:r>
+      <w:r>
+        <w:t xml:space="preserve"> </w:t>
+      </w:r>
+      <w:r>
+        <w:t xml:space="preserve">— A weakness in software, configuration, or process that could be exploited to compromise a system’s security. In WordPress, vulnerabilities are categorized by type (XSS, SQLi, CSRF, etc.) and severity (CVSS score).</w:t>
+      </w:r>
+    </w:p>
+    <w:p>
+      <w:pPr>
+        <w:pStyle w:val="BodyText"/>
+      </w:pPr>
+      <w:r>
+        <w:rPr>
+          <w:b/>
+          <w:bCs/>
+        </w:rPr>
+        <w:t xml:space="preserve">Vulnerability disclosure</w:t>
+      </w:r>
+      <w:r>
+        <w:t xml:space="preserve"> </w:t>
+      </w:r>
+      <w:r>
+        <w:t xml:space="preserve">— The practice of reporting a discovered vulnerability to the affected party (vendor, maintainer, or a coordinating body). Disclosure may be</w:t>
+      </w:r>
+      <w:r>
+        <w:t xml:space="preserve"> </w:t>
+      </w:r>
+      <w:r>
+        <w:rPr>
+          <w:i/>
+          <w:iCs/>
+        </w:rPr>
+        <w:t xml:space="preserve">responsible</w:t>
+      </w:r>
+      <w:r>
+        <w:t xml:space="preserve"> </w:t>
+      </w:r>
+      <w:r>
+        <w:t xml:space="preserve">(private notification followed by coordinated public release after a patch is available) or</w:t>
+      </w:r>
+      <w:r>
+        <w:t xml:space="preserve"> </w:t>
+      </w:r>
+      <w:r>
+        <w:rPr>
+          <w:i/>
+          <w:iCs/>
+        </w:rPr>
+        <w:t xml:space="preserve">full/immediate</w:t>
+      </w:r>
+      <w:r>
+        <w:t xml:space="preserve"> </w:t>
+      </w:r>
+      <w:r>
+        <w:t xml:space="preserve">(public release without prior notification). WordPress ecosystem norms strongly favor responsible disclosure. See also:</w:t>
+      </w:r>
+      <w:r>
+        <w:t xml:space="preserve"> </w:t>
+      </w:r>
+      <w:r>
+        <w:rPr>
+          <w:i/>
+          <w:iCs/>
+        </w:rPr>
+        <w:t xml:space="preserve">responsible disclosure</w:t>
+      </w:r>
+      <w:r>
+        <w:t xml:space="preserve">.</w:t>
+      </w:r>
+    </w:p>
+    <w:p>
+      <w:pPr>
+        <w:pStyle w:val="BodyText"/>
+      </w:pPr>
+      <w:r>
+        <w:rPr>
+          <w:b/>
+          <w:bCs/>
+        </w:rPr>
+        <w:t xml:space="preserve">WAF</w:t>
+      </w:r>
+      <w:r>
+        <w:t xml:space="preserve"> </w:t>
+      </w:r>
+      <w:r>
+        <w:t xml:space="preserve">— Web Application Firewall. A security layer that filters and monitors HTTP traffic between a web application and the internet. In WordPress, WAFs may operate at the server level (ModSecurity), application level (Wordfence), or network edge (Cloudflare).</w:t>
+      </w:r>
+    </w:p>
+    <w:p>
+      <w:pPr>
+        <w:pStyle w:val="BodyText"/>
+      </w:pPr>
+      <w:r>
+        <w:rPr>
+          <w:b/>
+          <w:bCs/>
+        </w:rPr>
+        <w:t xml:space="preserve">Wordfence</w:t>
+      </w:r>
+      <w:r>
+        <w:t xml:space="preserve"> </w:t>
+      </w:r>
+      <w:r>
+        <w:t xml:space="preserve">— A widely used WordPress security plugin and threat intelligence service offering a web application firewall (WAF), malware scanner, login security, and a vulnerability database. In security writing, Wordfence is an example of an application-level WAF. See also:</w:t>
+      </w:r>
+      <w:r>
+        <w:t xml:space="preserve"> </w:t>
+      </w:r>
+      <w:r>
+        <w:rPr>
+          <w:i/>
+          <w:iCs/>
+        </w:rPr>
+        <w:t xml:space="preserve">WAF</w:t>
       </w:r>
       <w:r>
         <w:t xml:space="preserve">,</w:t>
@@ -8027,7 +9667,50 @@
           <w:i/>
           <w:iCs/>
         </w:rPr>
-        <w:t xml:space="preserve">incident response</w:t>
+        <w:t xml:space="preserve">virtual patching</w:t>
+      </w:r>
+      <w:r>
+        <w:t xml:space="preserve">.</w:t>
+      </w:r>
+    </w:p>
+    <w:p>
+      <w:pPr>
+        <w:pStyle w:val="BodyText"/>
+      </w:pPr>
+      <w:r>
+        <w:rPr>
+          <w:b/>
+          <w:bCs/>
+        </w:rPr>
+        <w:t xml:space="preserve">wp-admin</w:t>
+      </w:r>
+      <w:r>
+        <w:t xml:space="preserve"> </w:t>
+      </w:r>
+      <w:r>
+        <w:t xml:space="preserve">— The URL path and directory for the WordPress Dashboard (e.g.,</w:t>
+      </w:r>
+      <w:r>
+        <w:t xml:space="preserve"> </w:t>
+      </w:r>
+      <w:r>
+        <w:rPr>
+          <w:rStyle w:val="VerbatimChar"/>
+        </w:rPr>
+        <w:t xml:space="preserve">https://example.com/wp-admin/</w:t>
+      </w:r>
+      <w:r>
+        <w:t xml:space="preserve">). Always written in monospace when referring to the path. Some hardening configurations restrict access to this path by IP address. See also:</w:t>
+      </w:r>
+      <w:r>
+        <w:t xml:space="preserve"> </w:t>
+      </w:r>
+      <w:r>
+        <w:rPr>
+          <w:i/>
+          <w:iCs/>
+        </w:rPr>
+        <w:t xml:space="preserve">Dashboard</w:t>
       </w:r>
       <w:r>
         <w:t xml:space="preserve">,</w:t>
@@ -8040,7 +9723,7 @@
           <w:i/>
           <w:iCs/>
         </w:rPr>
-        <w:t xml:space="preserve">resilience</w:t>
+        <w:t xml:space="preserve">wp-login.php</w:t>
       </w:r>
       <w:r>
         <w:t xml:space="preserve">.</w:t>
@@ -8055,54 +9738,19 @@
           <w:b/>
           <w:bCs/>
         </w:rPr>
-        <w:t xml:space="preserve">Rate limiting</w:t>
-      </w:r>
-      <w:r>
-        <w:t xml:space="preserve"> </w:t>
-      </w:r>
-      <w:r>
-        <w:t xml:space="preserve">— A technique that restricts the number of requests a client can make to a server within a given time window. In WordPress, rate limiting is applied to login attempts (via plugins or server-level tools like Fail2Ban), REST API endpoints, and XML-RPC to mitigate brute-force and denial-of-service attacks.</w:t>
-      </w:r>
-    </w:p>
-    <w:p>
-      <w:pPr>
-        <w:pStyle w:val="BodyText"/>
-      </w:pPr>
-      <w:r>
-        <w:rPr>
-          <w:b/>
-          <w:bCs/>
-        </w:rPr>
-        <w:t xml:space="preserve">Reflected XSS</w:t>
-      </w:r>
-      <w:r>
-        <w:t xml:space="preserve"> </w:t>
-      </w:r>
-      <w:r>
-        <w:t xml:space="preserve">— A type of XSS vulnerability in which malicious script is injected through a URL parameter or form input, included in the server’s immediate response, and executed in the victim’s browser. Requires tricking the victim into clicking a crafted link. Contrast with</w:t>
-      </w:r>
-      <w:r>
-        <w:t xml:space="preserve"> </w:t>
-      </w:r>
-      <w:r>
-        <w:rPr>
-          <w:i/>
-          <w:iCs/>
-        </w:rPr>
-        <w:t xml:space="preserve">stored XSS</w:t>
-      </w:r>
-      <w:r>
-        <w:t xml:space="preserve">, where the payload is persisted in the database. See also:</w:t>
-      </w:r>
-      <w:r>
-        <w:t xml:space="preserve"> </w:t>
-      </w:r>
-      <w:r>
-        <w:rPr>
-          <w:i/>
-          <w:iCs/>
-        </w:rPr>
-        <w:t xml:space="preserve">Cross-Site Scripting (XSS)</w:t>
+        <w:t xml:space="preserve">WP-CLI</w:t>
+      </w:r>
+      <w:r>
+        <w:t xml:space="preserve"> </w:t>
+      </w:r>
+      <w:r>
+        <w:t xml:space="preserve">— The official command-line interface for WordPress. WP-CLI allows administrators to manage WordPress installations without a web browser — performing tasks such as updating plugins, managing users, running database operations, and verifying file integrity (</w:t>
+      </w:r>
+      <w:r>
+        <w:rPr>
+          <w:rStyle w:val="VerbatimChar"/>
+        </w:rPr>
+        <w:t xml:space="preserve">wp core verify-checksums</w:t>
       </w:r>
       <w:r>
         <w:t xml:space="preserve">,</w:t>
@@ -8112,10 +9760,204 @@
       </w:r>
       <w:r>
         <w:rPr>
-          <w:i/>
-          <w:iCs/>
-        </w:rPr>
-        <w:t xml:space="preserve">stored XSS</w:t>
+          <w:rStyle w:val="VerbatimChar"/>
+        </w:rPr>
+        <w:t xml:space="preserve">wp plugin verify-checksums</w:t>
+      </w:r>
+      <w:r>
+        <w:t xml:space="preserve">). Always written as</w:t>
+      </w:r>
+      <w:r>
+        <w:t xml:space="preserve"> </w:t>
+      </w:r>
+      <w:r>
+        <w:t xml:space="preserve">“WP-CLI”</w:t>
+      </w:r>
+      <w:r>
+        <w:t xml:space="preserve"> </w:t>
+      </w:r>
+      <w:r>
+        <w:t xml:space="preserve">(hyphenated, all caps). See also:</w:t>
+      </w:r>
+      <w:r>
+        <w:t xml:space="preserve"> </w:t>
+      </w:r>
+      <w:r>
+        <w:rPr>
+          <w:i/>
+          <w:iCs/>
+        </w:rPr>
+        <w:t xml:space="preserve">wp-admin</w:t>
+      </w:r>
+      <w:r>
+        <w:t xml:space="preserve">.</w:t>
+      </w:r>
+    </w:p>
+    <w:p>
+      <w:pPr>
+        <w:pStyle w:val="BodyText"/>
+      </w:pPr>
+      <w:r>
+        <w:rPr>
+          <w:b/>
+          <w:bCs/>
+        </w:rPr>
+        <w:t xml:space="preserve">wp-config.php</w:t>
+      </w:r>
+      <w:r>
+        <w:t xml:space="preserve"> </w:t>
+      </w:r>
+      <w:r>
+        <w:t xml:space="preserve">— The primary WordPress configuration file, located in the site’s root directory (or one level above). Contains database credentials, authentication keys, and security constants. File permissions should be restricted to the minimum the deployment requires — typically owner-read-only (</w:t>
+      </w:r>
+      <w:r>
+        <w:rPr>
+          <w:rStyle w:val="VerbatimChar"/>
+        </w:rPr>
+        <w:t xml:space="preserve">400</w:t>
+      </w:r>
+      <w:r>
+        <w:t xml:space="preserve"> </w:t>
+      </w:r>
+      <w:r>
+        <w:t xml:space="preserve">or</w:t>
+      </w:r>
+      <w:r>
+        <w:t xml:space="preserve"> </w:t>
+      </w:r>
+      <w:r>
+        <w:rPr>
+          <w:rStyle w:val="VerbatimChar"/>
+        </w:rPr>
+        <w:t xml:space="preserve">440</w:t>
+      </w:r>
+      <w:r>
+        <w:t xml:space="preserve">) as the preferred steady state, with</w:t>
+      </w:r>
+      <w:r>
+        <w:t xml:space="preserve"> </w:t>
+      </w:r>
+      <w:r>
+        <w:rPr>
+          <w:rStyle w:val="VerbatimChar"/>
+        </w:rPr>
+        <w:t xml:space="preserve">600</w:t>
+      </w:r>
+      <w:r>
+        <w:t xml:space="preserve"> </w:t>
+      </w:r>
+      <w:r>
+        <w:t xml:space="preserve">or</w:t>
+      </w:r>
+      <w:r>
+        <w:t xml:space="preserve"> </w:t>
+      </w:r>
+      <w:r>
+        <w:rPr>
+          <w:rStyle w:val="VerbatimChar"/>
+        </w:rPr>
+        <w:t xml:space="preserve">640</w:t>
+      </w:r>
+      <w:r>
+        <w:t xml:space="preserve"> </w:t>
+      </w:r>
+      <w:r>
+        <w:t xml:space="preserve">used only when deployment automation requires write access. See §3.7 for guidance on writing about context-dependent configurations.</w:t>
+      </w:r>
+    </w:p>
+    <w:p>
+      <w:pPr>
+        <w:pStyle w:val="BodyText"/>
+      </w:pPr>
+      <w:r>
+        <w:rPr>
+          <w:b/>
+          <w:bCs/>
+        </w:rPr>
+        <w:t xml:space="preserve">WP-Cron</w:t>
+      </w:r>
+      <w:r>
+        <w:t xml:space="preserve"> </w:t>
+      </w:r>
+      <w:r>
+        <w:t xml:space="preserve">— WordPress’s built-in task scheduling system, which triggers scheduled events (such as publishing scheduled posts, checking for updates, and running cleanup tasks) on page load rather than at fixed intervals. Because WP-Cron depends on site traffic, it may fire late on low-traffic sites or cause performance issues on high-traffic sites. The recommended hardening approach is to disable WP-Cron (</w:t>
+      </w:r>
+      <w:r>
+        <w:rPr>
+          <w:rStyle w:val="VerbatimChar"/>
+        </w:rPr>
+        <w:t xml:space="preserve">define( 'DISABLE_WP_CRON', true )</w:t>
+      </w:r>
+      <w:r>
+        <w:t xml:space="preserve"> </w:t>
+      </w:r>
+      <w:r>
+        <w:t xml:space="preserve">in</w:t>
+      </w:r>
+      <w:r>
+        <w:t xml:space="preserve"> </w:t>
+      </w:r>
+      <w:r>
+        <w:rPr>
+          <w:rStyle w:val="VerbatimChar"/>
+        </w:rPr>
+        <w:t xml:space="preserve">wp-config.php</w:t>
+      </w:r>
+      <w:r>
+        <w:t xml:space="preserve">) and replace it with a system-level cron job. Without the constant, a system cron runs in addition to page-load triggers rather than replacing them. See also:</w:t>
+      </w:r>
+      <w:r>
+        <w:t xml:space="preserve"> </w:t>
+      </w:r>
+      <w:r>
+        <w:rPr>
+          <w:i/>
+          <w:iCs/>
+        </w:rPr>
+        <w:t xml:space="preserve">wp-config.php</w:t>
+      </w:r>
+      <w:r>
+        <w:t xml:space="preserve">.</w:t>
+      </w:r>
+    </w:p>
+    <w:p>
+      <w:pPr>
+        <w:pStyle w:val="BodyText"/>
+      </w:pPr>
+      <w:r>
+        <w:rPr>
+          <w:b/>
+          <w:bCs/>
+        </w:rPr>
+        <w:t xml:space="preserve">wp-login.php</w:t>
+      </w:r>
+      <w:r>
+        <w:t xml:space="preserve"> </w:t>
+      </w:r>
+      <w:r>
+        <w:t xml:space="preserve">— The WordPress login form file and URL endpoint (e.g.,</w:t>
+      </w:r>
+      <w:r>
+        <w:t xml:space="preserve"> </w:t>
+      </w:r>
+      <w:r>
+        <w:rPr>
+          <w:rStyle w:val="VerbatimChar"/>
+        </w:rPr>
+        <w:t xml:space="preserve">https://example.com/wp-login.php</w:t>
+      </w:r>
+      <w:r>
+        <w:t xml:space="preserve">). A frequent target for brute-force attacks. Mitigated by rate limiting, 2FA, CAPTCHA, and IP allowlisting. Always written in monospace. See also:</w:t>
+      </w:r>
+      <w:r>
+        <w:t xml:space="preserve"> </w:t>
+      </w:r>
+      <w:r>
+        <w:rPr>
+          <w:i/>
+          <w:iCs/>
+        </w:rPr>
+        <w:t xml:space="preserve">brute-force attack</w:t>
       </w:r>
       <w:r>
         <w:t xml:space="preserve">,</w:t>
@@ -8128,7 +9970,7 @@
           <w:i/>
           <w:iCs/>
         </w:rPr>
-        <w:t xml:space="preserve">DOM-based XSS</w:t>
+        <w:t xml:space="preserve">wp-admin</w:t>
       </w:r>
       <w:r>
         <w:t xml:space="preserve">.</w:t>
@@ -8143,23 +9985,132 @@
           <w:b/>
           <w:bCs/>
         </w:rPr>
-        <w:t xml:space="preserve">Remote code execution (RCE)</w:t>
-      </w:r>
-      <w:r>
-        <w:t xml:space="preserve"> </w:t>
-      </w:r>
-      <w:r>
-        <w:t xml:space="preserve">— A critical vulnerability class that allows an attacker to execute arbitrary code on the target server. RCE can result from insecure deserialization, arbitrary file upload, command injection, or other input handling flaws. Typically rated Critical (CVSS 9.0–10.0). See also:</w:t>
-      </w:r>
-      <w:r>
-        <w:t xml:space="preserve"> </w:t>
-      </w:r>
-      <w:r>
-        <w:rPr>
-          <w:i/>
-          <w:iCs/>
-        </w:rPr>
-        <w:t xml:space="preserve">arbitrary file upload</w:t>
+        <w:t xml:space="preserve">XML-RPC</w:t>
+      </w:r>
+      <w:r>
+        <w:t xml:space="preserve"> </w:t>
+      </w:r>
+      <w:r>
+        <w:t xml:space="preserve">— A legacy remote procedure call protocol in WordPress (</w:t>
+      </w:r>
+      <w:r>
+        <w:rPr>
+          <w:rStyle w:val="VerbatimChar"/>
+        </w:rPr>
+        <w:t xml:space="preserve">xmlrpc.php</w:t>
+      </w:r>
+      <w:r>
+        <w:t xml:space="preserve">). Historically used for remote publishing and pingbacks, it is a common target for brute-force amplification attacks. WordPress core mitigates XXE attacks by disabling custom XML entity loading in the XML-RPC handler. Recommended to disable the endpoint entirely unless specifically required. See also:</w:t>
+      </w:r>
+      <w:r>
+        <w:t xml:space="preserve"> </w:t>
+      </w:r>
+      <w:r>
+        <w:rPr>
+          <w:i/>
+          <w:iCs/>
+        </w:rPr>
+        <w:t xml:space="preserve">XXE</w:t>
+      </w:r>
+      <w:r>
+        <w:t xml:space="preserve">.</w:t>
+      </w:r>
+    </w:p>
+    <w:p>
+      <w:pPr>
+        <w:pStyle w:val="BodyText"/>
+      </w:pPr>
+      <w:r>
+        <w:rPr>
+          <w:b/>
+          <w:bCs/>
+        </w:rPr>
+        <w:t xml:space="preserve">xmlrpc.php</w:t>
+      </w:r>
+      <w:r>
+        <w:t xml:space="preserve"> </w:t>
+      </w:r>
+      <w:r>
+        <w:t xml:space="preserve">— The file implementing the XML-RPC interface in WordPress, located at the site root. A frequent target for password guessing and pingback abuse. The</w:t>
+      </w:r>
+      <w:r>
+        <w:t xml:space="preserve"> </w:t>
+      </w:r>
+      <w:r>
+        <w:rPr>
+          <w:rStyle w:val="VerbatimChar"/>
+        </w:rPr>
+        <w:t xml:space="preserve">system.multicall</w:t>
+      </w:r>
+      <w:r>
+        <w:t xml:space="preserve"> </w:t>
+      </w:r>
+      <w:r>
+        <w:t xml:space="preserve">method was historically used to batch many login attempts into one request; since WordPress 4.4, core stops evaluating credentials for the rest of a request after the first failed login. Hardened configurations block this endpoint at the web server level. The</w:t>
+      </w:r>
+      <w:r>
+        <w:t xml:space="preserve"> </w:t>
+      </w:r>
+      <w:r>
+        <w:rPr>
+          <w:rStyle w:val="VerbatimChar"/>
+        </w:rPr>
+        <w:t xml:space="preserve">xmlrpc_enabled</w:t>
+      </w:r>
+      <w:r>
+        <w:t xml:space="preserve"> </w:t>
+      </w:r>
+      <w:r>
+        <w:t xml:space="preserve">filter (</w:t>
+      </w:r>
+      <w:r>
+        <w:rPr>
+          <w:rStyle w:val="VerbatimChar"/>
+        </w:rPr>
+        <w:t xml:space="preserve">add_filter( 'xmlrpc_enabled', '__return_false' )</w:t>
+      </w:r>
+      <w:r>
+        <w:t xml:space="preserve">) is only a partial measure: it disables the methods that require authentication and leaves pingbacks and other unauthenticated methods available. Note:</w:t>
+      </w:r>
+      <w:r>
+        <w:t xml:space="preserve"> </w:t>
+      </w:r>
+      <w:r>
+        <w:rPr>
+          <w:rStyle w:val="VerbatimChar"/>
+        </w:rPr>
+        <w:t xml:space="preserve">XMLRPC_REQUEST</w:t>
+      </w:r>
+      <w:r>
+        <w:t xml:space="preserve"> </w:t>
+      </w:r>
+      <w:r>
+        <w:t xml:space="preserve">is a read-only internal constant that WordPress sets during XML-RPC processing — it cannot be used in</w:t>
+      </w:r>
+      <w:r>
+        <w:t xml:space="preserve"> </w:t>
+      </w:r>
+      <w:r>
+        <w:rPr>
+          <w:rStyle w:val="VerbatimChar"/>
+        </w:rPr>
+        <w:t xml:space="preserve">wp-config.php</w:t>
+      </w:r>
+      <w:r>
+        <w:t xml:space="preserve"> </w:t>
+      </w:r>
+      <w:r>
+        <w:t xml:space="preserve">to disable the feature. Always written in monospace. See also:</w:t>
+      </w:r>
+      <w:r>
+        <w:t xml:space="preserve"> </w:t>
+      </w:r>
+      <w:r>
+        <w:rPr>
+          <w:i/>
+          <w:iCs/>
+        </w:rPr>
+        <w:t xml:space="preserve">XML-RPC</w:t>
       </w:r>
       <w:r>
         <w:t xml:space="preserve">,</w:t>
@@ -8172,7 +10123,7 @@
           <w:i/>
           <w:iCs/>
         </w:rPr>
-        <w:t xml:space="preserve">CVSS</w:t>
+        <w:t xml:space="preserve">XXE</w:t>
       </w:r>
       <w:r>
         <w:t xml:space="preserve">.</w:t>
@@ -8187,89 +10138,42 @@
           <w:b/>
           <w:bCs/>
         </w:rPr>
-        <w:t xml:space="preserve">Resilience</w:t>
-      </w:r>
-      <w:r>
-        <w:t xml:space="preserve"> </w:t>
-      </w:r>
-      <w:r>
-        <w:t xml:space="preserve">— The capacity of a system or organization to withstand, adapt to, and recover from security incidents or failures. In WordPress security writing, resilience refers to backup strategies, incident response procedures, and recovery capabilities that limit damage when prevention fails. See §1.</w:t>
-      </w:r>
-    </w:p>
-    <w:p>
-      <w:pPr>
-        <w:pStyle w:val="BodyText"/>
-      </w:pPr>
-      <w:r>
-        <w:rPr>
-          <w:b/>
-          <w:bCs/>
-        </w:rPr>
-        <w:t xml:space="preserve">Responsible disclosure</w:t>
-      </w:r>
-      <w:r>
-        <w:t xml:space="preserve"> </w:t>
-      </w:r>
-      <w:r>
-        <w:t xml:space="preserve">— A practice in which a security researcher reports a vulnerability privately to the affected vendor, allowing time for a patch before public disclosure. The WordPress Security Team follows this practice for core; the WordPress Plugin Security Team handles plugin-specific vulnerability review, forced updates, and plugin closures on WordPress.org.</w:t>
-      </w:r>
-    </w:p>
-    <w:p>
-      <w:pPr>
-        <w:pStyle w:val="BodyText"/>
-      </w:pPr>
-      <w:r>
-        <w:rPr>
-          <w:b/>
-          <w:bCs/>
-        </w:rPr>
-        <w:t xml:space="preserve">REST API</w:t>
-      </w:r>
-      <w:r>
-        <w:t xml:space="preserve"> </w:t>
-      </w:r>
-      <w:r>
-        <w:t xml:space="preserve">— WordPress’s built-in API for programmatic access to site data. Sensitive endpoints require authentication. The REST API can expose information (e.g., user enumeration via</w:t>
-      </w:r>
-      <w:r>
-        <w:t xml:space="preserve"> </w:t>
-      </w:r>
-      <w:r>
-        <w:rPr>
-          <w:rStyle w:val="VerbatimChar"/>
-        </w:rPr>
-        <w:t xml:space="preserve">/wp-json/wp/v2/users</w:t>
-      </w:r>
-      <w:r>
-        <w:t xml:space="preserve">) if not properly restricted.</w:t>
-      </w:r>
-    </w:p>
-    <w:p>
-      <w:pPr>
-        <w:pStyle w:val="BodyText"/>
-      </w:pPr>
-      <w:r>
-        <w:rPr>
-          <w:b/>
-          <w:bCs/>
-        </w:rPr>
-        <w:t xml:space="preserve">Rogue commit</w:t>
-      </w:r>
-      <w:r>
-        <w:t xml:space="preserve"> </w:t>
-      </w:r>
-      <w:r>
-        <w:t xml:space="preserve">— An unauthorized or malicious code change introduced into a software project’s version control history, typically through a compromised developer account or unauthorized repository access. A supply chain attack vector in WordPress plugins and themes. See §7.7,</w:t>
-      </w:r>
-      <w:r>
-        <w:t xml:space="preserve"> </w:t>
-      </w:r>
-      <w:r>
-        <w:rPr>
-          <w:i/>
-          <w:iCs/>
-        </w:rPr>
-        <w:t xml:space="preserve">supply chain attack</w:t>
+        <w:t xml:space="preserve">XXE (XML eXternal Entity)</w:t>
+      </w:r>
+      <w:r>
+        <w:t xml:space="preserve"> </w:t>
+      </w:r>
+      <w:r>
+        <w:t xml:space="preserve">— An attack against XML parsers that exploits external entity declarations to read local files, perform server-side request forgery, or cause denial of service through entity expansion (</w:t>
+      </w:r>
+      <w:r>
+        <w:t xml:space="preserve">“billion laughs”</w:t>
+      </w:r>
+      <w:r>
+        <w:t xml:space="preserve">). WordPress core mitigates XXE by disabling the loading of custom XML entities in its XML-RPC handler. Disabling XML-RPC entirely provides defense in depth. See also:</w:t>
+      </w:r>
+      <w:r>
+        <w:t xml:space="preserve"> </w:t>
+      </w:r>
+      <w:r>
+        <w:rPr>
+          <w:i/>
+          <w:iCs/>
+        </w:rPr>
+        <w:t xml:space="preserve">XML-RPC</w:t>
+      </w:r>
+      <w:r>
+        <w:t xml:space="preserve">,</w:t>
+      </w:r>
+      <w:r>
+        <w:t xml:space="preserve"> </w:t>
+      </w:r>
+      <w:r>
+        <w:rPr>
+          <w:i/>
+          <w:iCs/>
+        </w:rPr>
+        <w:t xml:space="preserve">xmlrpc.php</w:t>
       </w:r>
       <w:r>
         <w:t xml:space="preserve">.</w:t>
@@ -8284,1119 +10188,31 @@
           <w:b/>
           <w:bCs/>
         </w:rPr>
-        <w:t xml:space="preserve">Role</w:t>
-      </w:r>
-      <w:r>
-        <w:t xml:space="preserve"> </w:t>
-      </w:r>
-      <w:r>
-        <w:t xml:space="preserve">— A named collection of capabilities in WordPress. Default roles include Subscriber, Contributor, Author, Editor, and Administrator. Custom roles can be created to implement granular access control.</w:t>
-      </w:r>
-    </w:p>
-    <w:p>
-      <w:pPr>
-        <w:pStyle w:val="BodyText"/>
-      </w:pPr>
-      <w:r>
-        <w:rPr>
-          <w:b/>
-          <w:bCs/>
-        </w:rPr>
-        <w:t xml:space="preserve">SBOM (Software Bill of Materials)</w:t>
-      </w:r>
-      <w:r>
-        <w:t xml:space="preserve"> </w:t>
-      </w:r>
-      <w:r>
-        <w:t xml:space="preserve">— A formal, machine-readable record of all the components and dependencies in a software package. SBOMs help organizations manage supply chain risk by identifying vulnerable components within themes, plugins, and core libraries.</w:t>
-      </w:r>
-    </w:p>
-    <w:p>
-      <w:pPr>
-        <w:pStyle w:val="BodyText"/>
-      </w:pPr>
-      <w:r>
-        <w:rPr>
-          <w:b/>
-          <w:bCs/>
-        </w:rPr>
-        <w:t xml:space="preserve">SHA-384</w:t>
-      </w:r>
-      <w:r>
-        <w:t xml:space="preserve"> </w:t>
-      </w:r>
-      <w:r>
-        <w:t xml:space="preserve">— A cryptographic hash function in the SHA-2 family producing a 384-bit digest. WordPress uses SHA-384 to pre-hash passwords before passing them to bcrypt, working around bcrypt’s 72-byte input limit so that long passwords receive full protection. See also:</w:t>
-      </w:r>
-      <w:r>
-        <w:t xml:space="preserve"> </w:t>
-      </w:r>
-      <w:r>
-        <w:rPr>
-          <w:i/>
-          <w:iCs/>
-        </w:rPr>
-        <w:t xml:space="preserve">bcrypt</w:t>
-      </w:r>
-      <w:r>
-        <w:t xml:space="preserve">,</w:t>
-      </w:r>
-      <w:r>
-        <w:t xml:space="preserve"> </w:t>
-      </w:r>
-      <w:r>
-        <w:rPr>
-          <w:i/>
-          <w:iCs/>
-        </w:rPr>
-        <w:t xml:space="preserve">BLAKE2b</w:t>
-      </w:r>
-      <w:r>
-        <w:t xml:space="preserve">.</w:t>
-      </w:r>
-    </w:p>
-    <w:p>
-      <w:pPr>
-        <w:pStyle w:val="BodyText"/>
-      </w:pPr>
-      <w:r>
-        <w:rPr>
-          <w:b/>
-          <w:bCs/>
-        </w:rPr>
-        <w:t xml:space="preserve">SIEM (Security Information and Event Management)</w:t>
-      </w:r>
-      <w:r>
-        <w:t xml:space="preserve"> </w:t>
-      </w:r>
-      <w:r>
-        <w:t xml:space="preserve">— A centralized platform that aggregates, correlates, and alerts on security event data from multiple sources — including WordPress audit logs, web server logs, and WAF events. Commonly used in enterprise WordPress deployments for compliance monitoring and incident detection. See also:</w:t>
-      </w:r>
-      <w:r>
-        <w:t xml:space="preserve"> </w:t>
-      </w:r>
-      <w:r>
-        <w:rPr>
-          <w:i/>
-          <w:iCs/>
-        </w:rPr>
-        <w:t xml:space="preserve">audit logging</w:t>
-      </w:r>
-      <w:r>
-        <w:t xml:space="preserve">,</w:t>
-      </w:r>
-      <w:r>
-        <w:t xml:space="preserve"> </w:t>
-      </w:r>
-      <w:r>
-        <w:rPr>
-          <w:i/>
-          <w:iCs/>
-        </w:rPr>
-        <w:t xml:space="preserve">incident response</w:t>
-      </w:r>
-      <w:r>
-        <w:t xml:space="preserve">.</w:t>
-      </w:r>
-    </w:p>
-    <w:p>
-      <w:pPr>
-        <w:pStyle w:val="BodyText"/>
-      </w:pPr>
-      <w:r>
-        <w:rPr>
-          <w:b/>
-          <w:bCs/>
-        </w:rPr>
-        <w:t xml:space="preserve">Shadow AI</w:t>
-      </w:r>
-      <w:r>
-        <w:t xml:space="preserve"> </w:t>
-      </w:r>
-      <w:r>
-        <w:t xml:space="preserve">— The unsanctioned use of AI tools (chatbots, code assistants, content generators) by employees without organizational approval or oversight. Shadow AI risks include leaking sensitive data to third-party AI providers and introducing unreviewed AI-generated code or content. IBM’s Cost of a Data Breach Report (2025) found shadow AI incidents added $200,000 to average breach costs ($670,000 for organizations with high shadow AI prevalence) and that 63% of organizations lack AI governance policies.</w:t>
-      </w:r>
-    </w:p>
-    <w:p>
-      <w:pPr>
-        <w:pStyle w:val="BodyText"/>
-      </w:pPr>
-      <w:r>
-        <w:rPr>
-          <w:b/>
-          <w:bCs/>
-        </w:rPr>
-        <w:t xml:space="preserve">Session hijacking</w:t>
-      </w:r>
-      <w:r>
-        <w:t xml:space="preserve"> </w:t>
-      </w:r>
-      <w:r>
-        <w:t xml:space="preserve">— An attack in which a threat actor obtains a valid session cookie (e.g., through XSS, network interception, or infostealer malware) and uses it to impersonate the authenticated user. 2FA does not protect against hijacked sessions because the session is already authenticated.</w:t>
-      </w:r>
-    </w:p>
-    <w:p>
-      <w:pPr>
-        <w:pStyle w:val="BodyText"/>
-      </w:pPr>
-      <w:r>
-        <w:rPr>
-          <w:b/>
-          <w:bCs/>
-        </w:rPr>
-        <w:t xml:space="preserve">SIM-swapping</w:t>
-      </w:r>
-      <w:r>
-        <w:t xml:space="preserve"> </w:t>
-      </w:r>
-      <w:r>
-        <w:t xml:space="preserve">— A social engineering attack in which a threat actor convinces a mobile carrier to transfer a victim’s phone number to an attacker-controlled SIM card, enabling interception of SMS one-time codes and bypassing SMS-based 2FA. The primary reason SMS-based 2FA is not recommended for WordPress administrator accounts. See also:</w:t>
-      </w:r>
-      <w:r>
-        <w:t xml:space="preserve"> </w:t>
-      </w:r>
-      <w:r>
-        <w:rPr>
-          <w:i/>
-          <w:iCs/>
-        </w:rPr>
-        <w:t xml:space="preserve">TOTP</w:t>
-      </w:r>
-      <w:r>
-        <w:t xml:space="preserve">,</w:t>
-      </w:r>
-      <w:r>
-        <w:t xml:space="preserve"> </w:t>
-      </w:r>
-      <w:r>
-        <w:rPr>
-          <w:i/>
-          <w:iCs/>
-        </w:rPr>
-        <w:t xml:space="preserve">Passkey / WebAuthn</w:t>
-      </w:r>
-      <w:r>
-        <w:t xml:space="preserve">.</w:t>
-      </w:r>
-    </w:p>
-    <w:p>
-      <w:pPr>
-        <w:pStyle w:val="BodyText"/>
-      </w:pPr>
-      <w:r>
-        <w:rPr>
-          <w:b/>
-          <w:bCs/>
-        </w:rPr>
-        <w:t xml:space="preserve">Severity rating</w:t>
-      </w:r>
-      <w:r>
-        <w:t xml:space="preserve"> </w:t>
-      </w:r>
-      <w:r>
-        <w:t xml:space="preserve">— A classification of a vulnerability’s potential impact and exploitability. In WordPress security writing, severity ratings are derived from the CVSS score (Critical, High, Medium, Low) or equivalent classifications used by Patchstack or the WordPress plugin repository. Always cite the rating framework and version when referencing a score (e.g.,</w:t>
-      </w:r>
-      <w:r>
-        <w:t xml:space="preserve"> </w:t>
-      </w:r>
-      <w:r>
-        <w:t xml:space="preserve">“CVSS 3.1: 8.8”</w:t>
-      </w:r>
-      <w:r>
-        <w:t xml:space="preserve">). See §7.2,</w:t>
-      </w:r>
-      <w:r>
-        <w:t xml:space="preserve"> </w:t>
-      </w:r>
-      <w:r>
-        <w:rPr>
-          <w:i/>
-          <w:iCs/>
-        </w:rPr>
-        <w:t xml:space="preserve">CVSS</w:t>
-      </w:r>
-      <w:r>
-        <w:t xml:space="preserve">,</w:t>
-      </w:r>
-      <w:r>
-        <w:t xml:space="preserve"> </w:t>
-      </w:r>
-      <w:r>
-        <w:rPr>
-          <w:i/>
-          <w:iCs/>
-        </w:rPr>
-        <w:t xml:space="preserve">EPSS</w:t>
-      </w:r>
-      <w:r>
-        <w:t xml:space="preserve">.</w:t>
-      </w:r>
-    </w:p>
-    <w:p>
-      <w:pPr>
-        <w:pStyle w:val="BodyText"/>
-      </w:pPr>
-      <w:r>
-        <w:rPr>
-          <w:b/>
-          <w:bCs/>
-        </w:rPr>
-        <w:t xml:space="preserve">SOC 2</w:t>
-      </w:r>
-      <w:r>
-        <w:t xml:space="preserve"> </w:t>
-      </w:r>
-      <w:r>
-        <w:t xml:space="preserve">— System and Organization Controls 2. An assurance framework for evaluating an organization’s controls related to the AICPA Trust Services Criteria: Security, Availability, Processing Integrity, Confidentiality, and Privacy. SOC 2 results are delivered as an attestation report (commonly Type I or Type II) covering a defined system scope and time period.</w:t>
-      </w:r>
-    </w:p>
-    <w:p>
-      <w:pPr>
-        <w:pStyle w:val="BodyText"/>
-      </w:pPr>
-      <w:r>
-        <w:rPr>
-          <w:b/>
-          <w:bCs/>
-        </w:rPr>
-        <w:t xml:space="preserve">Snuffleupagus</w:t>
-      </w:r>
-      <w:r>
-        <w:t xml:space="preserve"> </w:t>
-      </w:r>
-      <w:r>
-        <w:t xml:space="preserve">— An open-source PHP security extension that provides hardening controls — including safe alternatives for</w:t>
-      </w:r>
-      <w:r>
-        <w:t xml:space="preserve"> </w:t>
-      </w:r>
-      <w:r>
-        <w:rPr>
-          <w:rStyle w:val="VerbatimChar"/>
-        </w:rPr>
-        <w:t xml:space="preserve">eval()</w:t>
-      </w:r>
-      <w:r>
-        <w:t xml:space="preserve">, enforced type checking, and cookie protection — that PHP’s</w:t>
-      </w:r>
-      <w:r>
-        <w:t xml:space="preserve"> </w:t>
-      </w:r>
-      <w:r>
-        <w:rPr>
-          <w:rStyle w:val="VerbatimChar"/>
-        </w:rPr>
-        <w:t xml:space="preserve">disable_functions</w:t>
-      </w:r>
-      <w:r>
-        <w:t xml:space="preserve"> </w:t>
-      </w:r>
-      <w:r>
-        <w:t xml:space="preserve">directive cannot achieve. Referenced as a Level 2 hardening option in the Benchmark for high-security WordPress environments.</w:t>
-      </w:r>
-    </w:p>
-    <w:p>
-      <w:pPr>
-        <w:pStyle w:val="BodyText"/>
-      </w:pPr>
-      <w:r>
-        <w:rPr>
-          <w:b/>
-          <w:bCs/>
-        </w:rPr>
-        <w:t xml:space="preserve">Sodium</w:t>
-      </w:r>
-      <w:r>
-        <w:t xml:space="preserve"> </w:t>
-      </w:r>
-      <w:r>
-        <w:t xml:space="preserve">— The PHP</w:t>
-      </w:r>
-      <w:r>
-        <w:t xml:space="preserve"> </w:t>
-      </w:r>
-      <w:r>
-        <w:rPr>
-          <w:rStyle w:val="VerbatimChar"/>
-        </w:rPr>
-        <w:t xml:space="preserve">sodium</w:t>
-      </w:r>
-      <w:r>
-        <w:t xml:space="preserve"> </w:t>
-      </w:r>
-      <w:r>
-        <w:t xml:space="preserve">extension (libsodium), a modern cryptographic library providing authenticated encryption, key derivation, and hashing. WordPress uses Sodium (since version 5.2) for cryptographic operations, including BLAKE2b hashing of application passwords and security tokens, and Argon2id password hashing when enabled. See also:</w:t>
-      </w:r>
-      <w:r>
-        <w:t xml:space="preserve"> </w:t>
-      </w:r>
-      <w:r>
-        <w:rPr>
-          <w:i/>
-          <w:iCs/>
-        </w:rPr>
-        <w:t xml:space="preserve">BLAKE2b</w:t>
-      </w:r>
-      <w:r>
-        <w:t xml:space="preserve">,</w:t>
-      </w:r>
-      <w:r>
-        <w:t xml:space="preserve"> </w:t>
-      </w:r>
-      <w:r>
-        <w:rPr>
-          <w:i/>
-          <w:iCs/>
-        </w:rPr>
-        <w:t xml:space="preserve">Argon2id</w:t>
-      </w:r>
-      <w:r>
-        <w:t xml:space="preserve">.</w:t>
-      </w:r>
-    </w:p>
-    <w:p>
-      <w:pPr>
-        <w:pStyle w:val="BodyText"/>
-      </w:pPr>
-      <w:r>
-        <w:rPr>
-          <w:b/>
-          <w:bCs/>
-        </w:rPr>
-        <w:t xml:space="preserve">SQL injection (SQLi)</w:t>
-      </w:r>
-      <w:r>
-        <w:t xml:space="preserve"> </w:t>
-      </w:r>
-      <w:r>
-        <w:t xml:space="preserve">— An attack that inserts malicious SQL code into queries executed by the database. WordPress mitigates SQLi through the</w:t>
-      </w:r>
-      <w:r>
-        <w:t xml:space="preserve"> </w:t>
-      </w:r>
-      <w:r>
-        <w:rPr>
-          <w:rStyle w:val="VerbatimChar"/>
-        </w:rPr>
-        <w:t xml:space="preserve">$wpdb-&gt;prepare()</w:t>
-      </w:r>
-      <w:r>
-        <w:t xml:space="preserve"> </w:t>
-      </w:r>
-      <w:r>
-        <w:t xml:space="preserve">method, which parameterizes queries.</w:t>
-      </w:r>
-    </w:p>
-    <w:p>
-      <w:pPr>
-        <w:pStyle w:val="BodyText"/>
-      </w:pPr>
-      <w:r>
-        <w:rPr>
-          <w:b/>
-          <w:bCs/>
-        </w:rPr>
-        <w:t xml:space="preserve">SSRF (Server-Side Request Forgery)</w:t>
-      </w:r>
-      <w:r>
-        <w:t xml:space="preserve"> </w:t>
-      </w:r>
-      <w:r>
-        <w:t xml:space="preserve">— A vulnerability that allows an attacker to cause the server to make HTTP requests to unintended destinations, potentially accessing internal services or metadata endpoints. Classified under A01 (Broken Access Control) in the OWASP Top 10:2025; previously a standalone category (A10) in the 2021 edition. In WordPress, SSRF can occur through unvalidated URL inputs in themes, plugins, or the HTTP API. WordPress core mitigates SSRF by filtering outbound HTTP requests to block loopback and private IP addresses and restricting requests to standard ports.</w:t>
-      </w:r>
-    </w:p>
-    <w:p>
-      <w:pPr>
-        <w:pStyle w:val="BodyText"/>
-      </w:pPr>
-      <w:r>
-        <w:rPr>
-          <w:b/>
-          <w:bCs/>
-        </w:rPr>
-        <w:t xml:space="preserve">Stored XSS</w:t>
-      </w:r>
-      <w:r>
-        <w:t xml:space="preserve"> </w:t>
-      </w:r>
-      <w:r>
-        <w:t xml:space="preserve">— A type of XSS vulnerability in which malicious script is saved to the server (e.g., in a database comment, post content, or user profile field) and executed whenever a user loads the affected page. More dangerous than reflected XSS because it does not require the victim to click a crafted link. See also:</w:t>
-      </w:r>
-      <w:r>
-        <w:t xml:space="preserve"> </w:t>
-      </w:r>
-      <w:r>
-        <w:rPr>
-          <w:i/>
-          <w:iCs/>
-        </w:rPr>
-        <w:t xml:space="preserve">Cross-Site Scripting (XSS)</w:t>
-      </w:r>
-      <w:r>
-        <w:t xml:space="preserve">,</w:t>
-      </w:r>
-      <w:r>
-        <w:t xml:space="preserve"> </w:t>
-      </w:r>
-      <w:r>
-        <w:rPr>
-          <w:i/>
-          <w:iCs/>
-        </w:rPr>
-        <w:t xml:space="preserve">reflected XSS</w:t>
-      </w:r>
-      <w:r>
-        <w:t xml:space="preserve">,</w:t>
-      </w:r>
-      <w:r>
-        <w:t xml:space="preserve"> </w:t>
-      </w:r>
-      <w:r>
-        <w:rPr>
-          <w:i/>
-          <w:iCs/>
-        </w:rPr>
-        <w:t xml:space="preserve">DOM-based XSS</w:t>
-      </w:r>
-      <w:r>
-        <w:t xml:space="preserve">.</w:t>
-      </w:r>
-    </w:p>
-    <w:p>
-      <w:pPr>
-        <w:pStyle w:val="BodyText"/>
-      </w:pPr>
-      <w:r>
-        <w:rPr>
-          <w:b/>
-          <w:bCs/>
-        </w:rPr>
-        <w:t xml:space="preserve">Supply chain attack</w:t>
-      </w:r>
-      <w:r>
-        <w:t xml:space="preserve"> </w:t>
-      </w:r>
-      <w:r>
-        <w:t xml:space="preserve">— An attack that compromises software through its dependencies or distribution channels rather than targeting the software directly. In WordPress, this can occur through compromised plugins, themes, or build tools. See §7.7 for writing guidance.</w:t>
-      </w:r>
-    </w:p>
-    <w:p>
-      <w:pPr>
-        <w:pStyle w:val="BodyText"/>
-      </w:pPr>
-      <w:r>
-        <w:rPr>
-          <w:b/>
-          <w:bCs/>
-        </w:rPr>
-        <w:t xml:space="preserve">Super Admin</w:t>
-      </w:r>
-      <w:r>
-        <w:t xml:space="preserve"> </w:t>
-      </w:r>
-      <w:r>
-        <w:t xml:space="preserve">— The highest privileged user role in a WordPress Multisite network. Super Admins can manage all sites in the network, install plugins and themes, create and delete sites, and manage network-wide settings. Distinct from the Admin role, which on a Multisite network is scoped to a single site and has reduced capabilities. When writing about Multisite security, always specify whether you mean Admin or Super Admin. See also:</w:t>
-      </w:r>
-      <w:r>
-        <w:t xml:space="preserve"> </w:t>
-      </w:r>
-      <w:r>
-        <w:rPr>
-          <w:i/>
-          <w:iCs/>
-        </w:rPr>
-        <w:t xml:space="preserve">Admin (role)</w:t>
-      </w:r>
-      <w:r>
-        <w:t xml:space="preserve">,</w:t>
-      </w:r>
-      <w:r>
-        <w:t xml:space="preserve"> </w:t>
-      </w:r>
-      <w:r>
-        <w:rPr>
-          <w:i/>
-          <w:iCs/>
-        </w:rPr>
-        <w:t xml:space="preserve">Multisite</w:t>
-      </w:r>
-      <w:r>
-        <w:t xml:space="preserve">,</w:t>
-      </w:r>
-      <w:r>
-        <w:t xml:space="preserve"> </w:t>
-      </w:r>
-      <w:r>
-        <w:rPr>
-          <w:i/>
-          <w:iCs/>
-        </w:rPr>
-        <w:t xml:space="preserve">capability</w:t>
-      </w:r>
-      <w:r>
-        <w:t xml:space="preserve">.</w:t>
-      </w:r>
-    </w:p>
-    <w:p>
-      <w:pPr>
-        <w:pStyle w:val="BodyText"/>
-      </w:pPr>
-      <w:r>
-        <w:rPr>
-          <w:b/>
-          <w:bCs/>
-        </w:rPr>
-        <w:t xml:space="preserve">Theme</w:t>
-      </w:r>
-      <w:r>
-        <w:t xml:space="preserve"> </w:t>
-      </w:r>
-      <w:r>
-        <w:t xml:space="preserve">— A collection of template files and stylesheets that control a WordPress site’s visual presentation. Themes can introduce security vulnerabilities through insecure coding practices, particularly in custom themes.</w:t>
-      </w:r>
-    </w:p>
-    <w:p>
-      <w:pPr>
-        <w:pStyle w:val="BodyText"/>
-      </w:pPr>
-      <w:r>
-        <w:rPr>
-          <w:b/>
-          <w:bCs/>
-        </w:rPr>
-        <w:t xml:space="preserve">Threat actor</w:t>
-      </w:r>
-      <w:r>
-        <w:t xml:space="preserve"> </w:t>
-      </w:r>
-      <w:r>
-        <w:t xml:space="preserve">— An individual or group that attempts to exploit vulnerabilities in systems or people for malicious purposes. Preferred over</w:t>
-      </w:r>
-      <w:r>
-        <w:t xml:space="preserve"> </w:t>
-      </w:r>
-      <w:r>
-        <w:t xml:space="preserve">“hacker”</w:t>
-      </w:r>
-      <w:r>
-        <w:t xml:space="preserve"> </w:t>
-      </w:r>
-      <w:r>
-        <w:t xml:space="preserve">in security writing because</w:t>
-      </w:r>
-      <w:r>
-        <w:t xml:space="preserve"> </w:t>
-      </w:r>
-      <w:r>
-        <w:t xml:space="preserve">“hacker”</w:t>
-      </w:r>
-      <w:r>
-        <w:t xml:space="preserve"> </w:t>
-      </w:r>
-      <w:r>
-        <w:t xml:space="preserve">has positive connotations in technical communities.</w:t>
-      </w:r>
-    </w:p>
-    <w:p>
-      <w:pPr>
-        <w:pStyle w:val="BodyText"/>
-      </w:pPr>
-      <w:r>
-        <w:rPr>
-          <w:b/>
-          <w:bCs/>
-        </w:rPr>
-        <w:t xml:space="preserve">TOTP</w:t>
-      </w:r>
-      <w:r>
-        <w:t xml:space="preserve"> </w:t>
-      </w:r>
-      <w:r>
-        <w:t xml:space="preserve">— Time-based One-Time Password. An algorithm (defined in RFC 6238) that generates a short-lived numeric code from a shared secret and the current time. TOTP is the most common 2FA method in WordPress plugins (e.g., via authenticator apps like Google Authenticator or Authy). Codes are typically valid for 30 seconds.</w:t>
-      </w:r>
-    </w:p>
-    <w:p>
-      <w:pPr>
-        <w:pStyle w:val="BodyText"/>
-      </w:pPr>
-      <w:r>
-        <w:rPr>
-          <w:b/>
-          <w:bCs/>
-        </w:rPr>
-        <w:t xml:space="preserve">TLS (Transport Layer Security)</w:t>
-      </w:r>
-      <w:r>
-        <w:t xml:space="preserve"> </w:t>
-      </w:r>
-      <w:r>
-        <w:t xml:space="preserve">— The cryptographic protocol that encrypts data in transit between a browser and a web server. TLS is the successor to SSL (Secure Sockets Layer); all SSL versions are deprecated and insecure. Current best practice requires TLS 1.2 or later (TLS 1.3 preferred). In writing, use</w:t>
-      </w:r>
-      <w:r>
-        <w:t xml:space="preserve"> </w:t>
-      </w:r>
-      <w:r>
-        <w:t xml:space="preserve">“TLS”</w:t>
-      </w:r>
-      <w:r>
-        <w:t xml:space="preserve"> </w:t>
-      </w:r>
-      <w:r>
-        <w:t xml:space="preserve">when referring to the protocol technically and</w:t>
-      </w:r>
-      <w:r>
-        <w:t xml:space="preserve"> </w:t>
-      </w:r>
-      <w:r>
-        <w:t xml:space="preserve">“HTTPS”</w:t>
-      </w:r>
-      <w:r>
-        <w:t xml:space="preserve"> </w:t>
-      </w:r>
-      <w:r>
-        <w:t xml:space="preserve">when referring to the user-facing URL scheme. Avoid</w:t>
-      </w:r>
-      <w:r>
-        <w:t xml:space="preserve"> </w:t>
-      </w:r>
-      <w:r>
-        <w:t xml:space="preserve">“SSL”</w:t>
-      </w:r>
-      <w:r>
-        <w:t xml:space="preserve"> </w:t>
-      </w:r>
-      <w:r>
-        <w:t xml:space="preserve">unless referring to the deprecated protocol or a product name (e.g.,</w:t>
-      </w:r>
-      <w:r>
-        <w:t xml:space="preserve"> </w:t>
-      </w:r>
-      <w:r>
-        <w:t xml:space="preserve">“SSL certificate”</w:t>
-      </w:r>
-      <w:r>
-        <w:t xml:space="preserve"> </w:t>
-      </w:r>
-      <w:r>
-        <w:t xml:space="preserve">remains common usage). See also:</w:t>
-      </w:r>
-      <w:r>
-        <w:t xml:space="preserve"> </w:t>
-      </w:r>
-      <w:r>
-        <w:rPr>
-          <w:i/>
-          <w:iCs/>
-        </w:rPr>
-        <w:t xml:space="preserve">HSTS</w:t>
-      </w:r>
-      <w:r>
-        <w:t xml:space="preserve">,</w:t>
-      </w:r>
-      <w:r>
-        <w:t xml:space="preserve"> </w:t>
-      </w:r>
-      <w:r>
-        <w:rPr>
-          <w:i/>
-          <w:iCs/>
-        </w:rPr>
-        <w:t xml:space="preserve">FORCE_SSL_ADMIN</w:t>
-      </w:r>
-      <w:r>
-        <w:t xml:space="preserve">.</w:t>
-      </w:r>
-    </w:p>
-    <w:p>
-      <w:pPr>
-        <w:pStyle w:val="BodyText"/>
-      </w:pPr>
-      <w:r>
-        <w:rPr>
-          <w:b/>
-          <w:bCs/>
-        </w:rPr>
-        <w:t xml:space="preserve">Training-data poisoning</w:t>
-      </w:r>
-      <w:r>
-        <w:t xml:space="preserve"> </w:t>
-      </w:r>
-      <w:r>
-        <w:t xml:space="preserve">— An attack that corrupts an AI model by inserting malicious, mislabeled, or misleading examples into its training data, causing the model to learn incorrect patterns or fail to detect threats. See §3.5.</w:t>
-      </w:r>
-    </w:p>
-    <w:p>
-      <w:pPr>
-        <w:pStyle w:val="BodyText"/>
-      </w:pPr>
-      <w:r>
-        <w:rPr>
-          <w:b/>
-          <w:bCs/>
-        </w:rPr>
-        <w:t xml:space="preserve">Transient</w:t>
-      </w:r>
-      <w:r>
-        <w:t xml:space="preserve"> </w:t>
-      </w:r>
-      <w:r>
-        <w:t xml:space="preserve">— A WordPress caching mechanism that stores temporary data in the database (or in the persistent object cache, when available) with an optional expiration time. In WordPress operations, expired transients are a common source of database bloat. WP-CLI provides</w:t>
-      </w:r>
-      <w:r>
-        <w:t xml:space="preserve"> </w:t>
-      </w:r>
-      <w:r>
-        <w:rPr>
-          <w:rStyle w:val="VerbatimChar"/>
-        </w:rPr>
-        <w:t xml:space="preserve">wp transient delete --expired</w:t>
-      </w:r>
-      <w:r>
-        <w:t xml:space="preserve"> </w:t>
-      </w:r>
-      <w:r>
-        <w:t xml:space="preserve">for cleanup. See also:</w:t>
-      </w:r>
-      <w:r>
-        <w:t xml:space="preserve"> </w:t>
-      </w:r>
-      <w:r>
-        <w:rPr>
-          <w:i/>
-          <w:iCs/>
-        </w:rPr>
-        <w:t xml:space="preserve">object cache</w:t>
-      </w:r>
-      <w:r>
-        <w:t xml:space="preserve">.</w:t>
-      </w:r>
-    </w:p>
-    <w:p>
-      <w:pPr>
-        <w:pStyle w:val="BodyText"/>
-      </w:pPr>
-      <w:r>
-        <w:rPr>
-          <w:b/>
-          <w:bCs/>
-        </w:rPr>
-        <w:t xml:space="preserve">UFW (Uncomplicated Firewall)</w:t>
-      </w:r>
-      <w:r>
-        <w:t xml:space="preserve"> </w:t>
-      </w:r>
-      <w:r>
-        <w:t xml:space="preserve">— The host-based firewall management tool for Ubuntu/Debian Linux servers, used to restrict inbound network traffic to WordPress production servers (typically allowing only ports 80, 443, and SSH). Provides a simplified interface to</w:t>
-      </w:r>
-      <w:r>
-        <w:t xml:space="preserve"> </w:t>
-      </w:r>
-      <w:r>
-        <w:rPr>
-          <w:rStyle w:val="VerbatimChar"/>
-        </w:rPr>
-        <w:t xml:space="preserve">iptables</w:t>
-      </w:r>
-      <w:r>
-        <w:t xml:space="preserve">/</w:t>
-      </w:r>
-      <w:r>
-        <w:rPr>
-          <w:rStyle w:val="VerbatimChar"/>
-        </w:rPr>
-        <w:t xml:space="preserve">nftables</w:t>
-      </w:r>
-      <w:r>
-        <w:t xml:space="preserve"> </w:t>
-      </w:r>
-      <w:r>
-        <w:t xml:space="preserve">rules.</w:t>
-      </w:r>
-    </w:p>
-    <w:p>
-      <w:pPr>
-        <w:pStyle w:val="BodyText"/>
-      </w:pPr>
-      <w:r>
-        <w:rPr>
-          <w:b/>
-          <w:bCs/>
-        </w:rPr>
-        <w:t xml:space="preserve">User enumeration</w:t>
-      </w:r>
-      <w:r>
-        <w:t xml:space="preserve"> </w:t>
-      </w:r>
-      <w:r>
-        <w:t xml:space="preserve">— A technique used to discover valid usernames on a WordPress site, exploiting the REST API endpoint</w:t>
-      </w:r>
-      <w:r>
-        <w:t xml:space="preserve"> </w:t>
-      </w:r>
-      <w:r>
-        <w:rPr>
-          <w:rStyle w:val="VerbatimChar"/>
-        </w:rPr>
-        <w:t xml:space="preserve">/wp-json/wp/v2/users</w:t>
-      </w:r>
-      <w:r>
-        <w:t xml:space="preserve">, differential login error messages, or the</w:t>
-      </w:r>
-      <w:r>
-        <w:t xml:space="preserve"> </w:t>
-      </w:r>
-      <w:r>
-        <w:rPr>
-          <w:rStyle w:val="VerbatimChar"/>
-        </w:rPr>
-        <w:t xml:space="preserve">?author=N</w:t>
-      </w:r>
-      <w:r>
-        <w:t xml:space="preserve"> </w:t>
-      </w:r>
-      <w:r>
-        <w:t xml:space="preserve">URL parameter. Mitigated by restricting the REST API user endpoint, returning generic login errors, and disabling author archives.</w:t>
-      </w:r>
-    </w:p>
-    <w:p>
-      <w:pPr>
-        <w:pStyle w:val="BodyText"/>
-      </w:pPr>
-      <w:r>
-        <w:rPr>
-          <w:b/>
-          <w:bCs/>
-        </w:rPr>
-        <w:t xml:space="preserve">Virtual patching</w:t>
-      </w:r>
-      <w:r>
-        <w:t xml:space="preserve"> </w:t>
-      </w:r>
-      <w:r>
-        <w:t xml:space="preserve">— A WAF rule that blocks exploitation of a known vulnerability at the network or application level, providing protection before a code-level patch is available. Services like Patchstack and Cloudflare offer virtual patching for WordPress.</w:t>
-      </w:r>
-    </w:p>
-    <w:p>
-      <w:pPr>
-        <w:pStyle w:val="BodyText"/>
-      </w:pPr>
-      <w:r>
-        <w:rPr>
-          <w:b/>
-          <w:bCs/>
-        </w:rPr>
-        <w:t xml:space="preserve">Vulnerability</w:t>
-      </w:r>
-      <w:r>
-        <w:t xml:space="preserve"> </w:t>
-      </w:r>
-      <w:r>
-        <w:t xml:space="preserve">— A weakness in software, configuration, or process that could be exploited to compromise a system’s security. In WordPress, vulnerabilities are categorized by type (XSS, SQLi, CSRF, etc.) and severity (CVSS score).</w:t>
-      </w:r>
-    </w:p>
-    <w:p>
-      <w:pPr>
-        <w:pStyle w:val="BodyText"/>
-      </w:pPr>
-      <w:r>
-        <w:rPr>
-          <w:b/>
-          <w:bCs/>
-        </w:rPr>
-        <w:t xml:space="preserve">Vulnerability disclosure</w:t>
-      </w:r>
-      <w:r>
-        <w:t xml:space="preserve"> </w:t>
-      </w:r>
-      <w:r>
-        <w:t xml:space="preserve">— The practice of reporting a discovered vulnerability to the affected party (vendor, maintainer, or a coordinating body). Disclosure may be</w:t>
-      </w:r>
-      <w:r>
-        <w:t xml:space="preserve"> </w:t>
-      </w:r>
-      <w:r>
-        <w:rPr>
-          <w:i/>
-          <w:iCs/>
-        </w:rPr>
-        <w:t xml:space="preserve">responsible</w:t>
-      </w:r>
-      <w:r>
-        <w:t xml:space="preserve"> </w:t>
-      </w:r>
-      <w:r>
-        <w:t xml:space="preserve">(private notification followed by coordinated public release after a patch is available) or</w:t>
-      </w:r>
-      <w:r>
-        <w:t xml:space="preserve"> </w:t>
-      </w:r>
-      <w:r>
-        <w:rPr>
-          <w:i/>
-          <w:iCs/>
-        </w:rPr>
-        <w:t xml:space="preserve">full/immediate</w:t>
-      </w:r>
-      <w:r>
-        <w:t xml:space="preserve"> </w:t>
-      </w:r>
-      <w:r>
-        <w:t xml:space="preserve">(public release without prior notification). WordPress ecosystem norms strongly favor responsible disclosure. See also:</w:t>
-      </w:r>
-      <w:r>
-        <w:t xml:space="preserve"> </w:t>
-      </w:r>
-      <w:r>
-        <w:rPr>
-          <w:i/>
-          <w:iCs/>
-        </w:rPr>
-        <w:t xml:space="preserve">responsible disclosure</w:t>
-      </w:r>
-      <w:r>
-        <w:t xml:space="preserve">.</w:t>
-      </w:r>
-    </w:p>
-    <w:p>
-      <w:pPr>
-        <w:pStyle w:val="BodyText"/>
-      </w:pPr>
-      <w:r>
-        <w:rPr>
-          <w:b/>
-          <w:bCs/>
-        </w:rPr>
-        <w:t xml:space="preserve">WAF</w:t>
-      </w:r>
-      <w:r>
-        <w:t xml:space="preserve"> </w:t>
-      </w:r>
-      <w:r>
-        <w:t xml:space="preserve">— Web Application Firewall. A security layer that filters and monitors HTTP traffic between a web application and the internet. In WordPress, WAFs may operate at the server level (ModSecurity), application level (Wordfence), or network edge (Cloudflare).</w:t>
-      </w:r>
-    </w:p>
-    <w:p>
-      <w:pPr>
-        <w:pStyle w:val="BodyText"/>
-      </w:pPr>
-      <w:r>
-        <w:rPr>
-          <w:b/>
-          <w:bCs/>
-        </w:rPr>
-        <w:t xml:space="preserve">Wordfence</w:t>
-      </w:r>
-      <w:r>
-        <w:t xml:space="preserve"> </w:t>
-      </w:r>
-      <w:r>
-        <w:t xml:space="preserve">— A widely used WordPress security plugin and threat intelligence service offering a web application firewall (WAF), malware scanner, login security, and a vulnerability database. In security writing, Wordfence is an example of an application-level WAF. See also:</w:t>
-      </w:r>
-      <w:r>
-        <w:t xml:space="preserve"> </w:t>
-      </w:r>
-      <w:r>
-        <w:rPr>
-          <w:i/>
-          <w:iCs/>
-        </w:rPr>
-        <w:t xml:space="preserve">WAF</w:t>
-      </w:r>
-      <w:r>
-        <w:t xml:space="preserve">,</w:t>
-      </w:r>
-      <w:r>
-        <w:t xml:space="preserve"> </w:t>
-      </w:r>
-      <w:r>
-        <w:rPr>
-          <w:i/>
-          <w:iCs/>
-        </w:rPr>
-        <w:t xml:space="preserve">virtual patching</w:t>
-      </w:r>
-      <w:r>
-        <w:t xml:space="preserve">.</w:t>
-      </w:r>
-    </w:p>
-    <w:p>
-      <w:pPr>
-        <w:pStyle w:val="BodyText"/>
-      </w:pPr>
-      <w:r>
-        <w:rPr>
-          <w:b/>
-          <w:bCs/>
-        </w:rPr>
-        <w:t xml:space="preserve">wp-admin</w:t>
-      </w:r>
-      <w:r>
-        <w:t xml:space="preserve"> </w:t>
-      </w:r>
-      <w:r>
-        <w:t xml:space="preserve">— The URL path and directory for the WordPress Dashboard (e.g.,</w:t>
-      </w:r>
-      <w:r>
-        <w:t xml:space="preserve"> </w:t>
-      </w:r>
-      <w:r>
-        <w:rPr>
-          <w:rStyle w:val="VerbatimChar"/>
-        </w:rPr>
-        <w:t xml:space="preserve">https://example.com/wp-admin/</w:t>
-      </w:r>
-      <w:r>
-        <w:t xml:space="preserve">). Always written in monospace when referring to the path. Some hardening configurations restrict access to this path by IP address. See also:</w:t>
-      </w:r>
-      <w:r>
-        <w:t xml:space="preserve"> </w:t>
-      </w:r>
-      <w:r>
-        <w:rPr>
-          <w:i/>
-          <w:iCs/>
-        </w:rPr>
-        <w:t xml:space="preserve">Dashboard</w:t>
-      </w:r>
-      <w:r>
-        <w:t xml:space="preserve">,</w:t>
-      </w:r>
-      <w:r>
-        <w:t xml:space="preserve"> </w:t>
-      </w:r>
-      <w:r>
-        <w:rPr>
-          <w:i/>
-          <w:iCs/>
-        </w:rPr>
-        <w:t xml:space="preserve">wp-login.php</w:t>
-      </w:r>
-      <w:r>
-        <w:t xml:space="preserve">.</w:t>
-      </w:r>
-    </w:p>
-    <w:p>
-      <w:pPr>
-        <w:pStyle w:val="BodyText"/>
-      </w:pPr>
-      <w:r>
-        <w:rPr>
-          <w:b/>
-          <w:bCs/>
-        </w:rPr>
-        <w:t xml:space="preserve">wp-config.php</w:t>
-      </w:r>
-      <w:r>
-        <w:t xml:space="preserve"> </w:t>
-      </w:r>
-      <w:r>
-        <w:t xml:space="preserve">— The primary WordPress configuration file, located in the site’s root directory (or one level above). Contains database credentials, authentication keys, and security constants. File permissions should be restricted to the minimum the deployment requires — typically owner-read-only (</w:t>
-      </w:r>
-      <w:r>
-        <w:rPr>
-          <w:rStyle w:val="VerbatimChar"/>
-        </w:rPr>
-        <w:t xml:space="preserve">400</w:t>
+        <w:t xml:space="preserve">Zero-day</w:t>
+      </w:r>
+      <w:r>
+        <w:t xml:space="preserve"> </w:t>
+      </w:r>
+      <w:r>
+        <w:t xml:space="preserve">— A vulnerability that is publicly unknown and unpatched—the vendor has had</w:t>
+      </w:r>
+      <w:r>
+        <w:t xml:space="preserve"> </w:t>
+      </w:r>
+      <w:r>
+        <w:t xml:space="preserve">“zero days”</w:t>
+      </w:r>
+      <w:r>
+        <w:t xml:space="preserve"> </w:t>
+      </w:r>
+      <w:r>
+        <w:t xml:space="preserve">to address it. In formal writing, prefer</w:t>
+      </w:r>
+      <w:r>
+        <w:t xml:space="preserve"> </w:t>
+      </w:r>
+      <w:r>
+        <w:t xml:space="preserve">“previously undisclosed vulnerability”</w:t>
       </w:r>
       <w:r>
         <w:t xml:space="preserve"> </w:t>
@@ -9408,453 +10224,6 @@
         <w:t xml:space="preserve"> </w:t>
       </w:r>
       <w:r>
-        <w:rPr>
-          <w:rStyle w:val="VerbatimChar"/>
-        </w:rPr>
-        <w:t xml:space="preserve">440</w:t>
-      </w:r>
-      <w:r>
-        <w:t xml:space="preserve">) as the preferred steady state, with</w:t>
-      </w:r>
-      <w:r>
-        <w:t xml:space="preserve"> </w:t>
-      </w:r>
-      <w:r>
-        <w:rPr>
-          <w:rStyle w:val="VerbatimChar"/>
-        </w:rPr>
-        <w:t xml:space="preserve">600</w:t>
-      </w:r>
-      <w:r>
-        <w:t xml:space="preserve"> </w:t>
-      </w:r>
-      <w:r>
-        <w:t xml:space="preserve">or</w:t>
-      </w:r>
-      <w:r>
-        <w:t xml:space="preserve"> </w:t>
-      </w:r>
-      <w:r>
-        <w:rPr>
-          <w:rStyle w:val="VerbatimChar"/>
-        </w:rPr>
-        <w:t xml:space="preserve">640</w:t>
-      </w:r>
-      <w:r>
-        <w:t xml:space="preserve"> </w:t>
-      </w:r>
-      <w:r>
-        <w:t xml:space="preserve">used only when deployment automation requires write access. See §3.7 for guidance on writing about context-dependent configurations.</w:t>
-      </w:r>
-    </w:p>
-    <w:p>
-      <w:pPr>
-        <w:pStyle w:val="BodyText"/>
-      </w:pPr>
-      <w:r>
-        <w:rPr>
-          <w:b/>
-          <w:bCs/>
-        </w:rPr>
-        <w:t xml:space="preserve">WP-CLI</w:t>
-      </w:r>
-      <w:r>
-        <w:t xml:space="preserve"> </w:t>
-      </w:r>
-      <w:r>
-        <w:t xml:space="preserve">— The official command-line interface for WordPress. WP-CLI allows administrators to manage WordPress installations without a web browser — performing tasks such as updating plugins, managing users, running database operations, and verifying file integrity (</w:t>
-      </w:r>
-      <w:r>
-        <w:rPr>
-          <w:rStyle w:val="VerbatimChar"/>
-        </w:rPr>
-        <w:t xml:space="preserve">wp core verify-checksums</w:t>
-      </w:r>
-      <w:r>
-        <w:t xml:space="preserve">,</w:t>
-      </w:r>
-      <w:r>
-        <w:t xml:space="preserve"> </w:t>
-      </w:r>
-      <w:r>
-        <w:rPr>
-          <w:rStyle w:val="VerbatimChar"/>
-        </w:rPr>
-        <w:t xml:space="preserve">wp plugin verify-checksums</w:t>
-      </w:r>
-      <w:r>
-        <w:t xml:space="preserve">). Always written as</w:t>
-      </w:r>
-      <w:r>
-        <w:t xml:space="preserve"> </w:t>
-      </w:r>
-      <w:r>
-        <w:t xml:space="preserve">“WP-CLI”</w:t>
-      </w:r>
-      <w:r>
-        <w:t xml:space="preserve"> </w:t>
-      </w:r>
-      <w:r>
-        <w:t xml:space="preserve">(hyphenated, all caps). See also:</w:t>
-      </w:r>
-      <w:r>
-        <w:t xml:space="preserve"> </w:t>
-      </w:r>
-      <w:r>
-        <w:rPr>
-          <w:i/>
-          <w:iCs/>
-        </w:rPr>
-        <w:t xml:space="preserve">wp-admin</w:t>
-      </w:r>
-      <w:r>
-        <w:t xml:space="preserve">.</w:t>
-      </w:r>
-    </w:p>
-    <w:p>
-      <w:pPr>
-        <w:pStyle w:val="BodyText"/>
-      </w:pPr>
-      <w:r>
-        <w:rPr>
-          <w:b/>
-          <w:bCs/>
-        </w:rPr>
-        <w:t xml:space="preserve">WP-Cron</w:t>
-      </w:r>
-      <w:r>
-        <w:t xml:space="preserve"> </w:t>
-      </w:r>
-      <w:r>
-        <w:t xml:space="preserve">— WordPress’s built-in task scheduling system, which triggers scheduled events (such as publishing scheduled posts, checking for updates, and running cleanup tasks) on page load rather than at fixed intervals. Because WP-Cron depends on site traffic, it may fire late on low-traffic sites or cause performance issues on high-traffic sites. The recommended hardening approach is to disable WP-Cron (</w:t>
-      </w:r>
-      <w:r>
-        <w:rPr>
-          <w:rStyle w:val="VerbatimChar"/>
-        </w:rPr>
-        <w:t xml:space="preserve">define( 'DISABLE_WP_CRON', true )</w:t>
-      </w:r>
-      <w:r>
-        <w:t xml:space="preserve"> </w:t>
-      </w:r>
-      <w:r>
-        <w:t xml:space="preserve">in</w:t>
-      </w:r>
-      <w:r>
-        <w:t xml:space="preserve"> </w:t>
-      </w:r>
-      <w:r>
-        <w:rPr>
-          <w:rStyle w:val="VerbatimChar"/>
-        </w:rPr>
-        <w:t xml:space="preserve">wp-config.php</w:t>
-      </w:r>
-      <w:r>
-        <w:t xml:space="preserve">) and replace it with a system-level cron job. Without the constant, a system cron runs in addition to page-load triggers rather than replacing them. See also:</w:t>
-      </w:r>
-      <w:r>
-        <w:t xml:space="preserve"> </w:t>
-      </w:r>
-      <w:r>
-        <w:rPr>
-          <w:i/>
-          <w:iCs/>
-        </w:rPr>
-        <w:t xml:space="preserve">wp-config.php</w:t>
-      </w:r>
-      <w:r>
-        <w:t xml:space="preserve">.</w:t>
-      </w:r>
-    </w:p>
-    <w:p>
-      <w:pPr>
-        <w:pStyle w:val="BodyText"/>
-      </w:pPr>
-      <w:r>
-        <w:rPr>
-          <w:b/>
-          <w:bCs/>
-        </w:rPr>
-        <w:t xml:space="preserve">wp-login.php</w:t>
-      </w:r>
-      <w:r>
-        <w:t xml:space="preserve"> </w:t>
-      </w:r>
-      <w:r>
-        <w:t xml:space="preserve">— The WordPress login form file and URL endpoint (e.g.,</w:t>
-      </w:r>
-      <w:r>
-        <w:t xml:space="preserve"> </w:t>
-      </w:r>
-      <w:r>
-        <w:rPr>
-          <w:rStyle w:val="VerbatimChar"/>
-        </w:rPr>
-        <w:t xml:space="preserve">https://example.com/wp-login.php</w:t>
-      </w:r>
-      <w:r>
-        <w:t xml:space="preserve">). A frequent target for brute-force attacks. Mitigated by rate limiting, 2FA, CAPTCHA, and IP allowlisting. Always written in monospace. See also:</w:t>
-      </w:r>
-      <w:r>
-        <w:t xml:space="preserve"> </w:t>
-      </w:r>
-      <w:r>
-        <w:rPr>
-          <w:i/>
-          <w:iCs/>
-        </w:rPr>
-        <w:t xml:space="preserve">brute-force attack</w:t>
-      </w:r>
-      <w:r>
-        <w:t xml:space="preserve">,</w:t>
-      </w:r>
-      <w:r>
-        <w:t xml:space="preserve"> </w:t>
-      </w:r>
-      <w:r>
-        <w:rPr>
-          <w:i/>
-          <w:iCs/>
-        </w:rPr>
-        <w:t xml:space="preserve">wp-admin</w:t>
-      </w:r>
-      <w:r>
-        <w:t xml:space="preserve">.</w:t>
-      </w:r>
-    </w:p>
-    <w:p>
-      <w:pPr>
-        <w:pStyle w:val="BodyText"/>
-      </w:pPr>
-      <w:r>
-        <w:rPr>
-          <w:b/>
-          <w:bCs/>
-        </w:rPr>
-        <w:t xml:space="preserve">xmlrpc.php</w:t>
-      </w:r>
-      <w:r>
-        <w:t xml:space="preserve"> </w:t>
-      </w:r>
-      <w:r>
-        <w:t xml:space="preserve">— The file implementing the XML-RPC interface in WordPress, located at the site root. A frequent target for brute-force amplification attacks (the</w:t>
-      </w:r>
-      <w:r>
-        <w:t xml:space="preserve"> </w:t>
-      </w:r>
-      <w:r>
-        <w:rPr>
-          <w:rStyle w:val="VerbatimChar"/>
-        </w:rPr>
-        <w:t xml:space="preserve">system.multicall</w:t>
-      </w:r>
-      <w:r>
-        <w:t xml:space="preserve"> </w:t>
-      </w:r>
-      <w:r>
-        <w:t xml:space="preserve">method allows batching multiple login attempts per request). Modern WordPress configurations disable this endpoint at the web server level or via a must-use plugin (</w:t>
-      </w:r>
-      <w:r>
-        <w:rPr>
-          <w:rStyle w:val="VerbatimChar"/>
-        </w:rPr>
-        <w:t xml:space="preserve">add_filter( 'xmlrpc_enabled', '__return_false' )</w:t>
-      </w:r>
-      <w:r>
-        <w:t xml:space="preserve">). Note:</w:t>
-      </w:r>
-      <w:r>
-        <w:t xml:space="preserve"> </w:t>
-      </w:r>
-      <w:r>
-        <w:rPr>
-          <w:rStyle w:val="VerbatimChar"/>
-        </w:rPr>
-        <w:t xml:space="preserve">XMLRPC_REQUEST</w:t>
-      </w:r>
-      <w:r>
-        <w:t xml:space="preserve"> </w:t>
-      </w:r>
-      <w:r>
-        <w:t xml:space="preserve">is a read-only internal constant that WordPress sets during XML-RPC processing — it cannot be used in</w:t>
-      </w:r>
-      <w:r>
-        <w:t xml:space="preserve"> </w:t>
-      </w:r>
-      <w:r>
-        <w:rPr>
-          <w:rStyle w:val="VerbatimChar"/>
-        </w:rPr>
-        <w:t xml:space="preserve">wp-config.php</w:t>
-      </w:r>
-      <w:r>
-        <w:t xml:space="preserve"> </w:t>
-      </w:r>
-      <w:r>
-        <w:t xml:space="preserve">to disable the feature. Always written in monospace. See also:</w:t>
-      </w:r>
-      <w:r>
-        <w:t xml:space="preserve"> </w:t>
-      </w:r>
-      <w:r>
-        <w:rPr>
-          <w:i/>
-          <w:iCs/>
-        </w:rPr>
-        <w:t xml:space="preserve">XML-RPC</w:t>
-      </w:r>
-      <w:r>
-        <w:t xml:space="preserve">,</w:t>
-      </w:r>
-      <w:r>
-        <w:t xml:space="preserve"> </w:t>
-      </w:r>
-      <w:r>
-        <w:rPr>
-          <w:i/>
-          <w:iCs/>
-        </w:rPr>
-        <w:t xml:space="preserve">XXE</w:t>
-      </w:r>
-      <w:r>
-        <w:t xml:space="preserve">.</w:t>
-      </w:r>
-    </w:p>
-    <w:p>
-      <w:pPr>
-        <w:pStyle w:val="BodyText"/>
-      </w:pPr>
-      <w:r>
-        <w:rPr>
-          <w:b/>
-          <w:bCs/>
-        </w:rPr>
-        <w:t xml:space="preserve">XML-RPC</w:t>
-      </w:r>
-      <w:r>
-        <w:t xml:space="preserve"> </w:t>
-      </w:r>
-      <w:r>
-        <w:t xml:space="preserve">— A legacy remote procedure call protocol in WordPress (</w:t>
-      </w:r>
-      <w:r>
-        <w:rPr>
-          <w:rStyle w:val="VerbatimChar"/>
-        </w:rPr>
-        <w:t xml:space="preserve">xmlrpc.php</w:t>
-      </w:r>
-      <w:r>
-        <w:t xml:space="preserve">). Historically used for remote publishing and pingbacks, it is a common target for brute-force amplification attacks. WordPress core mitigates XXE attacks by disabling custom XML entity loading in the XML-RPC handler. Recommended to disable the endpoint entirely unless specifically required. See also:</w:t>
-      </w:r>
-      <w:r>
-        <w:t xml:space="preserve"> </w:t>
-      </w:r>
-      <w:r>
-        <w:rPr>
-          <w:i/>
-          <w:iCs/>
-        </w:rPr>
-        <w:t xml:space="preserve">XXE</w:t>
-      </w:r>
-      <w:r>
-        <w:t xml:space="preserve">.</w:t>
-      </w:r>
-    </w:p>
-    <w:p>
-      <w:pPr>
-        <w:pStyle w:val="BodyText"/>
-      </w:pPr>
-      <w:r>
-        <w:rPr>
-          <w:b/>
-          <w:bCs/>
-        </w:rPr>
-        <w:t xml:space="preserve">XXE (XML eXternal Entity)</w:t>
-      </w:r>
-      <w:r>
-        <w:t xml:space="preserve"> </w:t>
-      </w:r>
-      <w:r>
-        <w:t xml:space="preserve">— An attack against XML parsers that exploits external entity declarations to read local files, perform server-side request forgery, or cause denial of service through entity expansion (</w:t>
-      </w:r>
-      <w:r>
-        <w:t xml:space="preserve">“billion laughs”</w:t>
-      </w:r>
-      <w:r>
-        <w:t xml:space="preserve">). WordPress core mitigates XXE by disabling the loading of custom XML entities in its XML-RPC handler. Disabling XML-RPC entirely provides defense in depth. See also:</w:t>
-      </w:r>
-      <w:r>
-        <w:t xml:space="preserve"> </w:t>
-      </w:r>
-      <w:r>
-        <w:rPr>
-          <w:i/>
-          <w:iCs/>
-        </w:rPr>
-        <w:t xml:space="preserve">XML-RPC</w:t>
-      </w:r>
-      <w:r>
-        <w:t xml:space="preserve">,</w:t>
-      </w:r>
-      <w:r>
-        <w:t xml:space="preserve"> </w:t>
-      </w:r>
-      <w:r>
-        <w:rPr>
-          <w:i/>
-          <w:iCs/>
-        </w:rPr>
-        <w:t xml:space="preserve">xmlrpc.php</w:t>
-      </w:r>
-      <w:r>
-        <w:t xml:space="preserve">.</w:t>
-      </w:r>
-    </w:p>
-    <w:p>
-      <w:pPr>
-        <w:pStyle w:val="BodyText"/>
-      </w:pPr>
-      <w:r>
-        <w:rPr>
-          <w:b/>
-          <w:bCs/>
-        </w:rPr>
-        <w:t xml:space="preserve">Zero-day</w:t>
-      </w:r>
-      <w:r>
-        <w:t xml:space="preserve"> </w:t>
-      </w:r>
-      <w:r>
-        <w:t xml:space="preserve">— A vulnerability that is publicly unknown and unpatched—the vendor has had</w:t>
-      </w:r>
-      <w:r>
-        <w:t xml:space="preserve"> </w:t>
-      </w:r>
-      <w:r>
-        <w:t xml:space="preserve">“zero days”</w:t>
-      </w:r>
-      <w:r>
-        <w:t xml:space="preserve"> </w:t>
-      </w:r>
-      <w:r>
-        <w:t xml:space="preserve">to address it. In formal writing, prefer</w:t>
-      </w:r>
-      <w:r>
-        <w:t xml:space="preserve"> </w:t>
-      </w:r>
-      <w:r>
-        <w:t xml:space="preserve">“previously undisclosed vulnerability”</w:t>
-      </w:r>
-      <w:r>
-        <w:t xml:space="preserve"> </w:t>
-      </w:r>
-      <w:r>
-        <w:t xml:space="preserve">or</w:t>
-      </w:r>
-      <w:r>
-        <w:t xml:space="preserve"> </w:t>
-      </w:r>
-      <w:r>
         <w:t xml:space="preserve">“publicly undisclosed vulnerability.”</w:t>
       </w:r>
       <w:r>
@@ -9882,8 +10251,8 @@
         <w:t xml:space="preserve">— A security model that requires continuous verification of all users and devices, regardless of network location. No user or system is trusted by default. In WordPress, Zero Trust principles inform practices like requiring 2FA, enforcing session limits, and restricting admin access by IP or device.</w:t>
       </w:r>
     </w:p>
-    <w:bookmarkEnd w:id="79"/>
-    <w:bookmarkStart w:id="81" w:name="Xc98ca64413f1be501c67131a536664cca022800"/>
+    <w:bookmarkEnd w:id="59"/>
+    <w:bookmarkStart w:id="61" w:name="Xc98ca64413f1be501c67131a536664cca022800"/>
     <w:p>
       <w:pPr>
         <w:pStyle w:val="Heading2"/>
@@ -10054,7 +10423,7 @@
         <w:t xml:space="preserve">Any technical nuances or environmental factors.</w:t>
       </w:r>
     </w:p>
-    <w:bookmarkStart w:id="80" w:name="X731cb7f475e279d99df4e9ac9396315de09e358"/>
+    <w:bookmarkStart w:id="60" w:name="X731cb7f475e279d99df4e9ac9396315de09e358"/>
     <w:p>
       <w:pPr>
         <w:pStyle w:val="Heading3"/>
@@ -10173,9 +10542,9 @@
         <w:t xml:space="preserve">Marketing communicates via internal project management templates and established notification channels.</w:t>
       </w:r>
     </w:p>
-    <w:bookmarkEnd w:id="80"/>
-    <w:bookmarkEnd w:id="81"/>
-    <w:bookmarkStart w:id="94" w:name="references-and-further-reading"/>
+    <w:bookmarkEnd w:id="60"/>
+    <w:bookmarkEnd w:id="61"/>
+    <w:bookmarkStart w:id="74" w:name="references-and-further-reading"/>
     <w:p>
       <w:pPr>
         <w:pStyle w:val="Heading2"/>
@@ -10203,7 +10572,7 @@
           <w:numId w:val="1022"/>
         </w:numPr>
       </w:pPr>
-      <w:hyperlink r:id="rId51">
+      <w:hyperlink r:id="rId31">
         <w:r>
           <w:rPr>
             <w:rStyle w:val="Hyperlink"/>
@@ -10225,7 +10594,7 @@
           <w:numId w:val="1022"/>
         </w:numPr>
       </w:pPr>
-      <w:hyperlink r:id="rId82">
+      <w:hyperlink r:id="rId62">
         <w:r>
           <w:rPr>
             <w:rStyle w:val="Hyperlink"/>
@@ -10247,7 +10616,7 @@
           <w:numId w:val="1022"/>
         </w:numPr>
       </w:pPr>
-      <w:hyperlink r:id="rId83">
+      <w:hyperlink r:id="rId63">
         <w:r>
           <w:rPr>
             <w:rStyle w:val="Hyperlink"/>
@@ -10269,7 +10638,7 @@
           <w:numId w:val="1022"/>
         </w:numPr>
       </w:pPr>
-      <w:hyperlink r:id="rId84">
+      <w:hyperlink r:id="rId64">
         <w:r>
           <w:rPr>
             <w:rStyle w:val="Hyperlink"/>
@@ -10303,7 +10672,7 @@
           <w:numId w:val="1023"/>
         </w:numPr>
       </w:pPr>
-      <w:hyperlink r:id="rId85">
+      <w:hyperlink r:id="rId65">
         <w:r>
           <w:rPr>
             <w:rStyle w:val="Hyperlink"/>
@@ -10319,7 +10688,7 @@
           <w:numId w:val="1023"/>
         </w:numPr>
       </w:pPr>
-      <w:hyperlink r:id="rId86">
+      <w:hyperlink r:id="rId66">
         <w:r>
           <w:rPr>
             <w:rStyle w:val="Hyperlink"/>
@@ -10335,7 +10704,7 @@
           <w:numId w:val="1023"/>
         </w:numPr>
       </w:pPr>
-      <w:hyperlink r:id="rId87">
+      <w:hyperlink r:id="rId67">
         <w:r>
           <w:rPr>
             <w:rStyle w:val="Hyperlink"/>
@@ -10374,7 +10743,7 @@
           <w:numId w:val="1024"/>
         </w:numPr>
       </w:pPr>
-      <w:hyperlink r:id="rId88">
+      <w:hyperlink r:id="rId68">
         <w:r>
           <w:rPr>
             <w:rStyle w:val="Hyperlink"/>
@@ -10388,7 +10757,7 @@
       <w:r>
         <w:t xml:space="preserve">(</w:t>
       </w:r>
-      <w:hyperlink r:id="rId89">
+      <w:hyperlink r:id="rId69">
         <w:r>
           <w:rPr>
             <w:rStyle w:val="Hyperlink"/>
@@ -10407,7 +10776,7 @@
           <w:numId w:val="1024"/>
         </w:numPr>
       </w:pPr>
-      <w:hyperlink r:id="rId90">
+      <w:hyperlink r:id="rId70">
         <w:r>
           <w:rPr>
             <w:rStyle w:val="Hyperlink"/>
@@ -10423,7 +10792,7 @@
           <w:numId w:val="1024"/>
         </w:numPr>
       </w:pPr>
-      <w:hyperlink r:id="rId91">
+      <w:hyperlink r:id="rId71">
         <w:r>
           <w:rPr>
             <w:rStyle w:val="Hyperlink"/>
@@ -10439,7 +10808,7 @@
           <w:numId w:val="1024"/>
         </w:numPr>
       </w:pPr>
-      <w:hyperlink r:id="rId92">
+      <w:hyperlink r:id="rId72">
         <w:r>
           <w:rPr>
             <w:rStyle w:val="Hyperlink"/>
@@ -10461,7 +10830,7 @@
           <w:numId w:val="1024"/>
         </w:numPr>
       </w:pPr>
-      <w:hyperlink r:id="rId93">
+      <w:hyperlink r:id="rId73">
         <w:r>
           <w:rPr>
             <w:rStyle w:val="Hyperlink"/>
@@ -10476,8 +10845,8 @@
         <w:t xml:space="preserve">— now maintained by Automattic as part of the Jetpack ecosystem.</w:t>
       </w:r>
     </w:p>
-    <w:bookmarkEnd w:id="94"/>
-    <w:bookmarkStart w:id="98" w:name="related-documents"/>
+    <w:bookmarkEnd w:id="74"/>
+    <w:bookmarkStart w:id="78" w:name="related-documents"/>
     <w:p>
       <w:pPr>
         <w:pStyle w:val="Heading2"/>
@@ -10494,7 +10863,7 @@
           <w:numId w:val="1025"/>
         </w:numPr>
       </w:pPr>
-      <w:hyperlink r:id="rId95">
+      <w:hyperlink r:id="rId75">
         <w:r>
           <w:rPr>
             <w:rStyle w:val="Hyperlink"/>
@@ -10519,7 +10888,7 @@
           <w:numId w:val="1025"/>
         </w:numPr>
       </w:pPr>
-      <w:hyperlink r:id="rId96">
+      <w:hyperlink r:id="rId76">
         <w:r>
           <w:rPr>
             <w:rStyle w:val="Hyperlink"/>
@@ -10544,7 +10913,7 @@
           <w:numId w:val="1025"/>
         </w:numPr>
       </w:pPr>
-      <w:hyperlink r:id="rId97">
+      <w:hyperlink r:id="rId77">
         <w:r>
           <w:rPr>
             <w:rStyle w:val="Hyperlink"/>
@@ -10585,7 +10954,7 @@
       <w:r>
         <w:t xml:space="preserve"> </w:t>
       </w:r>
-      <w:hyperlink r:id="rId88">
+      <w:hyperlink r:id="rId68">
         <w:r>
           <w:rPr>
             <w:rStyle w:val="Hyperlink"/>
@@ -10599,7 +10968,7 @@
       <w:r>
         <w:t xml:space="preserve">(</w:t>
       </w:r>
-      <w:hyperlink r:id="rId89">
+      <w:hyperlink r:id="rId69">
         <w:r>
           <w:rPr>
             <w:rStyle w:val="Hyperlink"/>
@@ -10611,8 +10980,8 @@
         <w:t xml:space="preserve">).</w:t>
       </w:r>
     </w:p>
-    <w:bookmarkEnd w:id="98"/>
-    <w:bookmarkStart w:id="100" w:name="license-and-attribution"/>
+    <w:bookmarkEnd w:id="78"/>
+    <w:bookmarkStart w:id="80" w:name="license-and-attribution"/>
     <w:p>
       <w:pPr>
         <w:pStyle w:val="Heading2"/>
@@ -10631,7 +11000,7 @@
       <w:r>
         <w:t xml:space="preserve"> </w:t>
       </w:r>
-      <w:hyperlink r:id="rId99">
+      <w:hyperlink r:id="rId79">
         <w:r>
           <w:rPr>
             <w:rStyle w:val="Hyperlink"/>
@@ -10677,9 +11046,9 @@
         <w:t xml:space="preserve">(2023), used with attribution. AI threat data draws on the Verizon Data Breach Investigations Report (2025) and IBM’s Cost of a Data Breach Report (2025).</w:t>
       </w:r>
     </w:p>
-    <w:bookmarkEnd w:id="100"/>
+    <w:bookmarkEnd w:id="80"/>
     <w:sectPr>
-      <w:footerReference r:id="rId31" w:type="default"/>
+      <w:footerReference r:id="rId9" w:type="default"/>
       <w:footnotePr>
         <w:numRestart w:val="eachSect"/>
       </w:footnotePr>
